--- a/Nhom_9-Checkpoint3.docx
+++ b/Nhom_9-Checkpoint3.docx
@@ -748,7 +748,7 @@
           <w:r>
             <w:fldChar w:fldCharType="separate"/>
           </w:r>
-          <w:hyperlink w:anchor="_Toc226230807" w:history="1">
+          <w:hyperlink w:anchor="_Toc227376770" w:history="1">
             <w:r>
               <w:rPr>
                 <w:rStyle w:val="Hyperlink"/>
@@ -775,7 +775,7 @@
                 <w:noProof/>
                 <w:webHidden/>
               </w:rPr>
-              <w:instrText xml:space="preserve"> PAGEREF _Toc226230807 \h </w:instrText>
+              <w:instrText xml:space="preserve"> PAGEREF _Toc227376770 \h </w:instrText>
             </w:r>
             <w:r>
               <w:rPr>
@@ -822,7 +822,7 @@
               <w14:ligatures w14:val="standardContextual"/>
             </w:rPr>
           </w:pPr>
-          <w:hyperlink w:anchor="_Toc226230808" w:history="1">
+          <w:hyperlink w:anchor="_Toc227376771" w:history="1">
             <w:r>
               <w:rPr>
                 <w:rStyle w:val="Hyperlink"/>
@@ -851,7 +851,7 @@
                 <w:noProof/>
                 <w:webHidden/>
               </w:rPr>
-              <w:instrText xml:space="preserve"> PAGEREF _Toc226230808 \h </w:instrText>
+              <w:instrText xml:space="preserve"> PAGEREF _Toc227376771 \h </w:instrText>
             </w:r>
             <w:r>
               <w:rPr>
@@ -898,7 +898,7 @@
               <w14:ligatures w14:val="standardContextual"/>
             </w:rPr>
           </w:pPr>
-          <w:hyperlink w:anchor="_Toc226230809" w:history="1">
+          <w:hyperlink w:anchor="_Toc227376772" w:history="1">
             <w:r>
               <w:rPr>
                 <w:rStyle w:val="Hyperlink"/>
@@ -927,7 +927,7 @@
                 <w:noProof/>
                 <w:webHidden/>
               </w:rPr>
-              <w:instrText xml:space="preserve"> PAGEREF _Toc226230809 \h </w:instrText>
+              <w:instrText xml:space="preserve"> PAGEREF _Toc227376772 \h </w:instrText>
             </w:r>
             <w:r>
               <w:rPr>
@@ -974,7 +974,7 @@
               <w14:ligatures w14:val="standardContextual"/>
             </w:rPr>
           </w:pPr>
-          <w:hyperlink w:anchor="_Toc226230810" w:history="1">
+          <w:hyperlink w:anchor="_Toc227376773" w:history="1">
             <w:r>
               <w:rPr>
                 <w:rStyle w:val="Hyperlink"/>
@@ -1003,7 +1003,7 @@
                 <w:noProof/>
                 <w:webHidden/>
               </w:rPr>
-              <w:instrText xml:space="preserve"> PAGEREF _Toc226230810 \h </w:instrText>
+              <w:instrText xml:space="preserve"> PAGEREF _Toc227376773 \h </w:instrText>
             </w:r>
             <w:r>
               <w:rPr>
@@ -1050,7 +1050,7 @@
               <w14:ligatures w14:val="standardContextual"/>
             </w:rPr>
           </w:pPr>
-          <w:hyperlink w:anchor="_Toc226230811" w:history="1">
+          <w:hyperlink w:anchor="_Toc227376774" w:history="1">
             <w:r>
               <w:rPr>
                 <w:rStyle w:val="Hyperlink"/>
@@ -1077,7 +1077,7 @@
                 <w:noProof/>
                 <w:webHidden/>
               </w:rPr>
-              <w:instrText xml:space="preserve"> PAGEREF _Toc226230811 \h </w:instrText>
+              <w:instrText xml:space="preserve"> PAGEREF _Toc227376774 \h </w:instrText>
             </w:r>
             <w:r>
               <w:rPr>
@@ -1124,7 +1124,7 @@
               <w14:ligatures w14:val="standardContextual"/>
             </w:rPr>
           </w:pPr>
-          <w:hyperlink w:anchor="_Toc226230812" w:history="1">
+          <w:hyperlink w:anchor="_Toc227376775" w:history="1">
             <w:r>
               <w:rPr>
                 <w:rStyle w:val="Hyperlink"/>
@@ -1151,7 +1151,7 @@
                 <w:noProof/>
                 <w:webHidden/>
               </w:rPr>
-              <w:instrText xml:space="preserve"> PAGEREF _Toc226230812 \h </w:instrText>
+              <w:instrText xml:space="preserve"> PAGEREF _Toc227376775 \h </w:instrText>
             </w:r>
             <w:r>
               <w:rPr>
@@ -1198,7 +1198,7 @@
               <w14:ligatures w14:val="standardContextual"/>
             </w:rPr>
           </w:pPr>
-          <w:hyperlink w:anchor="_Toc226230813" w:history="1">
+          <w:hyperlink w:anchor="_Toc227376776" w:history="1">
             <w:r>
               <w:rPr>
                 <w:rStyle w:val="Hyperlink"/>
@@ -1225,7 +1225,7 @@
                 <w:noProof/>
                 <w:webHidden/>
               </w:rPr>
-              <w:instrText xml:space="preserve"> PAGEREF _Toc226230813 \h </w:instrText>
+              <w:instrText xml:space="preserve"> PAGEREF _Toc227376776 \h </w:instrText>
             </w:r>
             <w:r>
               <w:rPr>
@@ -1272,7 +1272,7 @@
               <w14:ligatures w14:val="standardContextual"/>
             </w:rPr>
           </w:pPr>
-          <w:hyperlink w:anchor="_Toc226230814" w:history="1">
+          <w:hyperlink w:anchor="_Toc227376777" w:history="1">
             <w:r>
               <w:rPr>
                 <w:rStyle w:val="Hyperlink"/>
@@ -1299,7 +1299,7 @@
                 <w:noProof/>
                 <w:webHidden/>
               </w:rPr>
-              <w:instrText xml:space="preserve"> PAGEREF _Toc226230814 \h </w:instrText>
+              <w:instrText xml:space="preserve"> PAGEREF _Toc227376777 \h </w:instrText>
             </w:r>
             <w:r>
               <w:rPr>
@@ -1346,7 +1346,7 @@
               <w14:ligatures w14:val="standardContextual"/>
             </w:rPr>
           </w:pPr>
-          <w:hyperlink w:anchor="_Toc226230815" w:history="1">
+          <w:hyperlink w:anchor="_Toc227376778" w:history="1">
             <w:r>
               <w:rPr>
                 <w:rStyle w:val="Hyperlink"/>
@@ -1373,7 +1373,7 @@
                 <w:noProof/>
                 <w:webHidden/>
               </w:rPr>
-              <w:instrText xml:space="preserve"> PAGEREF _Toc226230815 \h </w:instrText>
+              <w:instrText xml:space="preserve"> PAGEREF _Toc227376778 \h </w:instrText>
             </w:r>
             <w:r>
               <w:rPr>
@@ -1420,7 +1420,7 @@
               <w14:ligatures w14:val="standardContextual"/>
             </w:rPr>
           </w:pPr>
-          <w:hyperlink w:anchor="_Toc226230816" w:history="1">
+          <w:hyperlink w:anchor="_Toc227376779" w:history="1">
             <w:r>
               <w:rPr>
                 <w:rStyle w:val="Hyperlink"/>
@@ -1447,7 +1447,7 @@
                 <w:noProof/>
                 <w:webHidden/>
               </w:rPr>
-              <w:instrText xml:space="preserve"> PAGEREF _Toc226230816 \h </w:instrText>
+              <w:instrText xml:space="preserve"> PAGEREF _Toc227376779 \h </w:instrText>
             </w:r>
             <w:r>
               <w:rPr>
@@ -1494,7 +1494,7 @@
               <w14:ligatures w14:val="standardContextual"/>
             </w:rPr>
           </w:pPr>
-          <w:hyperlink w:anchor="_Toc226230817" w:history="1">
+          <w:hyperlink w:anchor="_Toc227376780" w:history="1">
             <w:r>
               <w:rPr>
                 <w:rStyle w:val="Hyperlink"/>
@@ -1521,7 +1521,7 @@
                 <w:noProof/>
                 <w:webHidden/>
               </w:rPr>
-              <w:instrText xml:space="preserve"> PAGEREF _Toc226230817 \h </w:instrText>
+              <w:instrText xml:space="preserve"> PAGEREF _Toc227376780 \h </w:instrText>
             </w:r>
             <w:r>
               <w:rPr>
@@ -1568,7 +1568,7 @@
               <w14:ligatures w14:val="standardContextual"/>
             </w:rPr>
           </w:pPr>
-          <w:hyperlink w:anchor="_Toc226230818" w:history="1">
+          <w:hyperlink w:anchor="_Toc227376781" w:history="1">
             <w:r>
               <w:rPr>
                 <w:rStyle w:val="Hyperlink"/>
@@ -1595,7 +1595,7 @@
                 <w:noProof/>
                 <w:webHidden/>
               </w:rPr>
-              <w:instrText xml:space="preserve"> PAGEREF _Toc226230818 \h </w:instrText>
+              <w:instrText xml:space="preserve"> PAGEREF _Toc227376781 \h </w:instrText>
             </w:r>
             <w:r>
               <w:rPr>
@@ -1642,7 +1642,7 @@
               <w14:ligatures w14:val="standardContextual"/>
             </w:rPr>
           </w:pPr>
-          <w:hyperlink w:anchor="_Toc226230819" w:history="1">
+          <w:hyperlink w:anchor="_Toc227376782" w:history="1">
             <w:r>
               <w:rPr>
                 <w:rStyle w:val="Hyperlink"/>
@@ -1669,7 +1669,7 @@
                 <w:noProof/>
                 <w:webHidden/>
               </w:rPr>
-              <w:instrText xml:space="preserve"> PAGEREF _Toc226230819 \h </w:instrText>
+              <w:instrText xml:space="preserve"> PAGEREF _Toc227376782 \h </w:instrText>
             </w:r>
             <w:r>
               <w:rPr>
@@ -1716,7 +1716,7 @@
               <w14:ligatures w14:val="standardContextual"/>
             </w:rPr>
           </w:pPr>
-          <w:hyperlink w:anchor="_Toc226230820" w:history="1">
+          <w:hyperlink w:anchor="_Toc227376783" w:history="1">
             <w:r>
               <w:rPr>
                 <w:rStyle w:val="Hyperlink"/>
@@ -1743,7 +1743,7 @@
                 <w:noProof/>
                 <w:webHidden/>
               </w:rPr>
-              <w:instrText xml:space="preserve"> PAGEREF _Toc226230820 \h </w:instrText>
+              <w:instrText xml:space="preserve"> PAGEREF _Toc227376783 \h </w:instrText>
             </w:r>
             <w:r>
               <w:rPr>
@@ -1790,7 +1790,7 @@
               <w14:ligatures w14:val="standardContextual"/>
             </w:rPr>
           </w:pPr>
-          <w:hyperlink w:anchor="_Toc226230821" w:history="1">
+          <w:hyperlink w:anchor="_Toc227376784" w:history="1">
             <w:r>
               <w:rPr>
                 <w:rStyle w:val="Hyperlink"/>
@@ -1817,7 +1817,7 @@
                 <w:noProof/>
                 <w:webHidden/>
               </w:rPr>
-              <w:instrText xml:space="preserve"> PAGEREF _Toc226230821 \h </w:instrText>
+              <w:instrText xml:space="preserve"> PAGEREF _Toc227376784 \h </w:instrText>
             </w:r>
             <w:r>
               <w:rPr>
@@ -1864,7 +1864,7 @@
               <w14:ligatures w14:val="standardContextual"/>
             </w:rPr>
           </w:pPr>
-          <w:hyperlink w:anchor="_Toc226230822" w:history="1">
+          <w:hyperlink w:anchor="_Toc227376785" w:history="1">
             <w:r>
               <w:rPr>
                 <w:rStyle w:val="Hyperlink"/>
@@ -1891,7 +1891,7 @@
                 <w:noProof/>
                 <w:webHidden/>
               </w:rPr>
-              <w:instrText xml:space="preserve"> PAGEREF _Toc226230822 \h </w:instrText>
+              <w:instrText xml:space="preserve"> PAGEREF _Toc227376785 \h </w:instrText>
             </w:r>
             <w:r>
               <w:rPr>
@@ -1938,7 +1938,7 @@
               <w14:ligatures w14:val="standardContextual"/>
             </w:rPr>
           </w:pPr>
-          <w:hyperlink w:anchor="_Toc226230823" w:history="1">
+          <w:hyperlink w:anchor="_Toc227376786" w:history="1">
             <w:r>
               <w:rPr>
                 <w:rStyle w:val="Hyperlink"/>
@@ -1965,7 +1965,7 @@
                 <w:noProof/>
                 <w:webHidden/>
               </w:rPr>
-              <w:instrText xml:space="preserve"> PAGEREF _Toc226230823 \h </w:instrText>
+              <w:instrText xml:space="preserve"> PAGEREF _Toc227376786 \h </w:instrText>
             </w:r>
             <w:r>
               <w:rPr>
@@ -2012,7 +2012,7 @@
               <w14:ligatures w14:val="standardContextual"/>
             </w:rPr>
           </w:pPr>
-          <w:hyperlink w:anchor="_Toc226230824" w:history="1">
+          <w:hyperlink w:anchor="_Toc227376787" w:history="1">
             <w:r>
               <w:rPr>
                 <w:rStyle w:val="Hyperlink"/>
@@ -2039,7 +2039,7 @@
                 <w:noProof/>
                 <w:webHidden/>
               </w:rPr>
-              <w:instrText xml:space="preserve"> PAGEREF _Toc226230824 \h </w:instrText>
+              <w:instrText xml:space="preserve"> PAGEREF _Toc227376787 \h </w:instrText>
             </w:r>
             <w:r>
               <w:rPr>
@@ -2086,7 +2086,7 @@
               <w14:ligatures w14:val="standardContextual"/>
             </w:rPr>
           </w:pPr>
-          <w:hyperlink w:anchor="_Toc226230825" w:history="1">
+          <w:hyperlink w:anchor="_Toc227376788" w:history="1">
             <w:r>
               <w:rPr>
                 <w:rStyle w:val="Hyperlink"/>
@@ -2113,7 +2113,7 @@
                 <w:noProof/>
                 <w:webHidden/>
               </w:rPr>
-              <w:instrText xml:space="preserve"> PAGEREF _Toc226230825 \h </w:instrText>
+              <w:instrText xml:space="preserve"> PAGEREF _Toc227376788 \h </w:instrText>
             </w:r>
             <w:r>
               <w:rPr>
@@ -2160,7 +2160,7 @@
               <w14:ligatures w14:val="standardContextual"/>
             </w:rPr>
           </w:pPr>
-          <w:hyperlink w:anchor="_Toc226230826" w:history="1">
+          <w:hyperlink w:anchor="_Toc227376789" w:history="1">
             <w:r>
               <w:rPr>
                 <w:rStyle w:val="Hyperlink"/>
@@ -2187,7 +2187,7 @@
                 <w:noProof/>
                 <w:webHidden/>
               </w:rPr>
-              <w:instrText xml:space="preserve"> PAGEREF _Toc226230826 \h </w:instrText>
+              <w:instrText xml:space="preserve"> PAGEREF _Toc227376789 \h </w:instrText>
             </w:r>
             <w:r>
               <w:rPr>
@@ -2234,7 +2234,7 @@
               <w14:ligatures w14:val="standardContextual"/>
             </w:rPr>
           </w:pPr>
-          <w:hyperlink w:anchor="_Toc226230827" w:history="1">
+          <w:hyperlink w:anchor="_Toc227376790" w:history="1">
             <w:r>
               <w:rPr>
                 <w:rStyle w:val="Hyperlink"/>
@@ -2261,7 +2261,7 @@
                 <w:noProof/>
                 <w:webHidden/>
               </w:rPr>
-              <w:instrText xml:space="preserve"> PAGEREF _Toc226230827 \h </w:instrText>
+              <w:instrText xml:space="preserve"> PAGEREF _Toc227376790 \h </w:instrText>
             </w:r>
             <w:r>
               <w:rPr>
@@ -2308,7 +2308,7 @@
               <w14:ligatures w14:val="standardContextual"/>
             </w:rPr>
           </w:pPr>
-          <w:hyperlink w:anchor="_Toc226230828" w:history="1">
+          <w:hyperlink w:anchor="_Toc227376791" w:history="1">
             <w:r>
               <w:rPr>
                 <w:rStyle w:val="Hyperlink"/>
@@ -2335,7 +2335,7 @@
                 <w:noProof/>
                 <w:webHidden/>
               </w:rPr>
-              <w:instrText xml:space="preserve"> PAGEREF _Toc226230828 \h </w:instrText>
+              <w:instrText xml:space="preserve"> PAGEREF _Toc227376791 \h </w:instrText>
             </w:r>
             <w:r>
               <w:rPr>
@@ -2382,7 +2382,7 @@
               <w14:ligatures w14:val="standardContextual"/>
             </w:rPr>
           </w:pPr>
-          <w:hyperlink w:anchor="_Toc226230829" w:history="1">
+          <w:hyperlink w:anchor="_Toc227376792" w:history="1">
             <w:r>
               <w:rPr>
                 <w:rStyle w:val="Hyperlink"/>
@@ -2409,7 +2409,7 @@
                 <w:noProof/>
                 <w:webHidden/>
               </w:rPr>
-              <w:instrText xml:space="preserve"> PAGEREF _Toc226230829 \h </w:instrText>
+              <w:instrText xml:space="preserve"> PAGEREF _Toc227376792 \h </w:instrText>
             </w:r>
             <w:r>
               <w:rPr>
@@ -2456,7 +2456,7 @@
               <w14:ligatures w14:val="standardContextual"/>
             </w:rPr>
           </w:pPr>
-          <w:hyperlink w:anchor="_Toc226230830" w:history="1">
+          <w:hyperlink w:anchor="_Toc227376793" w:history="1">
             <w:r>
               <w:rPr>
                 <w:rStyle w:val="Hyperlink"/>
@@ -2483,7 +2483,7 @@
                 <w:noProof/>
                 <w:webHidden/>
               </w:rPr>
-              <w:instrText xml:space="preserve"> PAGEREF _Toc226230830 \h </w:instrText>
+              <w:instrText xml:space="preserve"> PAGEREF _Toc227376793 \h </w:instrText>
             </w:r>
             <w:r>
               <w:rPr>
@@ -2530,7 +2530,7 @@
               <w14:ligatures w14:val="standardContextual"/>
             </w:rPr>
           </w:pPr>
-          <w:hyperlink w:anchor="_Toc226230831" w:history="1">
+          <w:hyperlink w:anchor="_Toc227376794" w:history="1">
             <w:r>
               <w:rPr>
                 <w:rStyle w:val="Hyperlink"/>
@@ -2558,7 +2558,7 @@
                 <w:noProof/>
                 <w:webHidden/>
               </w:rPr>
-              <w:instrText xml:space="preserve"> PAGEREF _Toc226230831 \h </w:instrText>
+              <w:instrText xml:space="preserve"> PAGEREF _Toc227376794 \h </w:instrText>
             </w:r>
             <w:r>
               <w:rPr>
@@ -2578,7 +2578,303 @@
                 <w:noProof/>
                 <w:webHidden/>
               </w:rPr>
+              <w:t>15</w:t>
+            </w:r>
+            <w:r>
+              <w:rPr>
+                <w:noProof/>
+                <w:webHidden/>
+              </w:rPr>
+              <w:fldChar w:fldCharType="end"/>
+            </w:r>
+          </w:hyperlink>
+        </w:p>
+        <w:p>
+          <w:pPr>
+            <w:pStyle w:val="TOC2"/>
+            <w:tabs>
+              <w:tab w:val="right" w:pos="9350"/>
+            </w:tabs>
+            <w:rPr>
+              <w:rFonts w:asciiTheme="minorHAnsi" w:eastAsiaTheme="minorEastAsia" w:hAnsiTheme="minorHAnsi" w:cstheme="minorBidi"/>
+              <w:noProof/>
+              <w:color w:val="auto"/>
+              <w:kern w:val="2"/>
+              <w:sz w:val="24"/>
+              <w:szCs w:val="24"/>
+              <w14:ligatures w14:val="standardContextual"/>
+            </w:rPr>
+          </w:pPr>
+          <w:hyperlink w:anchor="_Toc227376795" w:history="1">
+            <w:r>
+              <w:rPr>
+                <w:rStyle w:val="Hyperlink"/>
+                <w:noProof/>
+              </w:rPr>
+              <w:t>2..4. Sơ đồ quan hệ của các đối tượng (Entity Relationship Diagram)</w:t>
+            </w:r>
+            <w:r>
+              <w:rPr>
+                <w:noProof/>
+                <w:webHidden/>
+              </w:rPr>
+              <w:tab/>
+            </w:r>
+            <w:r>
+              <w:rPr>
+                <w:noProof/>
+                <w:webHidden/>
+              </w:rPr>
+              <w:fldChar w:fldCharType="begin"/>
+            </w:r>
+            <w:r>
+              <w:rPr>
+                <w:noProof/>
+                <w:webHidden/>
+              </w:rPr>
+              <w:instrText xml:space="preserve"> PAGEREF _Toc227376795 \h </w:instrText>
+            </w:r>
+            <w:r>
+              <w:rPr>
+                <w:noProof/>
+                <w:webHidden/>
+              </w:rPr>
+            </w:r>
+            <w:r>
+              <w:rPr>
+                <w:noProof/>
+                <w:webHidden/>
+              </w:rPr>
+              <w:fldChar w:fldCharType="separate"/>
+            </w:r>
+            <w:r>
+              <w:rPr>
+                <w:noProof/>
+                <w:webHidden/>
+              </w:rPr>
+              <w:t>16</w:t>
+            </w:r>
+            <w:r>
+              <w:rPr>
+                <w:noProof/>
+                <w:webHidden/>
+              </w:rPr>
+              <w:fldChar w:fldCharType="end"/>
+            </w:r>
+          </w:hyperlink>
+        </w:p>
+        <w:p>
+          <w:pPr>
+            <w:pStyle w:val="TOC2"/>
+            <w:tabs>
+              <w:tab w:val="right" w:pos="9350"/>
+            </w:tabs>
+            <w:rPr>
+              <w:rFonts w:asciiTheme="minorHAnsi" w:eastAsiaTheme="minorEastAsia" w:hAnsiTheme="minorHAnsi" w:cstheme="minorBidi"/>
+              <w:noProof/>
+              <w:color w:val="auto"/>
+              <w:kern w:val="2"/>
+              <w:sz w:val="24"/>
+              <w:szCs w:val="24"/>
+              <w14:ligatures w14:val="standardContextual"/>
+            </w:rPr>
+          </w:pPr>
+          <w:hyperlink w:anchor="_Toc227376796" w:history="1">
+            <w:r>
+              <w:rPr>
+                <w:rStyle w:val="Hyperlink"/>
+                <w:noProof/>
+              </w:rPr>
+              <w:t>2.5. Sơ đồ usecase diagram</w:t>
+            </w:r>
+            <w:r>
+              <w:rPr>
+                <w:noProof/>
+                <w:webHidden/>
+              </w:rPr>
+              <w:tab/>
+            </w:r>
+            <w:r>
+              <w:rPr>
+                <w:noProof/>
+                <w:webHidden/>
+              </w:rPr>
+              <w:fldChar w:fldCharType="begin"/>
+            </w:r>
+            <w:r>
+              <w:rPr>
+                <w:noProof/>
+                <w:webHidden/>
+              </w:rPr>
+              <w:instrText xml:space="preserve"> PAGEREF _Toc227376796 \h </w:instrText>
+            </w:r>
+            <w:r>
+              <w:rPr>
+                <w:noProof/>
+                <w:webHidden/>
+              </w:rPr>
+            </w:r>
+            <w:r>
+              <w:rPr>
+                <w:noProof/>
+                <w:webHidden/>
+              </w:rPr>
+              <w:fldChar w:fldCharType="separate"/>
+            </w:r>
+            <w:r>
+              <w:rPr>
+                <w:noProof/>
+                <w:webHidden/>
+              </w:rPr>
               <w:t>17</w:t>
+            </w:r>
+            <w:r>
+              <w:rPr>
+                <w:noProof/>
+                <w:webHidden/>
+              </w:rPr>
+              <w:fldChar w:fldCharType="end"/>
+            </w:r>
+          </w:hyperlink>
+        </w:p>
+        <w:p>
+          <w:pPr>
+            <w:pStyle w:val="TOC2"/>
+            <w:tabs>
+              <w:tab w:val="right" w:pos="9350"/>
+            </w:tabs>
+            <w:rPr>
+              <w:rFonts w:asciiTheme="minorHAnsi" w:eastAsiaTheme="minorEastAsia" w:hAnsiTheme="minorHAnsi" w:cstheme="minorBidi"/>
+              <w:noProof/>
+              <w:color w:val="auto"/>
+              <w:kern w:val="2"/>
+              <w:sz w:val="24"/>
+              <w:szCs w:val="24"/>
+              <w14:ligatures w14:val="standardContextual"/>
+            </w:rPr>
+          </w:pPr>
+          <w:hyperlink w:anchor="_Toc227376797" w:history="1">
+            <w:r>
+              <w:rPr>
+                <w:rStyle w:val="Hyperlink"/>
+                <w:noProof/>
+              </w:rPr>
+              <w:t>2.6. Sơ đồ dataflow diagram</w:t>
+            </w:r>
+            <w:r>
+              <w:rPr>
+                <w:noProof/>
+                <w:webHidden/>
+              </w:rPr>
+              <w:tab/>
+            </w:r>
+            <w:r>
+              <w:rPr>
+                <w:noProof/>
+                <w:webHidden/>
+              </w:rPr>
+              <w:fldChar w:fldCharType="begin"/>
+            </w:r>
+            <w:r>
+              <w:rPr>
+                <w:noProof/>
+                <w:webHidden/>
+              </w:rPr>
+              <w:instrText xml:space="preserve"> PAGEREF _Toc227376797 \h </w:instrText>
+            </w:r>
+            <w:r>
+              <w:rPr>
+                <w:noProof/>
+                <w:webHidden/>
+              </w:rPr>
+            </w:r>
+            <w:r>
+              <w:rPr>
+                <w:noProof/>
+                <w:webHidden/>
+              </w:rPr>
+              <w:fldChar w:fldCharType="separate"/>
+            </w:r>
+            <w:r>
+              <w:rPr>
+                <w:noProof/>
+                <w:webHidden/>
+              </w:rPr>
+              <w:t>20</w:t>
+            </w:r>
+            <w:r>
+              <w:rPr>
+                <w:noProof/>
+                <w:webHidden/>
+              </w:rPr>
+              <w:fldChar w:fldCharType="end"/>
+            </w:r>
+          </w:hyperlink>
+        </w:p>
+        <w:p>
+          <w:pPr>
+            <w:pStyle w:val="TOC2"/>
+            <w:tabs>
+              <w:tab w:val="right" w:pos="9350"/>
+            </w:tabs>
+            <w:rPr>
+              <w:rFonts w:asciiTheme="minorHAnsi" w:eastAsiaTheme="minorEastAsia" w:hAnsiTheme="minorHAnsi" w:cstheme="minorBidi"/>
+              <w:noProof/>
+              <w:color w:val="auto"/>
+              <w:kern w:val="2"/>
+              <w:sz w:val="24"/>
+              <w:szCs w:val="24"/>
+              <w14:ligatures w14:val="standardContextual"/>
+            </w:rPr>
+          </w:pPr>
+          <w:hyperlink w:anchor="_Toc227376798" w:history="1">
+            <w:r>
+              <w:rPr>
+                <w:rStyle w:val="Hyperlink"/>
+                <w:noProof/>
+              </w:rPr>
+              <w:t>2.7. Sơ đồ Sequence Diagram</w:t>
+            </w:r>
+            <w:r>
+              <w:rPr>
+                <w:noProof/>
+                <w:webHidden/>
+              </w:rPr>
+              <w:tab/>
+            </w:r>
+            <w:r>
+              <w:rPr>
+                <w:noProof/>
+                <w:webHidden/>
+              </w:rPr>
+              <w:fldChar w:fldCharType="begin"/>
+            </w:r>
+            <w:r>
+              <w:rPr>
+                <w:noProof/>
+                <w:webHidden/>
+              </w:rPr>
+              <w:instrText xml:space="preserve"> PAGEREF _Toc227376798 \h </w:instrText>
+            </w:r>
+            <w:r>
+              <w:rPr>
+                <w:noProof/>
+                <w:webHidden/>
+              </w:rPr>
+            </w:r>
+            <w:r>
+              <w:rPr>
+                <w:noProof/>
+                <w:webHidden/>
+              </w:rPr>
+              <w:fldChar w:fldCharType="separate"/>
+            </w:r>
+            <w:r>
+              <w:rPr>
+                <w:noProof/>
+                <w:webHidden/>
+              </w:rPr>
+              <w:t>28</w:t>
             </w:r>
             <w:r>
               <w:rPr>
@@ -2629,7 +2925,7 @@
       <w:r>
         <w:br w:type="page"/>
       </w:r>
-      <w:bookmarkStart w:id="1" w:name="_Toc226230807"/>
+      <w:bookmarkStart w:id="1" w:name="_Toc227376770"/>
       <w:r>
         <w:lastRenderedPageBreak/>
         <w:t>Chương 1: Giới thiệu đề tài</w:t>
@@ -2645,7 +2941,7 @@
           <w:bCs/>
         </w:rPr>
       </w:pPr>
-      <w:bookmarkStart w:id="2" w:name="_Toc226230808"/>
+      <w:bookmarkStart w:id="2" w:name="_Toc227376771"/>
       <w:r>
         <w:rPr>
           <w:rFonts w:eastAsia="Times New Roman" w:cs="Times New Roman"/>
@@ -2792,7 +3088,7 @@
           <w:bCs/>
         </w:rPr>
       </w:pPr>
-      <w:bookmarkStart w:id="3" w:name="_Toc226230809"/>
+      <w:bookmarkStart w:id="3" w:name="_Toc227376772"/>
       <w:r>
         <w:rPr>
           <w:rFonts w:eastAsia="Times New Roman" w:cs="Times New Roman"/>
@@ -3012,7 +3308,7 @@
           <w:bCs/>
         </w:rPr>
       </w:pPr>
-      <w:bookmarkStart w:id="4" w:name="_Toc226230810"/>
+      <w:bookmarkStart w:id="4" w:name="_Toc227376773"/>
       <w:r>
         <w:rPr>
           <w:rFonts w:eastAsia="Times New Roman" w:cs="Times New Roman"/>
@@ -3026,7 +3322,7 @@
       <w:pPr>
         <w:pStyle w:val="Heading3"/>
       </w:pPr>
-      <w:bookmarkStart w:id="5" w:name="_Toc226230811"/>
+      <w:bookmarkStart w:id="5" w:name="_Toc227376774"/>
       <w:r>
         <w:t>1.3.1 Phạm vi người dùng</w:t>
       </w:r>
@@ -3261,7 +3557,7 @@
       <w:pPr>
         <w:pStyle w:val="Heading3"/>
       </w:pPr>
-      <w:bookmarkStart w:id="6" w:name="_Toc226230812"/>
+      <w:bookmarkStart w:id="6" w:name="_Toc227376775"/>
       <w:r>
         <w:t>1.3.2 Phạm vi chức năng</w:t>
       </w:r>
@@ -3604,7 +3900,7 @@
       <w:pPr>
         <w:pStyle w:val="Heading3"/>
       </w:pPr>
-      <w:bookmarkStart w:id="7" w:name="_Toc226230813"/>
+      <w:bookmarkStart w:id="7" w:name="_Toc227376776"/>
       <w:r>
         <w:t>1.3.3 Phạm vi dữ liệu</w:t>
       </w:r>
@@ -3769,19 +4065,10 @@
       <w:r>
         <w:br w:type="page"/>
       </w:r>
-      <w:bookmarkStart w:id="8" w:name="_Toc226230814"/>
+      <w:bookmarkStart w:id="8" w:name="_Toc227376777"/>
       <w:r>
         <w:lastRenderedPageBreak/>
-        <w:t xml:space="preserve">Chương </w:t>
-      </w:r>
-      <w:r>
-        <w:t>2</w:t>
-      </w:r>
-      <w:r>
-        <w:t xml:space="preserve">: </w:t>
-      </w:r>
-      <w:r>
-        <w:t>Xác định thực thể, quan hệ và mô hình dữ liệu bài toán</w:t>
+        <w:t>Chương 2: Xác định thực thể, quan hệ và mô hình dữ liệu bài toán</w:t>
       </w:r>
       <w:bookmarkEnd w:id="8"/>
     </w:p>
@@ -3789,7 +4076,7 @@
       <w:pPr>
         <w:pStyle w:val="Heading2"/>
       </w:pPr>
-      <w:bookmarkStart w:id="9" w:name="_Toc226230815"/>
+      <w:bookmarkStart w:id="9" w:name="_Toc227376778"/>
       <w:r>
         <w:t>2.1. Xác định các thực thể bài toán</w:t>
       </w:r>
@@ -3843,15 +4130,9 @@
       <w:pPr>
         <w:pStyle w:val="Heading3"/>
       </w:pPr>
-      <w:bookmarkStart w:id="10" w:name="_Toc226230816"/>
+      <w:bookmarkStart w:id="10" w:name="_Toc227376779"/>
       <w:r>
-        <w:t>2.</w:t>
-      </w:r>
-      <w:r>
-        <w:t>1</w:t>
-      </w:r>
-      <w:r>
-        <w:t>.1 Nhóm thực thể Tổ chức (Organization)</w:t>
+        <w:t>2.1.1 Nhóm thực thể Tổ chức (Organization)</w:t>
       </w:r>
       <w:bookmarkEnd w:id="10"/>
     </w:p>
@@ -4126,7 +4407,7 @@
       <w:pPr>
         <w:pStyle w:val="Heading3"/>
       </w:pPr>
-      <w:bookmarkStart w:id="11" w:name="_Toc226230817"/>
+      <w:bookmarkStart w:id="11" w:name="_Toc227376780"/>
       <w:r>
         <w:t>2.2.2 Nhóm thực thể Địa lý &amp; GIS (Geospatial)</w:t>
       </w:r>
@@ -4331,7 +4612,7 @@
       <w:pPr>
         <w:pStyle w:val="Heading3"/>
       </w:pPr>
-      <w:bookmarkStart w:id="12" w:name="_Toc226230818"/>
+      <w:bookmarkStart w:id="12" w:name="_Toc227376781"/>
       <w:r>
         <w:t>2.2.3 Nhóm thực thể Vận hành (Operational)</w:t>
       </w:r>
@@ -4533,7 +4814,7 @@
       <w:pPr>
         <w:pStyle w:val="Heading2"/>
       </w:pPr>
-      <w:bookmarkStart w:id="13" w:name="_Toc226230819"/>
+      <w:bookmarkStart w:id="13" w:name="_Toc227376782"/>
       <w:r>
         <w:t>2.</w:t>
       </w:r>
@@ -4549,7 +4830,7 @@
       <w:pPr>
         <w:pStyle w:val="Heading3"/>
       </w:pPr>
-      <w:bookmarkStart w:id="14" w:name="_Toc226230820"/>
+      <w:bookmarkStart w:id="14" w:name="_Toc227376783"/>
       <w:r>
         <w:t>2.</w:t>
       </w:r>
@@ -5091,15 +5372,9 @@
       <w:pPr>
         <w:pStyle w:val="Heading3"/>
       </w:pPr>
-      <w:bookmarkStart w:id="15" w:name="_Toc226230821"/>
+      <w:bookmarkStart w:id="15" w:name="_Toc227376784"/>
       <w:r>
-        <w:t>2.</w:t>
-      </w:r>
-      <w:r>
-        <w:t>2</w:t>
-      </w:r>
-      <w:r>
-        <w:t>.2 EMPLOYEE</w:t>
+        <w:t>2.2.2 EMPLOYEE</w:t>
       </w:r>
       <w:bookmarkEnd w:id="15"/>
     </w:p>
@@ -5915,7 +6190,7 @@
       <w:pPr>
         <w:pStyle w:val="Heading3"/>
       </w:pPr>
-      <w:bookmarkStart w:id="16" w:name="_Toc226230822"/>
+      <w:bookmarkStart w:id="16" w:name="_Toc227376785"/>
       <w:r>
         <w:t>2.</w:t>
       </w:r>
@@ -6657,7 +6932,7 @@
       <w:pPr>
         <w:pStyle w:val="Heading3"/>
       </w:pPr>
-      <w:bookmarkStart w:id="17" w:name="_Toc226230823"/>
+      <w:bookmarkStart w:id="17" w:name="_Toc227376786"/>
       <w:r>
         <w:t>2.</w:t>
       </w:r>
@@ -7398,7 +7673,7 @@
       <w:pPr>
         <w:pStyle w:val="Heading3"/>
       </w:pPr>
-      <w:bookmarkStart w:id="18" w:name="_Toc226230824"/>
+      <w:bookmarkStart w:id="18" w:name="_Toc227376787"/>
       <w:r>
         <w:t>2.</w:t>
       </w:r>
@@ -8136,7 +8411,7 @@
       <w:pPr>
         <w:pStyle w:val="Heading3"/>
       </w:pPr>
-      <w:bookmarkStart w:id="19" w:name="_Toc226230825"/>
+      <w:bookmarkStart w:id="19" w:name="_Toc227376788"/>
       <w:r>
         <w:t>2.</w:t>
       </w:r>
@@ -8874,7 +9149,7 @@
       <w:pPr>
         <w:pStyle w:val="Heading3"/>
       </w:pPr>
-      <w:bookmarkStart w:id="20" w:name="_Toc226230826"/>
+      <w:bookmarkStart w:id="20" w:name="_Toc227376789"/>
       <w:r>
         <w:t>2.</w:t>
       </w:r>
@@ -9530,7 +9805,7 @@
       <w:pPr>
         <w:pStyle w:val="Heading3"/>
       </w:pPr>
-      <w:bookmarkStart w:id="21" w:name="_Toc226230827"/>
+      <w:bookmarkStart w:id="21" w:name="_Toc227376790"/>
       <w:r>
         <w:t>2.</w:t>
       </w:r>
@@ -10526,7 +10801,7 @@
       <w:pPr>
         <w:pStyle w:val="Heading3"/>
       </w:pPr>
-      <w:bookmarkStart w:id="22" w:name="_Toc226230828"/>
+      <w:bookmarkStart w:id="22" w:name="_Toc227376791"/>
       <w:r>
         <w:t>2.</w:t>
       </w:r>
@@ -11963,7 +12238,7 @@
       <w:pPr>
         <w:pStyle w:val="Heading3"/>
       </w:pPr>
-      <w:bookmarkStart w:id="23" w:name="_Toc226230829"/>
+      <w:bookmarkStart w:id="23" w:name="_Toc227376792"/>
       <w:r>
         <w:t>2.</w:t>
       </w:r>
@@ -12887,7 +13162,7 @@
       <w:pPr>
         <w:pStyle w:val="Heading3"/>
       </w:pPr>
-      <w:bookmarkStart w:id="24" w:name="_Toc226230830"/>
+      <w:bookmarkStart w:id="24" w:name="_Toc227376793"/>
       <w:r>
         <w:t>2.</w:t>
       </w:r>
@@ -13725,14 +14000,261 @@
       <w:pPr>
         <w:ind w:left="-1418"/>
       </w:pPr>
+    </w:p>
+    <w:p>
+      <w:pPr>
+        <w:pStyle w:val="Heading2"/>
+      </w:pPr>
+      <w:bookmarkStart w:id="25" w:name="_Toc227376794"/>
+      <w:r>
+        <w:rPr>
+          <w:rFonts w:eastAsia="Times New Roman"/>
+        </w:rPr>
+        <w:t>2.3. Lựa chọn mô hình dữ liệu</w:t>
+      </w:r>
+      <w:bookmarkEnd w:id="25"/>
+    </w:p>
+    <w:p>
+      <w:pPr>
+        <w:spacing w:before="100" w:after="100"/>
+        <w:rPr>
+          <w:rFonts w:eastAsia="Times New Roman" w:cs="Times New Roman"/>
+          <w:sz w:val="24"/>
+          <w:szCs w:val="24"/>
+        </w:rPr>
+      </w:pPr>
+      <w:r>
+        <w:rPr>
+          <w:rFonts w:eastAsia="Times New Roman" w:cs="Times New Roman"/>
+          <w:sz w:val="24"/>
+          <w:szCs w:val="24"/>
+        </w:rPr>
+        <w:t xml:space="preserve">Sau khi phân tích 3 mô hình, nhóm quyết định áp dụng Mô hình Topological làm nền tảng thiết kế không gian GIS, kết hợp với Mô hình Quan hệ (Relational Model) </w:t>
+      </w:r>
+      <w:r>
+        <w:rPr>
+          <w:rFonts w:eastAsia="Times New Roman" w:cs="Times New Roman"/>
+          <w:sz w:val="24"/>
+          <w:szCs w:val="24"/>
+        </w:rPr>
+        <w:t xml:space="preserve">trên database </w:t>
+      </w:r>
+      <w:r>
+        <w:rPr>
+          <w:rFonts w:eastAsia="Times New Roman" w:cs="Times New Roman"/>
+          <w:sz w:val="24"/>
+          <w:szCs w:val="24"/>
+        </w:rPr>
+        <w:t>để lưu trữ và truy vấn dữ liệu toàn hệ thống.</w:t>
+      </w:r>
+    </w:p>
+    <w:p>
+      <w:pPr>
+        <w:spacing w:before="100" w:after="100"/>
+        <w:rPr>
+          <w:rFonts w:eastAsia="Times New Roman" w:cs="Times New Roman"/>
+          <w:sz w:val="24"/>
+          <w:szCs w:val="24"/>
+        </w:rPr>
+      </w:pPr>
+      <w:r>
+        <w:rPr>
+          <w:rFonts w:eastAsia="Times New Roman" w:cs="Times New Roman"/>
+          <w:sz w:val="24"/>
+          <w:szCs w:val="24"/>
+        </w:rPr>
+        <w:t xml:space="preserve">Phần Mô hình quan hệ trên </w:t>
+      </w:r>
+      <w:r>
+        <w:rPr>
+          <w:rFonts w:eastAsia="Times New Roman" w:cs="Times New Roman"/>
+          <w:sz w:val="24"/>
+          <w:szCs w:val="24"/>
+        </w:rPr>
+        <w:t>database được đề cập ở mục 2.2, phần này sẽ nói về phần mô hình dữ liệu và cách thiết kế mô hình dữ liệu không gian GIS</w:t>
+      </w:r>
+    </w:p>
+    <w:p>
+      <w:pPr>
+        <w:spacing w:before="100" w:after="100"/>
+        <w:rPr>
+          <w:rFonts w:eastAsia="Times New Roman" w:cs="Times New Roman"/>
+          <w:sz w:val="24"/>
+          <w:szCs w:val="24"/>
+        </w:rPr>
+      </w:pPr>
+      <w:r>
+        <w:rPr>
+          <w:rFonts w:eastAsia="Times New Roman" w:cs="Times New Roman"/>
+          <w:sz w:val="24"/>
+          <w:szCs w:val="24"/>
+        </w:rPr>
+        <w:t>Lý do chọn mô hình Topo làm mô hình dữ liệu:</w:t>
+      </w:r>
+    </w:p>
+    <w:tbl>
+      <w:tblPr>
+        <w:tblStyle w:val="TableGrid"/>
+        <w:tblW w:w="9000" w:type="dxa"/>
+        <w:tblLook w:val="04A0" w:firstRow="1" w:lastRow="0" w:firstColumn="1" w:lastColumn="0" w:noHBand="0" w:noVBand="1"/>
+      </w:tblPr>
+      <w:tblGrid>
+        <w:gridCol w:w="3000"/>
+        <w:gridCol w:w="6000"/>
+      </w:tblGrid>
+      <w:tr>
+        <w:tc>
+          <w:tcPr>
+            <w:tcW w:w="3000" w:type="dxa"/>
+          </w:tcPr>
+          <w:p>
+            <w:pPr>
+              <w:rPr>
+                <w:szCs w:val="26"/>
+              </w:rPr>
+            </w:pPr>
+            <w:r>
+              <w:rPr>
+                <w:rFonts w:eastAsia="Times New Roman" w:cs="Times New Roman"/>
+                <w:szCs w:val="26"/>
+              </w:rPr>
+              <w:t>Phân cấp không gian 3D</w:t>
+            </w:r>
+          </w:p>
+        </w:tc>
+        <w:tc>
+          <w:tcPr>
+            <w:tcW w:w="6000" w:type="dxa"/>
+          </w:tcPr>
+          <w:p>
+            <w:pPr>
+              <w:rPr>
+                <w:szCs w:val="26"/>
+              </w:rPr>
+            </w:pPr>
+            <w:r>
+              <w:rPr>
+                <w:rFonts w:eastAsia="Times New Roman" w:cs="Times New Roman"/>
+                <w:szCs w:val="26"/>
+              </w:rPr>
+              <w:t>Mô hình Topological biểu diễn chính xác chuỗi Building → Floor → Geofence, tương ứng với Body → Face → Arc trong sơ đồ topo</w:t>
+            </w:r>
+          </w:p>
+        </w:tc>
+      </w:tr>
+      <w:tr>
+        <w:tc>
+          <w:tcPr>
+            <w:tcW w:w="3000" w:type="dxa"/>
+          </w:tcPr>
+          <w:p>
+            <w:pPr>
+              <w:rPr>
+                <w:szCs w:val="26"/>
+              </w:rPr>
+            </w:pPr>
+            <w:r>
+              <w:rPr>
+                <w:rFonts w:eastAsia="Times New Roman" w:cs="Times New Roman"/>
+                <w:szCs w:val="26"/>
+              </w:rPr>
+              <w:lastRenderedPageBreak/>
+              <w:t>Phân biệt tầng qua độ cao</w:t>
+            </w:r>
+          </w:p>
+        </w:tc>
+        <w:tc>
+          <w:tcPr>
+            <w:tcW w:w="6000" w:type="dxa"/>
+          </w:tcPr>
+          <w:p>
+            <w:pPr>
+              <w:rPr>
+                <w:szCs w:val="26"/>
+              </w:rPr>
+            </w:pPr>
+            <w:r>
+              <w:rPr>
+                <w:rFonts w:eastAsia="Times New Roman" w:cs="Times New Roman"/>
+                <w:szCs w:val="26"/>
+              </w:rPr>
+              <w:t>Thuộc tính altitude_min/altitude_max của Floor và Geofence phản ánh khái niệm Face trong mô hình topo có giới hạn không gian</w:t>
+            </w:r>
+          </w:p>
+        </w:tc>
+      </w:tr>
+      <w:tr>
+        <w:tc>
+          <w:tcPr>
+            <w:tcW w:w="3000" w:type="dxa"/>
+          </w:tcPr>
+          <w:p>
+            <w:pPr>
+              <w:rPr>
+                <w:szCs w:val="26"/>
+              </w:rPr>
+            </w:pPr>
+            <w:r>
+              <w:rPr>
+                <w:rFonts w:eastAsia="Times New Roman" w:cs="Times New Roman"/>
+                <w:szCs w:val="26"/>
+              </w:rPr>
+              <w:t>Không trùng lặp dữ liệu</w:t>
+            </w:r>
+          </w:p>
+        </w:tc>
+        <w:tc>
+          <w:tcPr>
+            <w:tcW w:w="6000" w:type="dxa"/>
+          </w:tcPr>
+          <w:p>
+            <w:pPr>
+              <w:rPr>
+                <w:szCs w:val="26"/>
+              </w:rPr>
+            </w:pPr>
+            <w:r>
+              <w:rPr>
+                <w:rFonts w:eastAsia="Times New Roman" w:cs="Times New Roman"/>
+                <w:szCs w:val="26"/>
+              </w:rPr>
+              <w:t>Biên chung giữa các tầng không được lưu nhiều lần, đảm bảo tính toàn vẹn</w:t>
+            </w:r>
+          </w:p>
+        </w:tc>
+      </w:tr>
+    </w:tbl>
+    <w:p>
+      <w:pPr>
+        <w:spacing w:before="100" w:after="100"/>
+        <w:rPr>
+          <w:rFonts w:eastAsia="Times New Roman" w:cs="Times New Roman"/>
+          <w:sz w:val="24"/>
+          <w:szCs w:val="24"/>
+        </w:rPr>
+      </w:pPr>
+    </w:p>
+    <w:p>
+      <w:pPr>
+        <w:pStyle w:val="Heading2"/>
+      </w:pPr>
+      <w:bookmarkStart w:id="26" w:name="_Toc227376795"/>
+      <w:r>
+        <w:t xml:space="preserve">2..4. </w:t>
+      </w:r>
+      <w:r>
+        <w:t>Sơ đồ quan hệ của các đối tượng (Entity Relationship Diagram)</w:t>
+      </w:r>
+      <w:bookmarkEnd w:id="26"/>
+    </w:p>
+    <w:p>
       <w:r>
         <w:rPr>
           <w:noProof/>
         </w:rPr>
-        <w:lastRenderedPageBreak/>
         <w:drawing>
-          <wp:inline distT="0" distB="0" distL="0" distR="0" wp14:anchorId="50D9B969" wp14:editId="01262E9C">
-            <wp:extent cx="7753350" cy="7853071"/>
+          <wp:inline distT="0" distB="0" distL="0" distR="0" wp14:anchorId="0B729E67" wp14:editId="62C0FD6D">
+            <wp:extent cx="5943600" cy="6020025"/>
             <wp:effectExtent l="0" t="0" r="0" b="0"/>
             <wp:docPr id="554340292" name="Picture 2"/>
             <wp:cNvGraphicFramePr>
@@ -13763,7 +14285,7 @@
                   <pic:spPr bwMode="auto">
                     <a:xfrm>
                       <a:off x="0" y="0"/>
-                      <a:ext cx="7767201" cy="7867100"/>
+                      <a:ext cx="5943600" cy="6020025"/>
                     </a:xfrm>
                     <a:prstGeom prst="rect">
                       <a:avLst/>
@@ -13784,244 +14306,8264 @@
       <w:pPr>
         <w:pStyle w:val="Heading2"/>
       </w:pPr>
-      <w:bookmarkStart w:id="25" w:name="_Toc226230831"/>
+      <w:bookmarkStart w:id="27" w:name="_Toc227376796"/>
       <w:r>
-        <w:rPr>
-          <w:rFonts w:eastAsia="Times New Roman"/>
-        </w:rPr>
         <w:lastRenderedPageBreak/>
-        <w:t xml:space="preserve">2.3. </w:t>
+        <w:t>2.5. Sơ đồ usecase diagram</w:t>
       </w:r>
-      <w:r>
-        <w:rPr>
-          <w:rFonts w:eastAsia="Times New Roman"/>
-        </w:rPr>
-        <w:t>Lựa chọn mô hình dữ liệu</w:t>
-      </w:r>
-      <w:bookmarkEnd w:id="25"/>
+      <w:bookmarkEnd w:id="27"/>
     </w:p>
     <w:p>
-      <w:pPr>
-        <w:spacing w:before="100" w:after="100"/>
-        <w:rPr>
-          <w:rFonts w:eastAsia="Times New Roman" w:cs="Times New Roman"/>
-          <w:sz w:val="24"/>
-          <w:szCs w:val="24"/>
-        </w:rPr>
-      </w:pPr>
       <w:r>
-        <w:rPr>
-          <w:rFonts w:eastAsia="Times New Roman" w:cs="Times New Roman"/>
-          <w:sz w:val="24"/>
-          <w:szCs w:val="24"/>
-        </w:rPr>
-        <w:t xml:space="preserve">Sau khi phân tích 3 mô hình, nhóm quyết định áp dụng Mô hình Topological làm nền tảng thiết kế không gian GIS, kết hợp với Mô hình Quan hệ (Relational Model) </w:t>
-      </w:r>
-      <w:r>
-        <w:rPr>
-          <w:rFonts w:eastAsia="Times New Roman" w:cs="Times New Roman"/>
-          <w:sz w:val="24"/>
-          <w:szCs w:val="24"/>
-        </w:rPr>
-        <w:t xml:space="preserve">trên database </w:t>
-      </w:r>
-      <w:r>
-        <w:rPr>
-          <w:rFonts w:eastAsia="Times New Roman" w:cs="Times New Roman"/>
-          <w:sz w:val="24"/>
-          <w:szCs w:val="24"/>
-        </w:rPr>
-        <w:t>để lưu trữ và truy vấn dữ liệu toàn hệ thống.</w:t>
+        <w:t>Hệ thống chấm công phục vụ 4 nhóm actor chính:</w:t>
       </w:r>
     </w:p>
+    <w:tbl>
+      <w:tblPr>
+        <w:tblStyle w:val="PlainTable2"/>
+        <w:tblW w:w="10205" w:type="dxa"/>
+        <w:tblLook w:val="0000" w:firstRow="0" w:lastRow="0" w:firstColumn="0" w:lastColumn="0" w:noHBand="0" w:noVBand="0"/>
+      </w:tblPr>
+      <w:tblGrid>
+        <w:gridCol w:w="1800"/>
+        <w:gridCol w:w="2200"/>
+        <w:gridCol w:w="6205"/>
+      </w:tblGrid>
+      <w:tr>
+        <w:trPr>
+          <w:cnfStyle w:val="000000100000" w:firstRow="0" w:lastRow="0" w:firstColumn="0" w:lastColumn="0" w:oddVBand="0" w:evenVBand="0" w:oddHBand="1" w:evenHBand="0" w:firstRowFirstColumn="0" w:firstRowLastColumn="0" w:lastRowFirstColumn="0" w:lastRowLastColumn="0"/>
+        </w:trPr>
+        <w:tc>
+          <w:tcPr>
+            <w:cnfStyle w:val="000010000000" w:firstRow="0" w:lastRow="0" w:firstColumn="0" w:lastColumn="0" w:oddVBand="1" w:evenVBand="0" w:oddHBand="0" w:evenHBand="0" w:firstRowFirstColumn="0" w:firstRowLastColumn="0" w:lastRowFirstColumn="0" w:lastRowLastColumn="0"/>
+            <w:tcW w:w="1800" w:type="dxa"/>
+          </w:tcPr>
+          <w:p>
+            <w:pPr>
+              <w:jc w:val="center"/>
+              <w:rPr>
+                <w:b/>
+                <w:bCs/>
+                <w:szCs w:val="26"/>
+              </w:rPr>
+            </w:pPr>
+            <w:r>
+              <w:rPr>
+                <w:b/>
+                <w:bCs/>
+                <w:szCs w:val="26"/>
+              </w:rPr>
+              <w:t>Actor</w:t>
+            </w:r>
+          </w:p>
+        </w:tc>
+        <w:tc>
+          <w:tcPr>
+            <w:cnfStyle w:val="000001000000" w:firstRow="0" w:lastRow="0" w:firstColumn="0" w:lastColumn="0" w:oddVBand="0" w:evenVBand="1" w:oddHBand="0" w:evenHBand="0" w:firstRowFirstColumn="0" w:firstRowLastColumn="0" w:lastRowFirstColumn="0" w:lastRowLastColumn="0"/>
+            <w:tcW w:w="2200" w:type="dxa"/>
+          </w:tcPr>
+          <w:p>
+            <w:pPr>
+              <w:jc w:val="center"/>
+              <w:rPr>
+                <w:b/>
+                <w:bCs/>
+                <w:szCs w:val="26"/>
+              </w:rPr>
+            </w:pPr>
+            <w:r>
+              <w:rPr>
+                <w:b/>
+                <w:bCs/>
+                <w:szCs w:val="26"/>
+              </w:rPr>
+              <w:t>Loại</w:t>
+            </w:r>
+          </w:p>
+        </w:tc>
+        <w:tc>
+          <w:tcPr>
+            <w:cnfStyle w:val="000010000000" w:firstRow="0" w:lastRow="0" w:firstColumn="0" w:lastColumn="0" w:oddVBand="1" w:evenVBand="0" w:oddHBand="0" w:evenHBand="0" w:firstRowFirstColumn="0" w:firstRowLastColumn="0" w:lastRowFirstColumn="0" w:lastRowLastColumn="0"/>
+            <w:tcW w:w="6205" w:type="dxa"/>
+          </w:tcPr>
+          <w:p>
+            <w:pPr>
+              <w:jc w:val="center"/>
+              <w:rPr>
+                <w:b/>
+                <w:bCs/>
+                <w:szCs w:val="26"/>
+              </w:rPr>
+            </w:pPr>
+            <w:r>
+              <w:rPr>
+                <w:b/>
+                <w:bCs/>
+                <w:szCs w:val="26"/>
+              </w:rPr>
+              <w:t>Mô tả</w:t>
+            </w:r>
+          </w:p>
+        </w:tc>
+      </w:tr>
+      <w:tr>
+        <w:tc>
+          <w:tcPr>
+            <w:cnfStyle w:val="000010000000" w:firstRow="0" w:lastRow="0" w:firstColumn="0" w:lastColumn="0" w:oddVBand="1" w:evenVBand="0" w:oddHBand="0" w:evenHBand="0" w:firstRowFirstColumn="0" w:firstRowLastColumn="0" w:lastRowFirstColumn="0" w:lastRowLastColumn="0"/>
+            <w:tcW w:w="1800" w:type="dxa"/>
+          </w:tcPr>
+          <w:p>
+            <w:pPr>
+              <w:rPr>
+                <w:szCs w:val="26"/>
+              </w:rPr>
+            </w:pPr>
+            <w:r>
+              <w:rPr>
+                <w:szCs w:val="26"/>
+              </w:rPr>
+              <w:t>Nhân viên</w:t>
+            </w:r>
+          </w:p>
+        </w:tc>
+        <w:tc>
+          <w:tcPr>
+            <w:cnfStyle w:val="000001000000" w:firstRow="0" w:lastRow="0" w:firstColumn="0" w:lastColumn="0" w:oddVBand="0" w:evenVBand="1" w:oddHBand="0" w:evenHBand="0" w:firstRowFirstColumn="0" w:firstRowLastColumn="0" w:lastRowFirstColumn="0" w:lastRowLastColumn="0"/>
+            <w:tcW w:w="2200" w:type="dxa"/>
+          </w:tcPr>
+          <w:p>
+            <w:pPr>
+              <w:rPr>
+                <w:szCs w:val="26"/>
+              </w:rPr>
+            </w:pPr>
+            <w:r>
+              <w:rPr>
+                <w:szCs w:val="26"/>
+              </w:rPr>
+              <w:t>Primary Actor</w:t>
+            </w:r>
+          </w:p>
+        </w:tc>
+        <w:tc>
+          <w:tcPr>
+            <w:cnfStyle w:val="000010000000" w:firstRow="0" w:lastRow="0" w:firstColumn="0" w:lastColumn="0" w:oddVBand="1" w:evenVBand="0" w:oddHBand="0" w:evenHBand="0" w:firstRowFirstColumn="0" w:firstRowLastColumn="0" w:lastRowFirstColumn="0" w:lastRowLastColumn="0"/>
+            <w:tcW w:w="6205" w:type="dxa"/>
+          </w:tcPr>
+          <w:p>
+            <w:pPr>
+              <w:rPr>
+                <w:szCs w:val="26"/>
+              </w:rPr>
+            </w:pPr>
+            <w:r>
+              <w:rPr>
+                <w:szCs w:val="26"/>
+              </w:rPr>
+              <w:t>Thực hiện check-in/check-out trên ứng dụng di động Android/iOS. Tương tác trực tiếp với hệ thống GPS và geofence.</w:t>
+            </w:r>
+          </w:p>
+        </w:tc>
+      </w:tr>
+      <w:tr>
+        <w:trPr>
+          <w:cnfStyle w:val="000000100000" w:firstRow="0" w:lastRow="0" w:firstColumn="0" w:lastColumn="0" w:oddVBand="0" w:evenVBand="0" w:oddHBand="1" w:evenHBand="0" w:firstRowFirstColumn="0" w:firstRowLastColumn="0" w:lastRowFirstColumn="0" w:lastRowLastColumn="0"/>
+        </w:trPr>
+        <w:tc>
+          <w:tcPr>
+            <w:cnfStyle w:val="000010000000" w:firstRow="0" w:lastRow="0" w:firstColumn="0" w:lastColumn="0" w:oddVBand="1" w:evenVBand="0" w:oddHBand="0" w:evenHBand="0" w:firstRowFirstColumn="0" w:firstRowLastColumn="0" w:lastRowFirstColumn="0" w:lastRowLastColumn="0"/>
+            <w:tcW w:w="1800" w:type="dxa"/>
+          </w:tcPr>
+          <w:p>
+            <w:pPr>
+              <w:rPr>
+                <w:szCs w:val="26"/>
+              </w:rPr>
+            </w:pPr>
+            <w:r>
+              <w:rPr>
+                <w:szCs w:val="26"/>
+              </w:rPr>
+              <w:t>HR / Admin</w:t>
+            </w:r>
+          </w:p>
+        </w:tc>
+        <w:tc>
+          <w:tcPr>
+            <w:cnfStyle w:val="000001000000" w:firstRow="0" w:lastRow="0" w:firstColumn="0" w:lastColumn="0" w:oddVBand="0" w:evenVBand="1" w:oddHBand="0" w:evenHBand="0" w:firstRowFirstColumn="0" w:firstRowLastColumn="0" w:lastRowFirstColumn="0" w:lastRowLastColumn="0"/>
+            <w:tcW w:w="2200" w:type="dxa"/>
+          </w:tcPr>
+          <w:p>
+            <w:pPr>
+              <w:rPr>
+                <w:szCs w:val="26"/>
+              </w:rPr>
+            </w:pPr>
+            <w:r>
+              <w:rPr>
+                <w:szCs w:val="26"/>
+              </w:rPr>
+              <w:t>Primary Actor</w:t>
+            </w:r>
+          </w:p>
+        </w:tc>
+        <w:tc>
+          <w:tcPr>
+            <w:cnfStyle w:val="000010000000" w:firstRow="0" w:lastRow="0" w:firstColumn="0" w:lastColumn="0" w:oddVBand="1" w:evenVBand="0" w:oddHBand="0" w:evenHBand="0" w:firstRowFirstColumn="0" w:firstRowLastColumn="0" w:lastRowFirstColumn="0" w:lastRowLastColumn="0"/>
+            <w:tcW w:w="6205" w:type="dxa"/>
+          </w:tcPr>
+          <w:p>
+            <w:pPr>
+              <w:rPr>
+                <w:szCs w:val="26"/>
+              </w:rPr>
+            </w:pPr>
+            <w:r>
+              <w:rPr>
+                <w:szCs w:val="26"/>
+              </w:rPr>
+              <w:t>Quản lý ca làm việc, geofence, xem báo cáo, xử lý ngoại lệ trên Web Dashboard.</w:t>
+            </w:r>
+          </w:p>
+        </w:tc>
+      </w:tr>
+      <w:tr>
+        <w:tc>
+          <w:tcPr>
+            <w:cnfStyle w:val="000010000000" w:firstRow="0" w:lastRow="0" w:firstColumn="0" w:lastColumn="0" w:oddVBand="1" w:evenVBand="0" w:oddHBand="0" w:evenHBand="0" w:firstRowFirstColumn="0" w:firstRowLastColumn="0" w:lastRowFirstColumn="0" w:lastRowLastColumn="0"/>
+            <w:tcW w:w="1800" w:type="dxa"/>
+          </w:tcPr>
+          <w:p>
+            <w:pPr>
+              <w:rPr>
+                <w:szCs w:val="26"/>
+              </w:rPr>
+            </w:pPr>
+            <w:r>
+              <w:rPr>
+                <w:szCs w:val="26"/>
+              </w:rPr>
+              <w:t>CEO / Ban lãnh đạo</w:t>
+            </w:r>
+          </w:p>
+        </w:tc>
+        <w:tc>
+          <w:tcPr>
+            <w:cnfStyle w:val="000001000000" w:firstRow="0" w:lastRow="0" w:firstColumn="0" w:lastColumn="0" w:oddVBand="0" w:evenVBand="1" w:oddHBand="0" w:evenHBand="0" w:firstRowFirstColumn="0" w:firstRowLastColumn="0" w:lastRowFirstColumn="0" w:lastRowLastColumn="0"/>
+            <w:tcW w:w="2200" w:type="dxa"/>
+          </w:tcPr>
+          <w:p>
+            <w:pPr>
+              <w:rPr>
+                <w:szCs w:val="26"/>
+              </w:rPr>
+            </w:pPr>
+            <w:r>
+              <w:rPr>
+                <w:szCs w:val="26"/>
+              </w:rPr>
+              <w:t>Secondary Actor</w:t>
+            </w:r>
+          </w:p>
+        </w:tc>
+        <w:tc>
+          <w:tcPr>
+            <w:cnfStyle w:val="000010000000" w:firstRow="0" w:lastRow="0" w:firstColumn="0" w:lastColumn="0" w:oddVBand="1" w:evenVBand="0" w:oddHBand="0" w:evenHBand="0" w:firstRowFirstColumn="0" w:firstRowLastColumn="0" w:lastRowFirstColumn="0" w:lastRowLastColumn="0"/>
+            <w:tcW w:w="6205" w:type="dxa"/>
+          </w:tcPr>
+          <w:p>
+            <w:pPr>
+              <w:rPr>
+                <w:szCs w:val="26"/>
+              </w:rPr>
+            </w:pPr>
+            <w:r>
+              <w:rPr>
+                <w:szCs w:val="26"/>
+              </w:rPr>
+              <w:t>Xem báo cáo tổng quan, Dashboard KPI toàn công ty. Không thực hiện cấu hình hệ thống.</w:t>
+            </w:r>
+          </w:p>
+        </w:tc>
+      </w:tr>
+      <w:tr>
+        <w:trPr>
+          <w:cnfStyle w:val="000000100000" w:firstRow="0" w:lastRow="0" w:firstColumn="0" w:lastColumn="0" w:oddVBand="0" w:evenVBand="0" w:oddHBand="1" w:evenHBand="0" w:firstRowFirstColumn="0" w:firstRowLastColumn="0" w:lastRowFirstColumn="0" w:lastRowLastColumn="0"/>
+        </w:trPr>
+        <w:tc>
+          <w:tcPr>
+            <w:cnfStyle w:val="000010000000" w:firstRow="0" w:lastRow="0" w:firstColumn="0" w:lastColumn="0" w:oddVBand="1" w:evenVBand="0" w:oddHBand="0" w:evenHBand="0" w:firstRowFirstColumn="0" w:firstRowLastColumn="0" w:lastRowFirstColumn="0" w:lastRowLastColumn="0"/>
+            <w:tcW w:w="1800" w:type="dxa"/>
+          </w:tcPr>
+          <w:p>
+            <w:pPr>
+              <w:rPr>
+                <w:szCs w:val="26"/>
+              </w:rPr>
+            </w:pPr>
+            <w:r>
+              <w:rPr>
+                <w:szCs w:val="26"/>
+              </w:rPr>
+              <w:t>Hệ thống (Auto)</w:t>
+            </w:r>
+          </w:p>
+        </w:tc>
+        <w:tc>
+          <w:tcPr>
+            <w:cnfStyle w:val="000001000000" w:firstRow="0" w:lastRow="0" w:firstColumn="0" w:lastColumn="0" w:oddVBand="0" w:evenVBand="1" w:oddHBand="0" w:evenHBand="0" w:firstRowFirstColumn="0" w:firstRowLastColumn="0" w:lastRowFirstColumn="0" w:lastRowLastColumn="0"/>
+            <w:tcW w:w="2200" w:type="dxa"/>
+          </w:tcPr>
+          <w:p>
+            <w:pPr>
+              <w:rPr>
+                <w:szCs w:val="26"/>
+              </w:rPr>
+            </w:pPr>
+            <w:r>
+              <w:rPr>
+                <w:szCs w:val="26"/>
+              </w:rPr>
+              <w:t>System Actor</w:t>
+            </w:r>
+          </w:p>
+        </w:tc>
+        <w:tc>
+          <w:tcPr>
+            <w:cnfStyle w:val="000010000000" w:firstRow="0" w:lastRow="0" w:firstColumn="0" w:lastColumn="0" w:oddVBand="1" w:evenVBand="0" w:oddHBand="0" w:evenHBand="0" w:firstRowFirstColumn="0" w:firstRowLastColumn="0" w:lastRowFirstColumn="0" w:lastRowLastColumn="0"/>
+            <w:tcW w:w="6205" w:type="dxa"/>
+          </w:tcPr>
+          <w:p>
+            <w:pPr>
+              <w:rPr>
+                <w:szCs w:val="26"/>
+              </w:rPr>
+            </w:pPr>
+            <w:r>
+              <w:rPr>
+                <w:szCs w:val="26"/>
+              </w:rPr>
+              <w:t>Tự động chạy kiểm tra chống gian lận (FraudDetection), ghi AuditLog tại mỗi sự kiện chấm công.</w:t>
+            </w:r>
+          </w:p>
+        </w:tc>
+      </w:tr>
+    </w:tbl>
+    <w:p/>
     <w:p>
-      <w:pPr>
-        <w:spacing w:before="100" w:after="100"/>
-        <w:rPr>
-          <w:rFonts w:eastAsia="Times New Roman" w:cs="Times New Roman"/>
-          <w:sz w:val="24"/>
-          <w:szCs w:val="24"/>
-        </w:rPr>
-      </w:pPr>
       <w:r>
-        <w:rPr>
-          <w:rFonts w:eastAsia="Times New Roman" w:cs="Times New Roman"/>
-          <w:sz w:val="24"/>
-          <w:szCs w:val="24"/>
-        </w:rPr>
-        <w:t xml:space="preserve">Phần Mô hình quan hệ trên </w:t>
-      </w:r>
-      <w:r>
-        <w:rPr>
-          <w:rFonts w:eastAsia="Times New Roman" w:cs="Times New Roman"/>
-          <w:sz w:val="24"/>
-          <w:szCs w:val="24"/>
-        </w:rPr>
-        <w:t>database được đề cập ở mục 2.2, phần này sẽ nói về phần mô hình dữ liệu và cách thiết kế mô hình dữ liệu không gian GIS</w:t>
-      </w:r>
-    </w:p>
-    <w:p>
-      <w:pPr>
-        <w:spacing w:before="100" w:after="100"/>
-        <w:rPr>
-          <w:rFonts w:eastAsia="Times New Roman" w:cs="Times New Roman"/>
-          <w:sz w:val="24"/>
-          <w:szCs w:val="24"/>
-        </w:rPr>
-      </w:pPr>
-      <w:r>
-        <w:rPr>
-          <w:rFonts w:eastAsia="Times New Roman" w:cs="Times New Roman"/>
-          <w:sz w:val="24"/>
-          <w:szCs w:val="24"/>
-        </w:rPr>
-        <w:t>Lý do chọn mô hình Topo làm mô hình dữ liệu:</w:t>
+        <w:t>Danh sách các usecase chia theo nhóm và actor sử dụng chính</w:t>
       </w:r>
     </w:p>
     <w:tbl>
       <w:tblPr>
         <w:tblStyle w:val="TableGrid"/>
-        <w:tblW w:w="9000" w:type="dxa"/>
-        <w:tblLook w:val="04A0" w:firstRow="1" w:lastRow="0" w:firstColumn="1" w:lastColumn="0" w:noHBand="0" w:noVBand="1"/>
+        <w:tblW w:w="9200" w:type="dxa"/>
+        <w:tblLook w:val="0000" w:firstRow="0" w:lastRow="0" w:firstColumn="0" w:lastColumn="0" w:noHBand="0" w:noVBand="0"/>
       </w:tblPr>
       <w:tblGrid>
-        <w:gridCol w:w="3000"/>
-        <w:gridCol w:w="6000"/>
+        <w:gridCol w:w="2024"/>
+        <w:gridCol w:w="4232"/>
+        <w:gridCol w:w="2944"/>
       </w:tblGrid>
       <w:tr>
-        <w:tc>
-          <w:tcPr>
-            <w:tcW w:w="3000" w:type="dxa"/>
-          </w:tcPr>
-          <w:p>
-            <w:pPr>
-              <w:rPr>
-                <w:szCs w:val="26"/>
-              </w:rPr>
-            </w:pPr>
-            <w:r>
-              <w:rPr>
-                <w:rFonts w:eastAsia="Times New Roman" w:cs="Times New Roman"/>
-                <w:szCs w:val="26"/>
-              </w:rPr>
-              <w:t>Phân cấp không gian 3D</w:t>
-            </w:r>
-          </w:p>
-        </w:tc>
-        <w:tc>
-          <w:tcPr>
-            <w:tcW w:w="6000" w:type="dxa"/>
-          </w:tcPr>
-          <w:p>
-            <w:pPr>
-              <w:rPr>
-                <w:szCs w:val="26"/>
-              </w:rPr>
-            </w:pPr>
-            <w:r>
-              <w:rPr>
-                <w:rFonts w:eastAsia="Times New Roman" w:cs="Times New Roman"/>
-                <w:szCs w:val="26"/>
-              </w:rPr>
-              <w:t>Mô hình Topological biểu diễn chính xác chuỗi Building → Floor → Geofence, tương ứng với Body → Face → Arc trong sơ đồ topo</w:t>
-            </w:r>
-          </w:p>
-        </w:tc>
-      </w:tr>
-      <w:tr>
-        <w:tc>
-          <w:tcPr>
-            <w:tcW w:w="3000" w:type="dxa"/>
-          </w:tcPr>
-          <w:p>
-            <w:pPr>
-              <w:rPr>
-                <w:szCs w:val="26"/>
-              </w:rPr>
-            </w:pPr>
-            <w:r>
-              <w:rPr>
-                <w:rFonts w:eastAsia="Times New Roman" w:cs="Times New Roman"/>
-                <w:szCs w:val="26"/>
-              </w:rPr>
-              <w:t>Phân biệt tầng qua độ cao</w:t>
-            </w:r>
-          </w:p>
-        </w:tc>
-        <w:tc>
-          <w:tcPr>
-            <w:tcW w:w="6000" w:type="dxa"/>
-          </w:tcPr>
-          <w:p>
-            <w:pPr>
-              <w:rPr>
-                <w:szCs w:val="26"/>
-              </w:rPr>
-            </w:pPr>
-            <w:r>
-              <w:rPr>
-                <w:rFonts w:eastAsia="Times New Roman" w:cs="Times New Roman"/>
-                <w:szCs w:val="26"/>
-              </w:rPr>
-              <w:t>Thuộc tính altitude_min/altitude_max của Floor và Geofence phản ánh khái niệm Face trong mô hình topo có giới hạn không gian</w:t>
-            </w:r>
-          </w:p>
-        </w:tc>
-      </w:tr>
-      <w:tr>
-        <w:tc>
-          <w:tcPr>
-            <w:tcW w:w="3000" w:type="dxa"/>
-          </w:tcPr>
-          <w:p>
-            <w:pPr>
-              <w:rPr>
-                <w:szCs w:val="26"/>
-              </w:rPr>
-            </w:pPr>
-            <w:r>
-              <w:rPr>
-                <w:rFonts w:eastAsia="Times New Roman" w:cs="Times New Roman"/>
-                <w:szCs w:val="26"/>
-              </w:rPr>
-              <w:t>Không trùng lặp dữ liệu</w:t>
-            </w:r>
-          </w:p>
-        </w:tc>
-        <w:tc>
-          <w:tcPr>
-            <w:tcW w:w="6000" w:type="dxa"/>
-          </w:tcPr>
-          <w:p>
-            <w:pPr>
-              <w:rPr>
-                <w:szCs w:val="26"/>
-              </w:rPr>
-            </w:pPr>
-            <w:r>
-              <w:rPr>
-                <w:rFonts w:eastAsia="Times New Roman" w:cs="Times New Roman"/>
-                <w:szCs w:val="26"/>
-              </w:rPr>
-              <w:t>Biên chung giữa các tầng không được lưu nhiều lần, đảm bảo tính toàn vẹn</w:t>
+        <w:trPr>
+          <w:tblHeader/>
+        </w:trPr>
+        <w:tc>
+          <w:tcPr>
+            <w:tcW w:w="1100" w:type="dxa"/>
+          </w:tcPr>
+          <w:p>
+            <w:pPr>
+              <w:jc w:val="center"/>
+              <w:rPr>
+                <w:rFonts w:cs="Times New Roman"/>
+                <w:b/>
+                <w:bCs/>
+                <w:szCs w:val="26"/>
+              </w:rPr>
+            </w:pPr>
+            <w:r>
+              <w:rPr>
+                <w:rFonts w:cs="Times New Roman"/>
+                <w:b/>
+                <w:bCs/>
+                <w:szCs w:val="26"/>
+              </w:rPr>
+              <w:t>Mã UC</w:t>
+            </w:r>
+          </w:p>
+        </w:tc>
+        <w:tc>
+          <w:tcPr>
+            <w:tcW w:w="2300" w:type="dxa"/>
+          </w:tcPr>
+          <w:p>
+            <w:pPr>
+              <w:jc w:val="center"/>
+              <w:rPr>
+                <w:rFonts w:cs="Times New Roman"/>
+                <w:b/>
+                <w:bCs/>
+                <w:szCs w:val="26"/>
+              </w:rPr>
+            </w:pPr>
+            <w:r>
+              <w:rPr>
+                <w:rFonts w:cs="Times New Roman"/>
+                <w:b/>
+                <w:bCs/>
+                <w:szCs w:val="26"/>
+              </w:rPr>
+              <w:t>Tên Use Case</w:t>
+            </w:r>
+          </w:p>
+        </w:tc>
+        <w:tc>
+          <w:tcPr>
+            <w:tcW w:w="1600" w:type="dxa"/>
+          </w:tcPr>
+          <w:p>
+            <w:pPr>
+              <w:jc w:val="center"/>
+              <w:rPr>
+                <w:rFonts w:cs="Times New Roman"/>
+                <w:b/>
+                <w:bCs/>
+                <w:szCs w:val="26"/>
+              </w:rPr>
+            </w:pPr>
+            <w:r>
+              <w:rPr>
+                <w:rFonts w:cs="Times New Roman"/>
+                <w:b/>
+                <w:bCs/>
+                <w:szCs w:val="26"/>
+              </w:rPr>
+              <w:t>Actor</w:t>
+            </w:r>
+          </w:p>
+        </w:tc>
+      </w:tr>
+      <w:tr>
+        <w:tc>
+          <w:tcPr>
+            <w:tcW w:w="1100" w:type="dxa"/>
+          </w:tcPr>
+          <w:p>
+            <w:pPr>
+              <w:jc w:val="center"/>
+              <w:rPr>
+                <w:rFonts w:cs="Times New Roman"/>
+                <w:szCs w:val="26"/>
+              </w:rPr>
+            </w:pPr>
+            <w:r>
+              <w:rPr>
+                <w:rFonts w:cs="Times New Roman"/>
+                <w:szCs w:val="26"/>
+              </w:rPr>
+              <w:t>UC-01</w:t>
+            </w:r>
+          </w:p>
+        </w:tc>
+        <w:tc>
+          <w:tcPr>
+            <w:tcW w:w="2300" w:type="dxa"/>
+          </w:tcPr>
+          <w:p>
+            <w:pPr>
+              <w:rPr>
+                <w:rFonts w:cs="Times New Roman"/>
+                <w:szCs w:val="26"/>
+              </w:rPr>
+            </w:pPr>
+            <w:r>
+              <w:rPr>
+                <w:rFonts w:cs="Times New Roman"/>
+                <w:szCs w:val="26"/>
+              </w:rPr>
+              <w:t>Đăng nhập hệ thống</w:t>
+            </w:r>
+          </w:p>
+        </w:tc>
+        <w:tc>
+          <w:tcPr>
+            <w:tcW w:w="1600" w:type="dxa"/>
+          </w:tcPr>
+          <w:p>
+            <w:pPr>
+              <w:rPr>
+                <w:rFonts w:cs="Times New Roman"/>
+                <w:szCs w:val="26"/>
+              </w:rPr>
+            </w:pPr>
+            <w:r>
+              <w:rPr>
+                <w:rFonts w:cs="Times New Roman"/>
+                <w:szCs w:val="26"/>
+              </w:rPr>
+              <w:t>Nhân viên / HR / Admin</w:t>
+            </w:r>
+          </w:p>
+        </w:tc>
+      </w:tr>
+      <w:tr>
+        <w:tc>
+          <w:tcPr>
+            <w:tcW w:w="1100" w:type="dxa"/>
+          </w:tcPr>
+          <w:p>
+            <w:pPr>
+              <w:jc w:val="center"/>
+              <w:rPr>
+                <w:rFonts w:cs="Times New Roman"/>
+                <w:szCs w:val="26"/>
+              </w:rPr>
+            </w:pPr>
+            <w:r>
+              <w:rPr>
+                <w:rFonts w:cs="Times New Roman"/>
+                <w:szCs w:val="26"/>
+              </w:rPr>
+              <w:t>UC-02</w:t>
+            </w:r>
+          </w:p>
+        </w:tc>
+        <w:tc>
+          <w:tcPr>
+            <w:tcW w:w="2300" w:type="dxa"/>
+          </w:tcPr>
+          <w:p>
+            <w:pPr>
+              <w:rPr>
+                <w:rFonts w:cs="Times New Roman"/>
+                <w:szCs w:val="26"/>
+              </w:rPr>
+            </w:pPr>
+            <w:r>
+              <w:rPr>
+                <w:rFonts w:cs="Times New Roman"/>
+                <w:szCs w:val="26"/>
+              </w:rPr>
+              <w:t>Thực hiện Check-in</w:t>
+            </w:r>
+          </w:p>
+        </w:tc>
+        <w:tc>
+          <w:tcPr>
+            <w:tcW w:w="1600" w:type="dxa"/>
+          </w:tcPr>
+          <w:p>
+            <w:pPr>
+              <w:rPr>
+                <w:rFonts w:cs="Times New Roman"/>
+                <w:szCs w:val="26"/>
+              </w:rPr>
+            </w:pPr>
+            <w:r>
+              <w:rPr>
+                <w:rFonts w:cs="Times New Roman"/>
+                <w:szCs w:val="26"/>
+              </w:rPr>
+              <w:t>Nhân viên</w:t>
+            </w:r>
+          </w:p>
+        </w:tc>
+      </w:tr>
+      <w:tr>
+        <w:tc>
+          <w:tcPr>
+            <w:tcW w:w="1100" w:type="dxa"/>
+          </w:tcPr>
+          <w:p>
+            <w:pPr>
+              <w:jc w:val="center"/>
+              <w:rPr>
+                <w:rFonts w:cs="Times New Roman"/>
+                <w:szCs w:val="26"/>
+              </w:rPr>
+            </w:pPr>
+            <w:r>
+              <w:rPr>
+                <w:rFonts w:cs="Times New Roman"/>
+                <w:szCs w:val="26"/>
+              </w:rPr>
+              <w:t>UC-03</w:t>
+            </w:r>
+          </w:p>
+        </w:tc>
+        <w:tc>
+          <w:tcPr>
+            <w:tcW w:w="2300" w:type="dxa"/>
+          </w:tcPr>
+          <w:p>
+            <w:pPr>
+              <w:rPr>
+                <w:rFonts w:cs="Times New Roman"/>
+                <w:szCs w:val="26"/>
+              </w:rPr>
+            </w:pPr>
+            <w:r>
+              <w:rPr>
+                <w:rFonts w:cs="Times New Roman"/>
+                <w:szCs w:val="26"/>
+              </w:rPr>
+              <w:t>Thực hiện Check-out</w:t>
+            </w:r>
+          </w:p>
+        </w:tc>
+        <w:tc>
+          <w:tcPr>
+            <w:tcW w:w="1600" w:type="dxa"/>
+          </w:tcPr>
+          <w:p>
+            <w:pPr>
+              <w:rPr>
+                <w:rFonts w:cs="Times New Roman"/>
+                <w:szCs w:val="26"/>
+              </w:rPr>
+            </w:pPr>
+            <w:r>
+              <w:rPr>
+                <w:rFonts w:cs="Times New Roman"/>
+                <w:szCs w:val="26"/>
+              </w:rPr>
+              <w:t>Nhân viên</w:t>
+            </w:r>
+          </w:p>
+        </w:tc>
+      </w:tr>
+      <w:tr>
+        <w:tc>
+          <w:tcPr>
+            <w:tcW w:w="1100" w:type="dxa"/>
+          </w:tcPr>
+          <w:p>
+            <w:pPr>
+              <w:jc w:val="center"/>
+              <w:rPr>
+                <w:rFonts w:cs="Times New Roman"/>
+                <w:szCs w:val="26"/>
+              </w:rPr>
+            </w:pPr>
+            <w:r>
+              <w:rPr>
+                <w:rFonts w:cs="Times New Roman"/>
+                <w:szCs w:val="26"/>
+              </w:rPr>
+              <w:t>UC-04</w:t>
+            </w:r>
+          </w:p>
+        </w:tc>
+        <w:tc>
+          <w:tcPr>
+            <w:tcW w:w="2300" w:type="dxa"/>
+          </w:tcPr>
+          <w:p>
+            <w:pPr>
+              <w:rPr>
+                <w:rFonts w:cs="Times New Roman"/>
+                <w:szCs w:val="26"/>
+              </w:rPr>
+            </w:pPr>
+            <w:r>
+              <w:rPr>
+                <w:rFonts w:cs="Times New Roman"/>
+                <w:szCs w:val="26"/>
+              </w:rPr>
+              <w:t>Xem lịch sử chấm công cá nhân</w:t>
+            </w:r>
+          </w:p>
+        </w:tc>
+        <w:tc>
+          <w:tcPr>
+            <w:tcW w:w="1600" w:type="dxa"/>
+          </w:tcPr>
+          <w:p>
+            <w:pPr>
+              <w:rPr>
+                <w:rFonts w:cs="Times New Roman"/>
+                <w:szCs w:val="26"/>
+              </w:rPr>
+            </w:pPr>
+            <w:r>
+              <w:rPr>
+                <w:rFonts w:cs="Times New Roman"/>
+                <w:szCs w:val="26"/>
+              </w:rPr>
+              <w:t>Nhân viên</w:t>
+            </w:r>
+          </w:p>
+        </w:tc>
+      </w:tr>
+      <w:tr>
+        <w:tc>
+          <w:tcPr>
+            <w:tcW w:w="1100" w:type="dxa"/>
+          </w:tcPr>
+          <w:p>
+            <w:pPr>
+              <w:jc w:val="center"/>
+              <w:rPr>
+                <w:rFonts w:cs="Times New Roman"/>
+                <w:szCs w:val="26"/>
+              </w:rPr>
+            </w:pPr>
+            <w:r>
+              <w:rPr>
+                <w:rFonts w:cs="Times New Roman"/>
+                <w:szCs w:val="26"/>
+              </w:rPr>
+              <w:t>UC-05</w:t>
+            </w:r>
+          </w:p>
+        </w:tc>
+        <w:tc>
+          <w:tcPr>
+            <w:tcW w:w="2300" w:type="dxa"/>
+          </w:tcPr>
+          <w:p>
+            <w:pPr>
+              <w:rPr>
+                <w:rFonts w:cs="Times New Roman"/>
+                <w:szCs w:val="26"/>
+              </w:rPr>
+            </w:pPr>
+            <w:r>
+              <w:rPr>
+                <w:rFonts w:cs="Times New Roman"/>
+                <w:szCs w:val="26"/>
+              </w:rPr>
+              <w:t>Nhận thông báo trạng thái chấm công</w:t>
+            </w:r>
+          </w:p>
+        </w:tc>
+        <w:tc>
+          <w:tcPr>
+            <w:tcW w:w="1600" w:type="dxa"/>
+          </w:tcPr>
+          <w:p>
+            <w:pPr>
+              <w:rPr>
+                <w:rFonts w:cs="Times New Roman"/>
+                <w:szCs w:val="26"/>
+              </w:rPr>
+            </w:pPr>
+            <w:r>
+              <w:rPr>
+                <w:rFonts w:cs="Times New Roman"/>
+                <w:szCs w:val="26"/>
+              </w:rPr>
+              <w:t>Nhân viên</w:t>
+            </w:r>
+          </w:p>
+        </w:tc>
+      </w:tr>
+      <w:tr>
+        <w:tc>
+          <w:tcPr>
+            <w:tcW w:w="1100" w:type="dxa"/>
+          </w:tcPr>
+          <w:p>
+            <w:pPr>
+              <w:jc w:val="center"/>
+              <w:rPr>
+                <w:rFonts w:cs="Times New Roman"/>
+                <w:szCs w:val="26"/>
+              </w:rPr>
+            </w:pPr>
+            <w:r>
+              <w:rPr>
+                <w:rFonts w:cs="Times New Roman"/>
+                <w:szCs w:val="26"/>
+              </w:rPr>
+              <w:t>UC-06</w:t>
+            </w:r>
+          </w:p>
+        </w:tc>
+        <w:tc>
+          <w:tcPr>
+            <w:tcW w:w="2300" w:type="dxa"/>
+          </w:tcPr>
+          <w:p>
+            <w:pPr>
+              <w:rPr>
+                <w:rFonts w:cs="Times New Roman"/>
+                <w:szCs w:val="26"/>
+              </w:rPr>
+            </w:pPr>
+            <w:r>
+              <w:rPr>
+                <w:rFonts w:cs="Times New Roman"/>
+                <w:szCs w:val="26"/>
+              </w:rPr>
+              <w:t>Quản lý Geofence 3D</w:t>
+            </w:r>
+          </w:p>
+        </w:tc>
+        <w:tc>
+          <w:tcPr>
+            <w:tcW w:w="1600" w:type="dxa"/>
+          </w:tcPr>
+          <w:p>
+            <w:pPr>
+              <w:rPr>
+                <w:rFonts w:cs="Times New Roman"/>
+                <w:szCs w:val="26"/>
+              </w:rPr>
+            </w:pPr>
+            <w:r>
+              <w:rPr>
+                <w:rFonts w:cs="Times New Roman"/>
+                <w:szCs w:val="26"/>
+              </w:rPr>
+              <w:t>HR / Admin</w:t>
+            </w:r>
+          </w:p>
+        </w:tc>
+      </w:tr>
+      <w:tr>
+        <w:tc>
+          <w:tcPr>
+            <w:tcW w:w="1100" w:type="dxa"/>
+          </w:tcPr>
+          <w:p>
+            <w:pPr>
+              <w:jc w:val="center"/>
+              <w:rPr>
+                <w:rFonts w:cs="Times New Roman"/>
+                <w:szCs w:val="26"/>
+              </w:rPr>
+            </w:pPr>
+            <w:r>
+              <w:rPr>
+                <w:rFonts w:cs="Times New Roman"/>
+                <w:szCs w:val="26"/>
+              </w:rPr>
+              <w:t>UC-07</w:t>
+            </w:r>
+          </w:p>
+        </w:tc>
+        <w:tc>
+          <w:tcPr>
+            <w:tcW w:w="2300" w:type="dxa"/>
+          </w:tcPr>
+          <w:p>
+            <w:pPr>
+              <w:rPr>
+                <w:rFonts w:cs="Times New Roman"/>
+                <w:szCs w:val="26"/>
+              </w:rPr>
+            </w:pPr>
+            <w:r>
+              <w:rPr>
+                <w:rFonts w:cs="Times New Roman"/>
+                <w:szCs w:val="26"/>
+              </w:rPr>
+              <w:t>Xem bản đồ GIS 3D real-time</w:t>
+            </w:r>
+          </w:p>
+        </w:tc>
+        <w:tc>
+          <w:tcPr>
+            <w:tcW w:w="1600" w:type="dxa"/>
+          </w:tcPr>
+          <w:p>
+            <w:pPr>
+              <w:rPr>
+                <w:rFonts w:cs="Times New Roman"/>
+                <w:szCs w:val="26"/>
+              </w:rPr>
+            </w:pPr>
+            <w:r>
+              <w:rPr>
+                <w:rFonts w:cs="Times New Roman"/>
+                <w:szCs w:val="26"/>
+              </w:rPr>
+              <w:t>HR / Admin</w:t>
+            </w:r>
+          </w:p>
+        </w:tc>
+      </w:tr>
+      <w:tr>
+        <w:tc>
+          <w:tcPr>
+            <w:tcW w:w="1100" w:type="dxa"/>
+          </w:tcPr>
+          <w:p>
+            <w:pPr>
+              <w:jc w:val="center"/>
+              <w:rPr>
+                <w:rFonts w:cs="Times New Roman"/>
+                <w:szCs w:val="26"/>
+              </w:rPr>
+            </w:pPr>
+            <w:r>
+              <w:rPr>
+                <w:rFonts w:cs="Times New Roman"/>
+                <w:szCs w:val="26"/>
+              </w:rPr>
+              <w:t>UC-08</w:t>
+            </w:r>
+          </w:p>
+        </w:tc>
+        <w:tc>
+          <w:tcPr>
+            <w:tcW w:w="2300" w:type="dxa"/>
+          </w:tcPr>
+          <w:p>
+            <w:pPr>
+              <w:rPr>
+                <w:rFonts w:cs="Times New Roman"/>
+                <w:szCs w:val="26"/>
+              </w:rPr>
+            </w:pPr>
+            <w:r>
+              <w:rPr>
+                <w:rFonts w:cs="Times New Roman"/>
+                <w:szCs w:val="26"/>
+              </w:rPr>
+              <w:t>Quản lý ca làm việc (Shift)</w:t>
+            </w:r>
+          </w:p>
+        </w:tc>
+        <w:tc>
+          <w:tcPr>
+            <w:tcW w:w="1600" w:type="dxa"/>
+          </w:tcPr>
+          <w:p>
+            <w:pPr>
+              <w:rPr>
+                <w:rFonts w:cs="Times New Roman"/>
+                <w:szCs w:val="26"/>
+              </w:rPr>
+            </w:pPr>
+            <w:r>
+              <w:rPr>
+                <w:rFonts w:cs="Times New Roman"/>
+                <w:szCs w:val="26"/>
+              </w:rPr>
+              <w:t>HR / Admin</w:t>
+            </w:r>
+          </w:p>
+        </w:tc>
+      </w:tr>
+      <w:tr>
+        <w:tc>
+          <w:tcPr>
+            <w:tcW w:w="1100" w:type="dxa"/>
+          </w:tcPr>
+          <w:p>
+            <w:pPr>
+              <w:jc w:val="center"/>
+              <w:rPr>
+                <w:rFonts w:cs="Times New Roman"/>
+                <w:szCs w:val="26"/>
+              </w:rPr>
+            </w:pPr>
+            <w:r>
+              <w:rPr>
+                <w:rFonts w:cs="Times New Roman"/>
+                <w:szCs w:val="26"/>
+              </w:rPr>
+              <w:t>UC-09</w:t>
+            </w:r>
+          </w:p>
+        </w:tc>
+        <w:tc>
+          <w:tcPr>
+            <w:tcW w:w="2300" w:type="dxa"/>
+          </w:tcPr>
+          <w:p>
+            <w:pPr>
+              <w:rPr>
+                <w:rFonts w:cs="Times New Roman"/>
+                <w:szCs w:val="26"/>
+              </w:rPr>
+            </w:pPr>
+            <w:r>
+              <w:rPr>
+                <w:rFonts w:cs="Times New Roman"/>
+                <w:szCs w:val="26"/>
+              </w:rPr>
+              <w:t>Xem và xuất báo cáo chấm công</w:t>
+            </w:r>
+          </w:p>
+        </w:tc>
+        <w:tc>
+          <w:tcPr>
+            <w:tcW w:w="1600" w:type="dxa"/>
+          </w:tcPr>
+          <w:p>
+            <w:pPr>
+              <w:rPr>
+                <w:rFonts w:cs="Times New Roman"/>
+                <w:szCs w:val="26"/>
+              </w:rPr>
+            </w:pPr>
+            <w:r>
+              <w:rPr>
+                <w:rFonts w:cs="Times New Roman"/>
+                <w:szCs w:val="26"/>
+              </w:rPr>
+              <w:t>HR / Admin / CEO</w:t>
+            </w:r>
+          </w:p>
+        </w:tc>
+      </w:tr>
+      <w:tr>
+        <w:tc>
+          <w:tcPr>
+            <w:tcW w:w="1100" w:type="dxa"/>
+          </w:tcPr>
+          <w:p>
+            <w:pPr>
+              <w:jc w:val="center"/>
+              <w:rPr>
+                <w:rFonts w:cs="Times New Roman"/>
+                <w:szCs w:val="26"/>
+              </w:rPr>
+            </w:pPr>
+            <w:r>
+              <w:rPr>
+                <w:rFonts w:cs="Times New Roman"/>
+                <w:szCs w:val="26"/>
+              </w:rPr>
+              <w:t>UC-10</w:t>
+            </w:r>
+          </w:p>
+        </w:tc>
+        <w:tc>
+          <w:tcPr>
+            <w:tcW w:w="2300" w:type="dxa"/>
+          </w:tcPr>
+          <w:p>
+            <w:pPr>
+              <w:rPr>
+                <w:rFonts w:cs="Times New Roman"/>
+                <w:szCs w:val="26"/>
+              </w:rPr>
+            </w:pPr>
+            <w:r>
+              <w:rPr>
+                <w:rFonts w:cs="Times New Roman"/>
+                <w:szCs w:val="26"/>
+              </w:rPr>
+              <w:t>Quản lý ngoại lệ chấm công</w:t>
+            </w:r>
+          </w:p>
+        </w:tc>
+        <w:tc>
+          <w:tcPr>
+            <w:tcW w:w="1600" w:type="dxa"/>
+          </w:tcPr>
+          <w:p>
+            <w:pPr>
+              <w:rPr>
+                <w:rFonts w:cs="Times New Roman"/>
+                <w:szCs w:val="26"/>
+              </w:rPr>
+            </w:pPr>
+            <w:r>
+              <w:rPr>
+                <w:rFonts w:cs="Times New Roman"/>
+                <w:szCs w:val="26"/>
+              </w:rPr>
+              <w:t>HR / Admin</w:t>
+            </w:r>
+          </w:p>
+        </w:tc>
+      </w:tr>
+      <w:tr>
+        <w:tc>
+          <w:tcPr>
+            <w:tcW w:w="1100" w:type="dxa"/>
+          </w:tcPr>
+          <w:p>
+            <w:pPr>
+              <w:jc w:val="center"/>
+              <w:rPr>
+                <w:rFonts w:cs="Times New Roman"/>
+                <w:szCs w:val="26"/>
+              </w:rPr>
+            </w:pPr>
+            <w:r>
+              <w:rPr>
+                <w:rFonts w:cs="Times New Roman"/>
+                <w:szCs w:val="26"/>
+              </w:rPr>
+              <w:t>UC-16</w:t>
+            </w:r>
+          </w:p>
+        </w:tc>
+        <w:tc>
+          <w:tcPr>
+            <w:tcW w:w="2300" w:type="dxa"/>
+          </w:tcPr>
+          <w:p>
+            <w:pPr>
+              <w:rPr>
+                <w:rFonts w:cs="Times New Roman"/>
+                <w:szCs w:val="26"/>
+              </w:rPr>
+            </w:pPr>
+            <w:r>
+              <w:rPr>
+                <w:rFonts w:cs="Times New Roman"/>
+                <w:szCs w:val="26"/>
+              </w:rPr>
+              <w:t>Xem Dashboard tổng quan (CEO/HR)</w:t>
+            </w:r>
+          </w:p>
+        </w:tc>
+        <w:tc>
+          <w:tcPr>
+            <w:tcW w:w="1600" w:type="dxa"/>
+          </w:tcPr>
+          <w:p>
+            <w:pPr>
+              <w:rPr>
+                <w:rFonts w:cs="Times New Roman"/>
+                <w:szCs w:val="26"/>
+              </w:rPr>
+            </w:pPr>
+            <w:r>
+              <w:rPr>
+                <w:rFonts w:cs="Times New Roman"/>
+                <w:szCs w:val="26"/>
+              </w:rPr>
+              <w:t>CEO / HR / Admin</w:t>
+            </w:r>
+          </w:p>
+        </w:tc>
+      </w:tr>
+      <w:tr>
+        <w:tc>
+          <w:tcPr>
+            <w:tcW w:w="1100" w:type="dxa"/>
+          </w:tcPr>
+          <w:p>
+            <w:pPr>
+              <w:jc w:val="center"/>
+              <w:rPr>
+                <w:rFonts w:cs="Times New Roman"/>
+                <w:szCs w:val="26"/>
+              </w:rPr>
+            </w:pPr>
+            <w:r>
+              <w:rPr>
+                <w:rFonts w:cs="Times New Roman"/>
+                <w:szCs w:val="26"/>
+              </w:rPr>
+              <w:lastRenderedPageBreak/>
+              <w:t>UC-11</w:t>
+            </w:r>
+          </w:p>
+        </w:tc>
+        <w:tc>
+          <w:tcPr>
+            <w:tcW w:w="2300" w:type="dxa"/>
+          </w:tcPr>
+          <w:p>
+            <w:pPr>
+              <w:rPr>
+                <w:rFonts w:cs="Times New Roman"/>
+                <w:szCs w:val="26"/>
+              </w:rPr>
+            </w:pPr>
+            <w:r>
+              <w:rPr>
+                <w:rFonts w:cs="Times New Roman"/>
+                <w:szCs w:val="26"/>
+              </w:rPr>
+              <w:t>Phát hiện Mock Location / GPS Spoofing</w:t>
+            </w:r>
+          </w:p>
+        </w:tc>
+        <w:tc>
+          <w:tcPr>
+            <w:tcW w:w="1600" w:type="dxa"/>
+          </w:tcPr>
+          <w:p>
+            <w:pPr>
+              <w:rPr>
+                <w:rFonts w:cs="Times New Roman"/>
+                <w:szCs w:val="26"/>
+              </w:rPr>
+            </w:pPr>
+            <w:r>
+              <w:rPr>
+                <w:rFonts w:cs="Times New Roman"/>
+                <w:szCs w:val="26"/>
+              </w:rPr>
+              <w:t>Hệ thống (tự động)</w:t>
+            </w:r>
+          </w:p>
+        </w:tc>
+      </w:tr>
+      <w:tr>
+        <w:tc>
+          <w:tcPr>
+            <w:tcW w:w="1100" w:type="dxa"/>
+          </w:tcPr>
+          <w:p>
+            <w:pPr>
+              <w:jc w:val="center"/>
+              <w:rPr>
+                <w:rFonts w:cs="Times New Roman"/>
+                <w:szCs w:val="26"/>
+              </w:rPr>
+            </w:pPr>
+            <w:r>
+              <w:rPr>
+                <w:rFonts w:cs="Times New Roman"/>
+                <w:szCs w:val="26"/>
+              </w:rPr>
+              <w:t>UC-12</w:t>
+            </w:r>
+          </w:p>
+        </w:tc>
+        <w:tc>
+          <w:tcPr>
+            <w:tcW w:w="2300" w:type="dxa"/>
+          </w:tcPr>
+          <w:p>
+            <w:pPr>
+              <w:rPr>
+                <w:rFonts w:cs="Times New Roman"/>
+                <w:szCs w:val="26"/>
+              </w:rPr>
+            </w:pPr>
+            <w:r>
+              <w:rPr>
+                <w:rFonts w:cs="Times New Roman"/>
+                <w:szCs w:val="26"/>
+              </w:rPr>
+              <w:t>Phát hiện chấm công hộ (Buddy Punching)</w:t>
+            </w:r>
+          </w:p>
+        </w:tc>
+        <w:tc>
+          <w:tcPr>
+            <w:tcW w:w="1600" w:type="dxa"/>
+          </w:tcPr>
+          <w:p>
+            <w:pPr>
+              <w:rPr>
+                <w:rFonts w:cs="Times New Roman"/>
+                <w:szCs w:val="26"/>
+              </w:rPr>
+            </w:pPr>
+            <w:r>
+              <w:rPr>
+                <w:rFonts w:cs="Times New Roman"/>
+                <w:szCs w:val="26"/>
+              </w:rPr>
+              <w:t>Hệ thống (tự động)</w:t>
+            </w:r>
+          </w:p>
+        </w:tc>
+      </w:tr>
+      <w:tr>
+        <w:tc>
+          <w:tcPr>
+            <w:tcW w:w="1100" w:type="dxa"/>
+          </w:tcPr>
+          <w:p>
+            <w:pPr>
+              <w:jc w:val="center"/>
+              <w:rPr>
+                <w:rFonts w:cs="Times New Roman"/>
+                <w:szCs w:val="26"/>
+              </w:rPr>
+            </w:pPr>
+            <w:r>
+              <w:rPr>
+                <w:rFonts w:cs="Times New Roman"/>
+                <w:szCs w:val="26"/>
+              </w:rPr>
+              <w:t>UC-13</w:t>
+            </w:r>
+          </w:p>
+        </w:tc>
+        <w:tc>
+          <w:tcPr>
+            <w:tcW w:w="2300" w:type="dxa"/>
+          </w:tcPr>
+          <w:p>
+            <w:pPr>
+              <w:rPr>
+                <w:rFonts w:cs="Times New Roman"/>
+                <w:szCs w:val="26"/>
+              </w:rPr>
+            </w:pPr>
+            <w:r>
+              <w:rPr>
+                <w:rFonts w:cs="Times New Roman"/>
+                <w:szCs w:val="26"/>
+              </w:rPr>
+              <w:t>Quản lý thiết bị tin cậy</w:t>
+            </w:r>
+          </w:p>
+        </w:tc>
+        <w:tc>
+          <w:tcPr>
+            <w:tcW w:w="1600" w:type="dxa"/>
+          </w:tcPr>
+          <w:p>
+            <w:pPr>
+              <w:rPr>
+                <w:rFonts w:cs="Times New Roman"/>
+                <w:szCs w:val="26"/>
+              </w:rPr>
+            </w:pPr>
+            <w:r>
+              <w:rPr>
+                <w:rFonts w:cs="Times New Roman"/>
+                <w:szCs w:val="26"/>
+              </w:rPr>
+              <w:t>Admin</w:t>
+            </w:r>
+          </w:p>
+        </w:tc>
+      </w:tr>
+      <w:tr>
+        <w:tc>
+          <w:tcPr>
+            <w:tcW w:w="1100" w:type="dxa"/>
+          </w:tcPr>
+          <w:p>
+            <w:pPr>
+              <w:jc w:val="center"/>
+              <w:rPr>
+                <w:rFonts w:cs="Times New Roman"/>
+                <w:szCs w:val="26"/>
+              </w:rPr>
+            </w:pPr>
+            <w:r>
+              <w:rPr>
+                <w:rFonts w:cs="Times New Roman"/>
+                <w:szCs w:val="26"/>
+              </w:rPr>
+              <w:t>UC-14</w:t>
+            </w:r>
+          </w:p>
+        </w:tc>
+        <w:tc>
+          <w:tcPr>
+            <w:tcW w:w="2300" w:type="dxa"/>
+          </w:tcPr>
+          <w:p>
+            <w:pPr>
+              <w:rPr>
+                <w:rFonts w:cs="Times New Roman"/>
+                <w:szCs w:val="26"/>
+              </w:rPr>
+            </w:pPr>
+            <w:r>
+              <w:rPr>
+                <w:rFonts w:cs="Times New Roman"/>
+                <w:szCs w:val="26"/>
+              </w:rPr>
+              <w:t>Tra cứu Audit Log</w:t>
+            </w:r>
+          </w:p>
+        </w:tc>
+        <w:tc>
+          <w:tcPr>
+            <w:tcW w:w="1600" w:type="dxa"/>
+          </w:tcPr>
+          <w:p>
+            <w:pPr>
+              <w:rPr>
+                <w:rFonts w:cs="Times New Roman"/>
+                <w:szCs w:val="26"/>
+              </w:rPr>
+            </w:pPr>
+            <w:r>
+              <w:rPr>
+                <w:rFonts w:cs="Times New Roman"/>
+                <w:szCs w:val="26"/>
+              </w:rPr>
+              <w:t>Admin</w:t>
+            </w:r>
+          </w:p>
+        </w:tc>
+      </w:tr>
+      <w:tr>
+        <w:tc>
+          <w:tcPr>
+            <w:tcW w:w="1100" w:type="dxa"/>
+          </w:tcPr>
+          <w:p>
+            <w:pPr>
+              <w:jc w:val="center"/>
+              <w:rPr>
+                <w:rFonts w:cs="Times New Roman"/>
+                <w:szCs w:val="26"/>
+              </w:rPr>
+            </w:pPr>
+            <w:r>
+              <w:rPr>
+                <w:rFonts w:cs="Times New Roman"/>
+                <w:szCs w:val="26"/>
+              </w:rPr>
+              <w:t>UC-15</w:t>
+            </w:r>
+          </w:p>
+        </w:tc>
+        <w:tc>
+          <w:tcPr>
+            <w:tcW w:w="2300" w:type="dxa"/>
+          </w:tcPr>
+          <w:p>
+            <w:pPr>
+              <w:rPr>
+                <w:rFonts w:cs="Times New Roman"/>
+                <w:szCs w:val="26"/>
+              </w:rPr>
+            </w:pPr>
+            <w:r>
+              <w:rPr>
+                <w:rFonts w:cs="Times New Roman"/>
+                <w:szCs w:val="26"/>
+              </w:rPr>
+              <w:t>Quản lý nhân viên &amp; phòng ban</w:t>
+            </w:r>
+          </w:p>
+        </w:tc>
+        <w:tc>
+          <w:tcPr>
+            <w:tcW w:w="1600" w:type="dxa"/>
+          </w:tcPr>
+          <w:p>
+            <w:pPr>
+              <w:rPr>
+                <w:rFonts w:cs="Times New Roman"/>
+                <w:szCs w:val="26"/>
+              </w:rPr>
+            </w:pPr>
+            <w:r>
+              <w:rPr>
+                <w:rFonts w:cs="Times New Roman"/>
+                <w:szCs w:val="26"/>
+              </w:rPr>
+              <w:t>Admin / HR</w:t>
+            </w:r>
+          </w:p>
+        </w:tc>
+      </w:tr>
+      <w:tr>
+        <w:tc>
+          <w:tcPr>
+            <w:tcW w:w="1100" w:type="dxa"/>
+          </w:tcPr>
+          <w:p>
+            <w:pPr>
+              <w:jc w:val="center"/>
+              <w:rPr>
+                <w:rFonts w:cs="Times New Roman"/>
+                <w:szCs w:val="26"/>
+              </w:rPr>
+            </w:pPr>
+            <w:r>
+              <w:rPr>
+                <w:rFonts w:cs="Times New Roman"/>
+                <w:szCs w:val="26"/>
+              </w:rPr>
+              <w:t>UC-17</w:t>
+            </w:r>
+          </w:p>
+        </w:tc>
+        <w:tc>
+          <w:tcPr>
+            <w:tcW w:w="2300" w:type="dxa"/>
+          </w:tcPr>
+          <w:p>
+            <w:pPr>
+              <w:rPr>
+                <w:rFonts w:cs="Times New Roman"/>
+                <w:szCs w:val="26"/>
+              </w:rPr>
+            </w:pPr>
+            <w:r>
+              <w:rPr>
+                <w:rFonts w:cs="Times New Roman"/>
+                <w:szCs w:val="26"/>
+              </w:rPr>
+              <w:t>Quản lý tòa nhà và tầng</w:t>
+            </w:r>
+          </w:p>
+        </w:tc>
+        <w:tc>
+          <w:tcPr>
+            <w:tcW w:w="1600" w:type="dxa"/>
+          </w:tcPr>
+          <w:p>
+            <w:pPr>
+              <w:rPr>
+                <w:rFonts w:cs="Times New Roman"/>
+                <w:szCs w:val="26"/>
+              </w:rPr>
+            </w:pPr>
+            <w:r>
+              <w:rPr>
+                <w:rFonts w:cs="Times New Roman"/>
+                <w:szCs w:val="26"/>
+              </w:rPr>
+              <w:t>Admin</w:t>
+            </w:r>
+          </w:p>
+        </w:tc>
+      </w:tr>
+    </w:tbl>
+    <w:p/>
+    <w:p>
+      <w:r>
+        <w:t>Usecase diagram</w:t>
+      </w:r>
+    </w:p>
+    <w:p>
+      <w:pPr>
+        <w:ind w:left="-1134"/>
+      </w:pPr>
+      <w:r>
+        <w:rPr>
+          <w:noProof/>
+        </w:rPr>
+        <w:lastRenderedPageBreak/>
+        <w:drawing>
+          <wp:inline distT="0" distB="0" distL="0" distR="0" wp14:anchorId="688C931F" wp14:editId="2DD7ECE8">
+            <wp:extent cx="7286625" cy="7941601"/>
+            <wp:effectExtent l="0" t="0" r="0" b="2540"/>
+            <wp:docPr id="1738491523" name="Picture 1"/>
+            <wp:cNvGraphicFramePr>
+              <a:graphicFrameLocks xmlns:a="http://schemas.openxmlformats.org/drawingml/2006/main" noChangeAspect="1"/>
+            </wp:cNvGraphicFramePr>
+            <a:graphic xmlns:a="http://schemas.openxmlformats.org/drawingml/2006/main">
+              <a:graphicData uri="http://schemas.openxmlformats.org/drawingml/2006/picture">
+                <pic:pic xmlns:pic="http://schemas.openxmlformats.org/drawingml/2006/picture">
+                  <pic:nvPicPr>
+                    <pic:cNvPr id="0" name="Picture 1"/>
+                    <pic:cNvPicPr>
+                      <a:picLocks noChangeAspect="1" noChangeArrowheads="1"/>
+                    </pic:cNvPicPr>
+                  </pic:nvPicPr>
+                  <pic:blipFill>
+                    <a:blip r:embed="rId11">
+                      <a:extLst>
+                        <a:ext uri="{28A0092B-C50C-407E-A947-70E740481C1C}">
+                          <a14:useLocalDpi xmlns:a14="http://schemas.microsoft.com/office/drawing/2010/main" val="0"/>
+                        </a:ext>
+                      </a:extLst>
+                    </a:blip>
+                    <a:srcRect/>
+                    <a:stretch>
+                      <a:fillRect/>
+                    </a:stretch>
+                  </pic:blipFill>
+                  <pic:spPr bwMode="auto">
+                    <a:xfrm>
+                      <a:off x="0" y="0"/>
+                      <a:ext cx="7286625" cy="7941601"/>
+                    </a:xfrm>
+                    <a:prstGeom prst="rect">
+                      <a:avLst/>
+                    </a:prstGeom>
+                    <a:noFill/>
+                    <a:ln>
+                      <a:noFill/>
+                    </a:ln>
+                  </pic:spPr>
+                </pic:pic>
+              </a:graphicData>
+            </a:graphic>
+          </wp:inline>
+        </w:drawing>
+      </w:r>
+    </w:p>
+    <w:p>
+      <w:pPr>
+        <w:pStyle w:val="Heading2"/>
+      </w:pPr>
+      <w:bookmarkStart w:id="28" w:name="_Toc227376797"/>
+      <w:r>
+        <w:lastRenderedPageBreak/>
+        <w:t>2.6. Sơ đồ dataflow diagram</w:t>
+      </w:r>
+      <w:bookmarkEnd w:id="28"/>
+    </w:p>
+    <w:p>
+      <w:r>
+        <w:t>DFD. Context Diagram</w:t>
+      </w:r>
+    </w:p>
+    <w:p>
+      <w:r>
+        <w:rPr>
+          <w:noProof/>
+        </w:rPr>
+        <w:drawing>
+          <wp:inline distT="0" distB="0" distL="0" distR="0" wp14:anchorId="27A82F09" wp14:editId="111F3C1E">
+            <wp:extent cx="7397985" cy="5108246"/>
+            <wp:effectExtent l="1905" t="0" r="0" b="0"/>
+            <wp:docPr id="82553178" name="Picture 2"/>
+            <wp:cNvGraphicFramePr>
+              <a:graphicFrameLocks xmlns:a="http://schemas.openxmlformats.org/drawingml/2006/main" noChangeAspect="1"/>
+            </wp:cNvGraphicFramePr>
+            <a:graphic xmlns:a="http://schemas.openxmlformats.org/drawingml/2006/main">
+              <a:graphicData uri="http://schemas.openxmlformats.org/drawingml/2006/picture">
+                <pic:pic xmlns:pic="http://schemas.openxmlformats.org/drawingml/2006/picture">
+                  <pic:nvPicPr>
+                    <pic:cNvPr id="0" name="Picture 2"/>
+                    <pic:cNvPicPr>
+                      <a:picLocks noChangeAspect="1" noChangeArrowheads="1"/>
+                    </pic:cNvPicPr>
+                  </pic:nvPicPr>
+                  <pic:blipFill>
+                    <a:blip r:embed="rId12">
+                      <a:extLst>
+                        <a:ext uri="{28A0092B-C50C-407E-A947-70E740481C1C}">
+                          <a14:useLocalDpi xmlns:a14="http://schemas.microsoft.com/office/drawing/2010/main" val="0"/>
+                        </a:ext>
+                      </a:extLst>
+                    </a:blip>
+                    <a:srcRect/>
+                    <a:stretch>
+                      <a:fillRect/>
+                    </a:stretch>
+                  </pic:blipFill>
+                  <pic:spPr bwMode="auto">
+                    <a:xfrm rot="5400000">
+                      <a:off x="0" y="0"/>
+                      <a:ext cx="7415366" cy="5120248"/>
+                    </a:xfrm>
+                    <a:prstGeom prst="rect">
+                      <a:avLst/>
+                    </a:prstGeom>
+                    <a:noFill/>
+                    <a:ln>
+                      <a:noFill/>
+                    </a:ln>
+                  </pic:spPr>
+                </pic:pic>
+              </a:graphicData>
+            </a:graphic>
+          </wp:inline>
+        </w:drawing>
+      </w:r>
+    </w:p>
+    <w:p>
+      <w:r>
+        <w:lastRenderedPageBreak/>
+        <w:t>DFD_L1: Overview hệ thống – các tiến trình chính</w:t>
+      </w:r>
+    </w:p>
+    <w:p>
+      <w:pPr>
+        <w:jc w:val="center"/>
+      </w:pPr>
+      <w:r>
+        <w:rPr>
+          <w:noProof/>
+        </w:rPr>
+        <w:drawing>
+          <wp:inline distT="0" distB="0" distL="0" distR="0" wp14:anchorId="3FBDE4F7" wp14:editId="43E05007">
+            <wp:extent cx="7462743" cy="2446918"/>
+            <wp:effectExtent l="0" t="6668" r="0" b="0"/>
+            <wp:docPr id="304262190" name="Picture 3"/>
+            <wp:cNvGraphicFramePr>
+              <a:graphicFrameLocks xmlns:a="http://schemas.openxmlformats.org/drawingml/2006/main" noChangeAspect="1"/>
+            </wp:cNvGraphicFramePr>
+            <a:graphic xmlns:a="http://schemas.openxmlformats.org/drawingml/2006/main">
+              <a:graphicData uri="http://schemas.openxmlformats.org/drawingml/2006/picture">
+                <pic:pic xmlns:pic="http://schemas.openxmlformats.org/drawingml/2006/picture">
+                  <pic:nvPicPr>
+                    <pic:cNvPr id="0" name="Picture 4"/>
+                    <pic:cNvPicPr>
+                      <a:picLocks noChangeAspect="1" noChangeArrowheads="1"/>
+                    </pic:cNvPicPr>
+                  </pic:nvPicPr>
+                  <pic:blipFill>
+                    <a:blip r:embed="rId13">
+                      <a:extLst>
+                        <a:ext uri="{28A0092B-C50C-407E-A947-70E740481C1C}">
+                          <a14:useLocalDpi xmlns:a14="http://schemas.microsoft.com/office/drawing/2010/main" val="0"/>
+                        </a:ext>
+                      </a:extLst>
+                    </a:blip>
+                    <a:srcRect/>
+                    <a:stretch>
+                      <a:fillRect/>
+                    </a:stretch>
+                  </pic:blipFill>
+                  <pic:spPr bwMode="auto">
+                    <a:xfrm rot="5400000">
+                      <a:off x="0" y="0"/>
+                      <a:ext cx="7506162" cy="2461155"/>
+                    </a:xfrm>
+                    <a:prstGeom prst="rect">
+                      <a:avLst/>
+                    </a:prstGeom>
+                    <a:noFill/>
+                    <a:ln>
+                      <a:noFill/>
+                    </a:ln>
+                  </pic:spPr>
+                </pic:pic>
+              </a:graphicData>
+            </a:graphic>
+          </wp:inline>
+        </w:drawing>
+      </w:r>
+    </w:p>
+    <w:p>
+      <w:pPr>
+        <w:jc w:val="left"/>
+      </w:pPr>
+      <w:r>
+        <w:lastRenderedPageBreak/>
+        <w:t>D</w:t>
+      </w:r>
+      <w:r>
+        <w:t>FD_L2: Quản lý hệ thống</w:t>
+      </w:r>
+    </w:p>
+    <w:p>
+      <w:pPr>
+        <w:ind w:left="-284"/>
+        <w:jc w:val="center"/>
+      </w:pPr>
+      <w:r>
+        <w:rPr>
+          <w:noProof/>
+        </w:rPr>
+        <w:drawing>
+          <wp:inline distT="0" distB="0" distL="0" distR="0" wp14:anchorId="2FD7A906" wp14:editId="04DC46AE">
+            <wp:extent cx="7703632" cy="6306114"/>
+            <wp:effectExtent l="0" t="6032" r="6032" b="6033"/>
+            <wp:docPr id="1236996249" name="Picture 4"/>
+            <wp:cNvGraphicFramePr>
+              <a:graphicFrameLocks xmlns:a="http://schemas.openxmlformats.org/drawingml/2006/main" noChangeAspect="1"/>
+            </wp:cNvGraphicFramePr>
+            <a:graphic xmlns:a="http://schemas.openxmlformats.org/drawingml/2006/main">
+              <a:graphicData uri="http://schemas.openxmlformats.org/drawingml/2006/picture">
+                <pic:pic xmlns:pic="http://schemas.openxmlformats.org/drawingml/2006/picture">
+                  <pic:nvPicPr>
+                    <pic:cNvPr id="0" name="Picture 6"/>
+                    <pic:cNvPicPr>
+                      <a:picLocks noChangeAspect="1" noChangeArrowheads="1"/>
+                    </pic:cNvPicPr>
+                  </pic:nvPicPr>
+                  <pic:blipFill>
+                    <a:blip r:embed="rId14">
+                      <a:extLst>
+                        <a:ext uri="{28A0092B-C50C-407E-A947-70E740481C1C}">
+                          <a14:useLocalDpi xmlns:a14="http://schemas.microsoft.com/office/drawing/2010/main" val="0"/>
+                        </a:ext>
+                      </a:extLst>
+                    </a:blip>
+                    <a:srcRect/>
+                    <a:stretch>
+                      <a:fillRect/>
+                    </a:stretch>
+                  </pic:blipFill>
+                  <pic:spPr bwMode="auto">
+                    <a:xfrm rot="5400000">
+                      <a:off x="0" y="0"/>
+                      <a:ext cx="7709617" cy="6311013"/>
+                    </a:xfrm>
+                    <a:prstGeom prst="rect">
+                      <a:avLst/>
+                    </a:prstGeom>
+                    <a:noFill/>
+                    <a:ln>
+                      <a:noFill/>
+                    </a:ln>
+                  </pic:spPr>
+                </pic:pic>
+              </a:graphicData>
+            </a:graphic>
+          </wp:inline>
+        </w:drawing>
+      </w:r>
+    </w:p>
+    <w:p>
+      <w:pPr>
+        <w:jc w:val="left"/>
+      </w:pPr>
+      <w:r>
+        <w:lastRenderedPageBreak/>
+        <w:t xml:space="preserve">DFD_L2: Quản lý </w:t>
+      </w:r>
+      <w:r>
+        <w:t>báo cáo – Dashboard</w:t>
+      </w:r>
+    </w:p>
+    <w:p>
+      <w:pPr>
+        <w:jc w:val="center"/>
+      </w:pPr>
+      <w:r>
+        <w:rPr>
+          <w:noProof/>
+        </w:rPr>
+        <w:drawing>
+          <wp:inline distT="0" distB="0" distL="0" distR="0" wp14:anchorId="677A0370" wp14:editId="578FC20F">
+            <wp:extent cx="7813821" cy="3817586"/>
+            <wp:effectExtent l="0" t="1905" r="0" b="0"/>
+            <wp:docPr id="1407253473" name="Picture 5" descr="PlantUML diagram"/>
+            <wp:cNvGraphicFramePr>
+              <a:graphicFrameLocks xmlns:a="http://schemas.openxmlformats.org/drawingml/2006/main" noChangeAspect="1"/>
+            </wp:cNvGraphicFramePr>
+            <a:graphic xmlns:a="http://schemas.openxmlformats.org/drawingml/2006/main">
+              <a:graphicData uri="http://schemas.openxmlformats.org/drawingml/2006/picture">
+                <pic:pic xmlns:pic="http://schemas.openxmlformats.org/drawingml/2006/picture">
+                  <pic:nvPicPr>
+                    <pic:cNvPr id="0" name="Picture 8" descr="PlantUML diagram"/>
+                    <pic:cNvPicPr>
+                      <a:picLocks noChangeAspect="1" noChangeArrowheads="1"/>
+                    </pic:cNvPicPr>
+                  </pic:nvPicPr>
+                  <pic:blipFill>
+                    <a:blip r:embed="rId15">
+                      <a:extLst>
+                        <a:ext uri="{28A0092B-C50C-407E-A947-70E740481C1C}">
+                          <a14:useLocalDpi xmlns:a14="http://schemas.microsoft.com/office/drawing/2010/main" val="0"/>
+                        </a:ext>
+                      </a:extLst>
+                    </a:blip>
+                    <a:srcRect/>
+                    <a:stretch>
+                      <a:fillRect/>
+                    </a:stretch>
+                  </pic:blipFill>
+                  <pic:spPr bwMode="auto">
+                    <a:xfrm rot="5400000">
+                      <a:off x="0" y="0"/>
+                      <a:ext cx="7844378" cy="3832515"/>
+                    </a:xfrm>
+                    <a:prstGeom prst="rect">
+                      <a:avLst/>
+                    </a:prstGeom>
+                    <a:noFill/>
+                    <a:ln>
+                      <a:noFill/>
+                    </a:ln>
+                  </pic:spPr>
+                </pic:pic>
+              </a:graphicData>
+            </a:graphic>
+          </wp:inline>
+        </w:drawing>
+      </w:r>
+    </w:p>
+    <w:p>
+      <w:pPr>
+        <w:jc w:val="left"/>
+      </w:pPr>
+      <w:r>
+        <w:lastRenderedPageBreak/>
+        <w:t xml:space="preserve">DFD_L2: Quản lý </w:t>
+      </w:r>
+      <w:r>
+        <w:t>hệ thống GIS</w:t>
+      </w:r>
+    </w:p>
+    <w:p>
+      <w:pPr>
+        <w:jc w:val="center"/>
+      </w:pPr>
+      <w:r>
+        <w:rPr>
+          <w:noProof/>
+        </w:rPr>
+        <w:drawing>
+          <wp:inline distT="0" distB="0" distL="0" distR="0" wp14:anchorId="26F5D437" wp14:editId="3EBA567D">
+            <wp:extent cx="7655732" cy="4984405"/>
+            <wp:effectExtent l="2222" t="0" r="4763" b="4762"/>
+            <wp:docPr id="336012336" name="Picture 6" descr="PlantUML diagram"/>
+            <wp:cNvGraphicFramePr>
+              <a:graphicFrameLocks xmlns:a="http://schemas.openxmlformats.org/drawingml/2006/main" noChangeAspect="1"/>
+            </wp:cNvGraphicFramePr>
+            <a:graphic xmlns:a="http://schemas.openxmlformats.org/drawingml/2006/main">
+              <a:graphicData uri="http://schemas.openxmlformats.org/drawingml/2006/picture">
+                <pic:pic xmlns:pic="http://schemas.openxmlformats.org/drawingml/2006/picture">
+                  <pic:nvPicPr>
+                    <pic:cNvPr id="0" name="Picture 10" descr="PlantUML diagram"/>
+                    <pic:cNvPicPr>
+                      <a:picLocks noChangeAspect="1" noChangeArrowheads="1"/>
+                    </pic:cNvPicPr>
+                  </pic:nvPicPr>
+                  <pic:blipFill>
+                    <a:blip r:embed="rId16">
+                      <a:extLst>
+                        <a:ext uri="{28A0092B-C50C-407E-A947-70E740481C1C}">
+                          <a14:useLocalDpi xmlns:a14="http://schemas.microsoft.com/office/drawing/2010/main" val="0"/>
+                        </a:ext>
+                      </a:extLst>
+                    </a:blip>
+                    <a:srcRect/>
+                    <a:stretch>
+                      <a:fillRect/>
+                    </a:stretch>
+                  </pic:blipFill>
+                  <pic:spPr bwMode="auto">
+                    <a:xfrm rot="5400000">
+                      <a:off x="0" y="0"/>
+                      <a:ext cx="7671395" cy="4994603"/>
+                    </a:xfrm>
+                    <a:prstGeom prst="rect">
+                      <a:avLst/>
+                    </a:prstGeom>
+                    <a:noFill/>
+                    <a:ln>
+                      <a:noFill/>
+                    </a:ln>
+                  </pic:spPr>
+                </pic:pic>
+              </a:graphicData>
+            </a:graphic>
+          </wp:inline>
+        </w:drawing>
+      </w:r>
+    </w:p>
+    <w:p>
+      <w:pPr>
+        <w:jc w:val="left"/>
+      </w:pPr>
+      <w:r>
+        <w:lastRenderedPageBreak/>
+        <w:t xml:space="preserve">DFD_L2: </w:t>
+      </w:r>
+      <w:r>
+        <w:t>Hệ thống Fraud Detection</w:t>
+      </w:r>
+    </w:p>
+    <w:p>
+      <w:pPr>
+        <w:ind w:left="-993"/>
+        <w:jc w:val="left"/>
+      </w:pPr>
+      <w:r>
+        <w:rPr>
+          <w:noProof/>
+        </w:rPr>
+        <w:drawing>
+          <wp:inline distT="0" distB="0" distL="0" distR="0" wp14:anchorId="00EE05E5" wp14:editId="35C35F5A">
+            <wp:extent cx="7611271" cy="6707286"/>
+            <wp:effectExtent l="0" t="5080" r="3810" b="3810"/>
+            <wp:docPr id="1113512040" name="Picture 8"/>
+            <wp:cNvGraphicFramePr>
+              <a:graphicFrameLocks xmlns:a="http://schemas.openxmlformats.org/drawingml/2006/main" noChangeAspect="1"/>
+            </wp:cNvGraphicFramePr>
+            <a:graphic xmlns:a="http://schemas.openxmlformats.org/drawingml/2006/main">
+              <a:graphicData uri="http://schemas.openxmlformats.org/drawingml/2006/picture">
+                <pic:pic xmlns:pic="http://schemas.openxmlformats.org/drawingml/2006/picture">
+                  <pic:nvPicPr>
+                    <pic:cNvPr id="0" name="Picture 2"/>
+                    <pic:cNvPicPr>
+                      <a:picLocks noChangeAspect="1" noChangeArrowheads="1"/>
+                    </pic:cNvPicPr>
+                  </pic:nvPicPr>
+                  <pic:blipFill>
+                    <a:blip r:embed="rId17">
+                      <a:extLst>
+                        <a:ext uri="{28A0092B-C50C-407E-A947-70E740481C1C}">
+                          <a14:useLocalDpi xmlns:a14="http://schemas.microsoft.com/office/drawing/2010/main" val="0"/>
+                        </a:ext>
+                      </a:extLst>
+                    </a:blip>
+                    <a:srcRect/>
+                    <a:stretch>
+                      <a:fillRect/>
+                    </a:stretch>
+                  </pic:blipFill>
+                  <pic:spPr bwMode="auto">
+                    <a:xfrm rot="5400000" flipH="1">
+                      <a:off x="0" y="0"/>
+                      <a:ext cx="7647860" cy="6739529"/>
+                    </a:xfrm>
+                    <a:prstGeom prst="rect">
+                      <a:avLst/>
+                    </a:prstGeom>
+                    <a:noFill/>
+                  </pic:spPr>
+                </pic:pic>
+              </a:graphicData>
+            </a:graphic>
+          </wp:inline>
+        </w:drawing>
+      </w:r>
+    </w:p>
+    <w:p>
+      <w:pPr>
+        <w:jc w:val="left"/>
+      </w:pPr>
+      <w:r>
+        <w:lastRenderedPageBreak/>
+        <w:t xml:space="preserve">DFD_L2: </w:t>
+      </w:r>
+      <w:r>
+        <w:t>Authentication</w:t>
+      </w:r>
+    </w:p>
+    <w:p>
+      <w:pPr>
+        <w:jc w:val="center"/>
+      </w:pPr>
+      <w:r>
+        <w:rPr>
+          <w:noProof/>
+        </w:rPr>
+        <w:drawing>
+          <wp:inline distT="0" distB="0" distL="0" distR="0" wp14:anchorId="6AC97DD0" wp14:editId="46B41AC0">
+            <wp:extent cx="7646724" cy="3570922"/>
+            <wp:effectExtent l="0" t="318" r="0" b="0"/>
+            <wp:docPr id="521201256" name="Picture 9" descr="PlantUML diagram"/>
+            <wp:cNvGraphicFramePr>
+              <a:graphicFrameLocks xmlns:a="http://schemas.openxmlformats.org/drawingml/2006/main" noChangeAspect="1"/>
+            </wp:cNvGraphicFramePr>
+            <a:graphic xmlns:a="http://schemas.openxmlformats.org/drawingml/2006/main">
+              <a:graphicData uri="http://schemas.openxmlformats.org/drawingml/2006/picture">
+                <pic:pic xmlns:pic="http://schemas.openxmlformats.org/drawingml/2006/picture">
+                  <pic:nvPicPr>
+                    <pic:cNvPr id="0" name="Picture 24" descr="PlantUML diagram"/>
+                    <pic:cNvPicPr>
+                      <a:picLocks noChangeAspect="1" noChangeArrowheads="1"/>
+                    </pic:cNvPicPr>
+                  </pic:nvPicPr>
+                  <pic:blipFill>
+                    <a:blip r:embed="rId18">
+                      <a:extLst>
+                        <a:ext uri="{28A0092B-C50C-407E-A947-70E740481C1C}">
+                          <a14:useLocalDpi xmlns:a14="http://schemas.microsoft.com/office/drawing/2010/main" val="0"/>
+                        </a:ext>
+                      </a:extLst>
+                    </a:blip>
+                    <a:srcRect/>
+                    <a:stretch>
+                      <a:fillRect/>
+                    </a:stretch>
+                  </pic:blipFill>
+                  <pic:spPr bwMode="auto">
+                    <a:xfrm rot="5400000">
+                      <a:off x="0" y="0"/>
+                      <a:ext cx="7660291" cy="3577258"/>
+                    </a:xfrm>
+                    <a:prstGeom prst="rect">
+                      <a:avLst/>
+                    </a:prstGeom>
+                    <a:noFill/>
+                    <a:ln>
+                      <a:noFill/>
+                    </a:ln>
+                  </pic:spPr>
+                </pic:pic>
+              </a:graphicData>
+            </a:graphic>
+          </wp:inline>
+        </w:drawing>
+      </w:r>
+    </w:p>
+    <w:p>
+      <w:pPr>
+        <w:jc w:val="left"/>
+      </w:pPr>
+      <w:r>
+        <w:lastRenderedPageBreak/>
+        <w:t>DFD_L2_Attendance</w:t>
+      </w:r>
+    </w:p>
+    <w:p>
+      <w:pPr>
+        <w:jc w:val="left"/>
+      </w:pPr>
+      <w:r>
+        <w:rPr>
+          <w:noProof/>
+        </w:rPr>
+        <w:drawing>
+          <wp:inline distT="0" distB="0" distL="0" distR="0" wp14:anchorId="0B317B80" wp14:editId="19FE0F07">
+            <wp:extent cx="7562852" cy="5947666"/>
+            <wp:effectExtent l="7620" t="0" r="7620" b="7620"/>
+            <wp:docPr id="1920709912" name="Picture 10" descr="PlantUML diagram"/>
+            <wp:cNvGraphicFramePr>
+              <a:graphicFrameLocks xmlns:a="http://schemas.openxmlformats.org/drawingml/2006/main" noChangeAspect="1"/>
+            </wp:cNvGraphicFramePr>
+            <a:graphic xmlns:a="http://schemas.openxmlformats.org/drawingml/2006/main">
+              <a:graphicData uri="http://schemas.openxmlformats.org/drawingml/2006/picture">
+                <pic:pic xmlns:pic="http://schemas.openxmlformats.org/drawingml/2006/picture">
+                  <pic:nvPicPr>
+                    <pic:cNvPr id="0" name="Picture 26" descr="PlantUML diagram"/>
+                    <pic:cNvPicPr>
+                      <a:picLocks noChangeAspect="1" noChangeArrowheads="1"/>
+                    </pic:cNvPicPr>
+                  </pic:nvPicPr>
+                  <pic:blipFill>
+                    <a:blip r:embed="rId19">
+                      <a:extLst>
+                        <a:ext uri="{28A0092B-C50C-407E-A947-70E740481C1C}">
+                          <a14:useLocalDpi xmlns:a14="http://schemas.microsoft.com/office/drawing/2010/main" val="0"/>
+                        </a:ext>
+                      </a:extLst>
+                    </a:blip>
+                    <a:srcRect/>
+                    <a:stretch>
+                      <a:fillRect/>
+                    </a:stretch>
+                  </pic:blipFill>
+                  <pic:spPr bwMode="auto">
+                    <a:xfrm rot="5400000">
+                      <a:off x="0" y="0"/>
+                      <a:ext cx="7570814" cy="5953927"/>
+                    </a:xfrm>
+                    <a:prstGeom prst="rect">
+                      <a:avLst/>
+                    </a:prstGeom>
+                    <a:noFill/>
+                    <a:ln>
+                      <a:noFill/>
+                    </a:ln>
+                  </pic:spPr>
+                </pic:pic>
+              </a:graphicData>
+            </a:graphic>
+          </wp:inline>
+        </w:drawing>
+      </w:r>
+    </w:p>
+    <w:p>
+      <w:pPr>
+        <w:pStyle w:val="Heading2"/>
+      </w:pPr>
+      <w:bookmarkStart w:id="29" w:name="_Toc227376798"/>
+      <w:r>
+        <w:lastRenderedPageBreak/>
+        <w:t>2.</w:t>
+      </w:r>
+      <w:r>
+        <w:t>7</w:t>
+      </w:r>
+      <w:r>
+        <w:t xml:space="preserve">. Sơ đồ </w:t>
+      </w:r>
+      <w:r>
+        <w:t>Sequence Diagram</w:t>
+      </w:r>
+      <w:bookmarkEnd w:id="29"/>
+    </w:p>
+    <w:p>
+      <w:r>
+        <w:t>UC1: Login</w:t>
+      </w:r>
+    </w:p>
+    <w:p>
+      <w:r>
+        <w:rPr>
+          <w:noProof/>
+        </w:rPr>
+        <w:drawing>
+          <wp:inline distT="0" distB="0" distL="0" distR="0" wp14:anchorId="0A949056" wp14:editId="1414B1B1">
+            <wp:extent cx="5943600" cy="4258310"/>
+            <wp:effectExtent l="0" t="0" r="0" b="8890"/>
+            <wp:docPr id="323856208" name="Picture 11" descr="PlantUML diagram"/>
+            <wp:cNvGraphicFramePr>
+              <a:graphicFrameLocks xmlns:a="http://schemas.openxmlformats.org/drawingml/2006/main" noChangeAspect="1"/>
+            </wp:cNvGraphicFramePr>
+            <a:graphic xmlns:a="http://schemas.openxmlformats.org/drawingml/2006/main">
+              <a:graphicData uri="http://schemas.openxmlformats.org/drawingml/2006/picture">
+                <pic:pic xmlns:pic="http://schemas.openxmlformats.org/drawingml/2006/picture">
+                  <pic:nvPicPr>
+                    <pic:cNvPr id="0" name="Picture 28" descr="PlantUML diagram"/>
+                    <pic:cNvPicPr>
+                      <a:picLocks noChangeAspect="1" noChangeArrowheads="1"/>
+                    </pic:cNvPicPr>
+                  </pic:nvPicPr>
+                  <pic:blipFill>
+                    <a:blip r:embed="rId20">
+                      <a:extLst>
+                        <a:ext uri="{28A0092B-C50C-407E-A947-70E740481C1C}">
+                          <a14:useLocalDpi xmlns:a14="http://schemas.microsoft.com/office/drawing/2010/main" val="0"/>
+                        </a:ext>
+                      </a:extLst>
+                    </a:blip>
+                    <a:srcRect/>
+                    <a:stretch>
+                      <a:fillRect/>
+                    </a:stretch>
+                  </pic:blipFill>
+                  <pic:spPr bwMode="auto">
+                    <a:xfrm>
+                      <a:off x="0" y="0"/>
+                      <a:ext cx="5943600" cy="4258310"/>
+                    </a:xfrm>
+                    <a:prstGeom prst="rect">
+                      <a:avLst/>
+                    </a:prstGeom>
+                    <a:noFill/>
+                    <a:ln>
+                      <a:noFill/>
+                    </a:ln>
+                  </pic:spPr>
+                </pic:pic>
+              </a:graphicData>
+            </a:graphic>
+          </wp:inline>
+        </w:drawing>
+      </w:r>
+    </w:p>
+    <w:tbl>
+      <w:tblPr>
+        <w:tblStyle w:val="TableGrid"/>
+        <w:tblW w:w="9200" w:type="dxa"/>
+        <w:tblLook w:val="0000" w:firstRow="0" w:lastRow="0" w:firstColumn="0" w:lastColumn="0" w:noHBand="0" w:noVBand="0"/>
+      </w:tblPr>
+      <w:tblGrid>
+        <w:gridCol w:w="2200"/>
+        <w:gridCol w:w="7000"/>
+      </w:tblGrid>
+      <w:tr>
+        <w:tc>
+          <w:tcPr>
+            <w:tcW w:w="9200" w:type="dxa"/>
+            <w:gridSpan w:val="2"/>
+          </w:tcPr>
+          <w:p>
+            <w:pPr>
+              <w:jc w:val="center"/>
+            </w:pPr>
+            <w:r>
+              <w:rPr>
+                <w:b/>
+                <w:bCs/>
+              </w:rPr>
+              <w:t>UC-01 – Đăng nhập hệ thống</w:t>
+            </w:r>
+          </w:p>
+        </w:tc>
+      </w:tr>
+      <w:tr>
+        <w:tc>
+          <w:tcPr>
+            <w:tcW w:w="2200" w:type="dxa"/>
+          </w:tcPr>
+          <w:p>
+            <w:r>
+              <w:rPr>
+                <w:b/>
+                <w:bCs/>
+                <w:sz w:val="20"/>
+                <w:szCs w:val="20"/>
+              </w:rPr>
+              <w:t>Mã Use Case</w:t>
+            </w:r>
+          </w:p>
+        </w:tc>
+        <w:tc>
+          <w:tcPr>
+            <w:tcW w:w="7000" w:type="dxa"/>
+          </w:tcPr>
+          <w:p>
+            <w:r>
+              <w:rPr>
+                <w:sz w:val="20"/>
+                <w:szCs w:val="20"/>
+              </w:rPr>
+              <w:t>UC-01</w:t>
+            </w:r>
+          </w:p>
+        </w:tc>
+      </w:tr>
+      <w:tr>
+        <w:tc>
+          <w:tcPr>
+            <w:tcW w:w="2200" w:type="dxa"/>
+          </w:tcPr>
+          <w:p>
+            <w:r>
+              <w:rPr>
+                <w:b/>
+                <w:bCs/>
+                <w:sz w:val="20"/>
+                <w:szCs w:val="20"/>
+              </w:rPr>
+              <w:t>Tên Use Case</w:t>
+            </w:r>
+          </w:p>
+        </w:tc>
+        <w:tc>
+          <w:tcPr>
+            <w:tcW w:w="7000" w:type="dxa"/>
+          </w:tcPr>
+          <w:p>
+            <w:r>
+              <w:rPr>
+                <w:sz w:val="20"/>
+                <w:szCs w:val="20"/>
+              </w:rPr>
+              <w:t>Đăng nhập hệ thống</w:t>
+            </w:r>
+          </w:p>
+        </w:tc>
+      </w:tr>
+      <w:tr>
+        <w:tc>
+          <w:tcPr>
+            <w:tcW w:w="2200" w:type="dxa"/>
+          </w:tcPr>
+          <w:p>
+            <w:r>
+              <w:rPr>
+                <w:b/>
+                <w:bCs/>
+                <w:sz w:val="20"/>
+                <w:szCs w:val="20"/>
+              </w:rPr>
+              <w:t>Actor</w:t>
+            </w:r>
+          </w:p>
+        </w:tc>
+        <w:tc>
+          <w:tcPr>
+            <w:tcW w:w="7000" w:type="dxa"/>
+          </w:tcPr>
+          <w:p>
+            <w:r>
+              <w:rPr>
+                <w:sz w:val="20"/>
+                <w:szCs w:val="20"/>
+              </w:rPr>
+              <w:t>Nhân viên / HR / Admin</w:t>
+            </w:r>
+          </w:p>
+        </w:tc>
+      </w:tr>
+      <w:tr>
+        <w:tc>
+          <w:tcPr>
+            <w:tcW w:w="2200" w:type="dxa"/>
+          </w:tcPr>
+          <w:p>
+            <w:r>
+              <w:rPr>
+                <w:b/>
+                <w:bCs/>
+                <w:sz w:val="20"/>
+                <w:szCs w:val="20"/>
+              </w:rPr>
+              <w:t>Mô tả</w:t>
+            </w:r>
+          </w:p>
+        </w:tc>
+        <w:tc>
+          <w:tcPr>
+            <w:tcW w:w="7000" w:type="dxa"/>
+          </w:tcPr>
+          <w:p>
+            <w:r>
+              <w:rPr>
+                <w:sz w:val="20"/>
+                <w:szCs w:val="20"/>
+              </w:rPr>
+              <w:t>Người dùng đăng nhập vào ứng dụng bằng tài khoản username và password đã được cấp.</w:t>
+            </w:r>
+          </w:p>
+        </w:tc>
+      </w:tr>
+      <w:tr>
+        <w:tc>
+          <w:tcPr>
+            <w:tcW w:w="2200" w:type="dxa"/>
+          </w:tcPr>
+          <w:p>
+            <w:r>
+              <w:rPr>
+                <w:b/>
+                <w:bCs/>
+                <w:sz w:val="20"/>
+                <w:szCs w:val="20"/>
+              </w:rPr>
+              <w:t>Điều kiện tiên quyết</w:t>
+            </w:r>
+          </w:p>
+        </w:tc>
+        <w:tc>
+          <w:tcPr>
+            <w:tcW w:w="7000" w:type="dxa"/>
+          </w:tcPr>
+          <w:p>
+            <w:r>
+              <w:rPr>
+                <w:sz w:val="20"/>
+                <w:szCs w:val="20"/>
+              </w:rPr>
+              <w:t>Tài khoản đã được tạo và kích hoạt (is_active = TRUE).</w:t>
+            </w:r>
+          </w:p>
+        </w:tc>
+      </w:tr>
+      <w:tr>
+        <w:tc>
+          <w:tcPr>
+            <w:tcW w:w="2200" w:type="dxa"/>
+          </w:tcPr>
+          <w:p>
+            <w:r>
+              <w:rPr>
+                <w:b/>
+                <w:bCs/>
+                <w:sz w:val="20"/>
+                <w:szCs w:val="20"/>
+              </w:rPr>
+              <w:t>Luồng chính</w:t>
+            </w:r>
+          </w:p>
+        </w:tc>
+        <w:tc>
+          <w:tcPr>
+            <w:tcW w:w="7000" w:type="dxa"/>
+          </w:tcPr>
+          <w:p>
+            <w:r>
+              <w:rPr>
+                <w:sz w:val="20"/>
+                <w:szCs w:val="20"/>
+              </w:rPr>
+              <w:t>1. Người dùng nhập username và password. 2. Hệ thống xác thực thông tin, kiểm tra is_active. 3. Cập nhật last_login_at. 4. Trả về JWT token và điều hướng đến màn hình chính.</w:t>
+            </w:r>
+          </w:p>
+        </w:tc>
+      </w:tr>
+      <w:tr>
+        <w:tc>
+          <w:tcPr>
+            <w:tcW w:w="2200" w:type="dxa"/>
+          </w:tcPr>
+          <w:p>
+            <w:r>
+              <w:rPr>
+                <w:b/>
+                <w:bCs/>
+                <w:sz w:val="20"/>
+                <w:szCs w:val="20"/>
+              </w:rPr>
+              <w:t>Luồng thay thế / ngoại lệ</w:t>
+            </w:r>
+          </w:p>
+        </w:tc>
+        <w:tc>
+          <w:tcPr>
+            <w:tcW w:w="7000" w:type="dxa"/>
+          </w:tcPr>
+          <w:p>
+            <w:r>
+              <w:rPr>
+                <w:sz w:val="20"/>
+                <w:szCs w:val="20"/>
+              </w:rPr>
+              <w:t>A1: Sai mật khẩu → hiển thị thông báo lỗi, cho phép thử lại. A2: Tài khoản bị khóa → thông báo liên hệ admin.</w:t>
+            </w:r>
+          </w:p>
+        </w:tc>
+      </w:tr>
+      <w:tr>
+        <w:tc>
+          <w:tcPr>
+            <w:tcW w:w="2200" w:type="dxa"/>
+          </w:tcPr>
+          <w:p>
+            <w:r>
+              <w:rPr>
+                <w:b/>
+                <w:bCs/>
+                <w:sz w:val="20"/>
+                <w:szCs w:val="20"/>
+              </w:rPr>
+              <w:t>Hậu điều kiện</w:t>
+            </w:r>
+          </w:p>
+        </w:tc>
+        <w:tc>
+          <w:tcPr>
+            <w:tcW w:w="7000" w:type="dxa"/>
+          </w:tcPr>
+          <w:p>
+            <w:r>
+              <w:rPr>
+                <w:sz w:val="20"/>
+                <w:szCs w:val="20"/>
+              </w:rPr>
+              <w:t>Người dùng đã đăng nhập thành công, phiên làm việc được khởi tạo.</w:t>
             </w:r>
           </w:p>
         </w:tc>
       </w:tr>
     </w:tbl>
     <w:p>
-      <w:pPr>
-        <w:spacing w:before="100" w:after="100"/>
+      <w:r>
+        <w:lastRenderedPageBreak/>
+        <w:t>UC02: Check-in</w:t>
+      </w:r>
+    </w:p>
+    <w:p>
+      <w:pPr>
+        <w:jc w:val="center"/>
+      </w:pPr>
+      <w:r>
         <w:rPr>
-          <w:rFonts w:eastAsia="Times New Roman" w:cs="Times New Roman"/>
-          <w:sz w:val="24"/>
-          <w:szCs w:val="24"/>
+          <w:noProof/>
         </w:rPr>
-      </w:pPr>
+        <w:drawing>
+          <wp:inline distT="0" distB="0" distL="0" distR="0" wp14:anchorId="001EF2B0" wp14:editId="029A6206">
+            <wp:extent cx="5180439" cy="7473950"/>
+            <wp:effectExtent l="0" t="0" r="1270" b="0"/>
+            <wp:docPr id="1530690477" name="Picture 12" descr="PlantUML diagram"/>
+            <wp:cNvGraphicFramePr>
+              <a:graphicFrameLocks xmlns:a="http://schemas.openxmlformats.org/drawingml/2006/main" noChangeAspect="1"/>
+            </wp:cNvGraphicFramePr>
+            <a:graphic xmlns:a="http://schemas.openxmlformats.org/drawingml/2006/main">
+              <a:graphicData uri="http://schemas.openxmlformats.org/drawingml/2006/picture">
+                <pic:pic xmlns:pic="http://schemas.openxmlformats.org/drawingml/2006/picture">
+                  <pic:nvPicPr>
+                    <pic:cNvPr id="0" name="Picture 30" descr="PlantUML diagram"/>
+                    <pic:cNvPicPr>
+                      <a:picLocks noChangeAspect="1" noChangeArrowheads="1"/>
+                    </pic:cNvPicPr>
+                  </pic:nvPicPr>
+                  <pic:blipFill>
+                    <a:blip r:embed="rId21">
+                      <a:extLst>
+                        <a:ext uri="{28A0092B-C50C-407E-A947-70E740481C1C}">
+                          <a14:useLocalDpi xmlns:a14="http://schemas.microsoft.com/office/drawing/2010/main" val="0"/>
+                        </a:ext>
+                      </a:extLst>
+                    </a:blip>
+                    <a:srcRect/>
+                    <a:stretch>
+                      <a:fillRect/>
+                    </a:stretch>
+                  </pic:blipFill>
+                  <pic:spPr bwMode="auto">
+                    <a:xfrm>
+                      <a:off x="0" y="0"/>
+                      <a:ext cx="5180439" cy="7473950"/>
+                    </a:xfrm>
+                    <a:prstGeom prst="rect">
+                      <a:avLst/>
+                    </a:prstGeom>
+                    <a:noFill/>
+                    <a:ln>
+                      <a:noFill/>
+                    </a:ln>
+                  </pic:spPr>
+                </pic:pic>
+              </a:graphicData>
+            </a:graphic>
+          </wp:inline>
+        </w:drawing>
+      </w:r>
     </w:p>
+    <w:tbl>
+      <w:tblPr>
+        <w:tblStyle w:val="TableGrid"/>
+        <w:tblW w:w="9200" w:type="dxa"/>
+        <w:tblLook w:val="0000" w:firstRow="0" w:lastRow="0" w:firstColumn="0" w:lastColumn="0" w:noHBand="0" w:noVBand="0"/>
+      </w:tblPr>
+      <w:tblGrid>
+        <w:gridCol w:w="2200"/>
+        <w:gridCol w:w="7000"/>
+      </w:tblGrid>
+      <w:tr>
+        <w:tc>
+          <w:tcPr>
+            <w:tcW w:w="9200" w:type="dxa"/>
+            <w:gridSpan w:val="2"/>
+          </w:tcPr>
+          <w:p>
+            <w:pPr>
+              <w:jc w:val="center"/>
+            </w:pPr>
+            <w:r>
+              <w:rPr>
+                <w:b/>
+                <w:bCs/>
+              </w:rPr>
+              <w:lastRenderedPageBreak/>
+              <w:t>UC-02 – Thực hiện Check-in</w:t>
+            </w:r>
+          </w:p>
+        </w:tc>
+      </w:tr>
+      <w:tr>
+        <w:tc>
+          <w:tcPr>
+            <w:tcW w:w="2200" w:type="dxa"/>
+          </w:tcPr>
+          <w:p>
+            <w:r>
+              <w:rPr>
+                <w:b/>
+                <w:bCs/>
+                <w:sz w:val="20"/>
+                <w:szCs w:val="20"/>
+              </w:rPr>
+              <w:t>Mã Use Case</w:t>
+            </w:r>
+          </w:p>
+        </w:tc>
+        <w:tc>
+          <w:tcPr>
+            <w:tcW w:w="7000" w:type="dxa"/>
+          </w:tcPr>
+          <w:p>
+            <w:r>
+              <w:rPr>
+                <w:sz w:val="20"/>
+                <w:szCs w:val="20"/>
+              </w:rPr>
+              <w:t>UC-02</w:t>
+            </w:r>
+          </w:p>
+        </w:tc>
+      </w:tr>
+      <w:tr>
+        <w:tc>
+          <w:tcPr>
+            <w:tcW w:w="2200" w:type="dxa"/>
+          </w:tcPr>
+          <w:p>
+            <w:r>
+              <w:rPr>
+                <w:b/>
+                <w:bCs/>
+                <w:sz w:val="20"/>
+                <w:szCs w:val="20"/>
+              </w:rPr>
+              <w:t>Tên Use Case</w:t>
+            </w:r>
+          </w:p>
+        </w:tc>
+        <w:tc>
+          <w:tcPr>
+            <w:tcW w:w="7000" w:type="dxa"/>
+          </w:tcPr>
+          <w:p>
+            <w:r>
+              <w:rPr>
+                <w:sz w:val="20"/>
+                <w:szCs w:val="20"/>
+              </w:rPr>
+              <w:t>Thực hiện Check-in</w:t>
+            </w:r>
+          </w:p>
+        </w:tc>
+      </w:tr>
+      <w:tr>
+        <w:tc>
+          <w:tcPr>
+            <w:tcW w:w="2200" w:type="dxa"/>
+          </w:tcPr>
+          <w:p>
+            <w:r>
+              <w:rPr>
+                <w:b/>
+                <w:bCs/>
+                <w:sz w:val="20"/>
+                <w:szCs w:val="20"/>
+              </w:rPr>
+              <w:t>Actor</w:t>
+            </w:r>
+          </w:p>
+        </w:tc>
+        <w:tc>
+          <w:tcPr>
+            <w:tcW w:w="7000" w:type="dxa"/>
+          </w:tcPr>
+          <w:p>
+            <w:r>
+              <w:rPr>
+                <w:sz w:val="20"/>
+                <w:szCs w:val="20"/>
+              </w:rPr>
+              <w:t>Nhân viên</w:t>
+            </w:r>
+          </w:p>
+        </w:tc>
+      </w:tr>
+      <w:tr>
+        <w:tc>
+          <w:tcPr>
+            <w:tcW w:w="2200" w:type="dxa"/>
+          </w:tcPr>
+          <w:p>
+            <w:r>
+              <w:rPr>
+                <w:b/>
+                <w:bCs/>
+                <w:sz w:val="20"/>
+                <w:szCs w:val="20"/>
+              </w:rPr>
+              <w:t>Mô tả</w:t>
+            </w:r>
+          </w:p>
+        </w:tc>
+        <w:tc>
+          <w:tcPr>
+            <w:tcW w:w="7000" w:type="dxa"/>
+          </w:tcPr>
+          <w:p>
+            <w:r>
+              <w:rPr>
+                <w:sz w:val="20"/>
+                <w:szCs w:val="20"/>
+              </w:rPr>
+              <w:t>Nhân viên thực hiện chấm công vào (check-in) qua ứng dụng di động. Hệ thống thu GPS 3D và xác minh vị trí trong geofence.</w:t>
+            </w:r>
+          </w:p>
+        </w:tc>
+      </w:tr>
+      <w:tr>
+        <w:tc>
+          <w:tcPr>
+            <w:tcW w:w="2200" w:type="dxa"/>
+          </w:tcPr>
+          <w:p>
+            <w:r>
+              <w:rPr>
+                <w:b/>
+                <w:bCs/>
+                <w:sz w:val="20"/>
+                <w:szCs w:val="20"/>
+              </w:rPr>
+              <w:t>Điều kiện tiên quyết</w:t>
+            </w:r>
+          </w:p>
+        </w:tc>
+        <w:tc>
+          <w:tcPr>
+            <w:tcW w:w="7000" w:type="dxa"/>
+          </w:tcPr>
+          <w:p>
+            <w:r>
+              <w:rPr>
+                <w:sz w:val="20"/>
+                <w:szCs w:val="20"/>
+              </w:rPr>
+              <w:t>Nhân viên đã đăng nhập. Thiết bị có GPS. Ca làm việc tương ứng đang trong giờ cho phép.</w:t>
+            </w:r>
+          </w:p>
+        </w:tc>
+      </w:tr>
+      <w:tr>
+        <w:tc>
+          <w:tcPr>
+            <w:tcW w:w="2200" w:type="dxa"/>
+          </w:tcPr>
+          <w:p>
+            <w:r>
+              <w:rPr>
+                <w:b/>
+                <w:bCs/>
+                <w:sz w:val="20"/>
+                <w:szCs w:val="20"/>
+              </w:rPr>
+              <w:t>Luồng chính</w:t>
+            </w:r>
+          </w:p>
+        </w:tc>
+        <w:tc>
+          <w:tcPr>
+            <w:tcW w:w="7000" w:type="dxa"/>
+          </w:tcPr>
+          <w:p>
+            <w:r>
+              <w:rPr>
+                <w:sz w:val="20"/>
+                <w:szCs w:val="20"/>
+              </w:rPr>
+              <w:t>1. Nhân viên nhấn nút Check-in. 2. App thu tọa độ GPS (lat/lng/altitude) và gps_accuracy. 3. Gửi yêu cầu lên server kèm device_fingerprin</w:t>
+            </w:r>
+            <w:r>
+              <w:rPr>
+                <w:sz w:val="20"/>
+                <w:szCs w:val="20"/>
+              </w:rPr>
+              <w:t>. Gươn mặ</w:t>
+            </w:r>
+            <w:r>
+              <w:rPr>
+                <w:sz w:val="20"/>
+                <w:szCs w:val="20"/>
+              </w:rPr>
+              <w:t>t</w:t>
+            </w:r>
+            <w:r>
+              <w:rPr>
+                <w:sz w:val="20"/>
+                <w:szCs w:val="20"/>
+              </w:rPr>
+              <w:t>, …</w:t>
+            </w:r>
+            <w:r>
+              <w:rPr>
+                <w:sz w:val="20"/>
+                <w:szCs w:val="20"/>
+              </w:rPr>
+              <w:t>. 4. Hệ thống chạy kiểm tra chống gian lận (FraudDetection). 5. Đối chiếu tọa độ với Geofence được cấu hình. 6. Nếu hợp lệ: tạo AttendanceRecord (status=approved), ghi AuditLog. 7. Trả kết quả thành công cho nhân viên.</w:t>
+            </w:r>
+          </w:p>
+        </w:tc>
+      </w:tr>
+      <w:tr>
+        <w:tc>
+          <w:tcPr>
+            <w:tcW w:w="2200" w:type="dxa"/>
+          </w:tcPr>
+          <w:p>
+            <w:r>
+              <w:rPr>
+                <w:b/>
+                <w:bCs/>
+                <w:sz w:val="20"/>
+                <w:szCs w:val="20"/>
+              </w:rPr>
+              <w:t>Luồng thay thế / ngoại lệ</w:t>
+            </w:r>
+          </w:p>
+        </w:tc>
+        <w:tc>
+          <w:tcPr>
+            <w:tcW w:w="7000" w:type="dxa"/>
+          </w:tcPr>
+          <w:p>
+            <w:r>
+              <w:rPr>
+                <w:sz w:val="20"/>
+                <w:szCs w:val="20"/>
+              </w:rPr>
+              <w:t>A1: Ngoài geofence → status=rejected, rejection_reason='outside_geofence'. A2: Phát hiện mock location → status=rejected, rejection_reason='mock_location'. A3: GPS accuracy kém (&gt;50m) → cảnh báo hoặc từ chối.</w:t>
+            </w:r>
+          </w:p>
+        </w:tc>
+      </w:tr>
+      <w:tr>
+        <w:tc>
+          <w:tcPr>
+            <w:tcW w:w="2200" w:type="dxa"/>
+          </w:tcPr>
+          <w:p>
+            <w:r>
+              <w:rPr>
+                <w:b/>
+                <w:bCs/>
+                <w:sz w:val="20"/>
+                <w:szCs w:val="20"/>
+              </w:rPr>
+              <w:t>Hậu điều kiện</w:t>
+            </w:r>
+          </w:p>
+        </w:tc>
+        <w:tc>
+          <w:tcPr>
+            <w:tcW w:w="7000" w:type="dxa"/>
+          </w:tcPr>
+          <w:p>
+            <w:r>
+              <w:rPr>
+                <w:sz w:val="20"/>
+                <w:szCs w:val="20"/>
+              </w:rPr>
+              <w:t>Bản ghi AttendanceRecord được tạo với type=check_in. FraudDetection được ghi nhận.</w:t>
+            </w:r>
+          </w:p>
+        </w:tc>
+      </w:tr>
+    </w:tbl>
     <w:p/>
+    <w:p>
+      <w:r>
+        <w:t>UC03- Checkout</w:t>
+      </w:r>
+    </w:p>
+    <w:tbl>
+      <w:tblPr>
+        <w:tblStyle w:val="TableGrid"/>
+        <w:tblW w:w="9200" w:type="dxa"/>
+        <w:tblLook w:val="0000" w:firstRow="0" w:lastRow="0" w:firstColumn="0" w:lastColumn="0" w:noHBand="0" w:noVBand="0"/>
+      </w:tblPr>
+      <w:tblGrid>
+        <w:gridCol w:w="2200"/>
+        <w:gridCol w:w="7000"/>
+      </w:tblGrid>
+      <w:tr>
+        <w:tc>
+          <w:tcPr>
+            <w:tcW w:w="9200" w:type="dxa"/>
+            <w:gridSpan w:val="2"/>
+          </w:tcPr>
+          <w:p>
+            <w:pPr>
+              <w:jc w:val="center"/>
+            </w:pPr>
+            <w:r>
+              <w:rPr>
+                <w:b/>
+                <w:bCs/>
+              </w:rPr>
+              <w:t>UC-03 – Thực hiện Check-out</w:t>
+            </w:r>
+          </w:p>
+        </w:tc>
+      </w:tr>
+      <w:tr>
+        <w:tc>
+          <w:tcPr>
+            <w:tcW w:w="2200" w:type="dxa"/>
+          </w:tcPr>
+          <w:p>
+            <w:r>
+              <w:rPr>
+                <w:b/>
+                <w:bCs/>
+                <w:sz w:val="20"/>
+                <w:szCs w:val="20"/>
+              </w:rPr>
+              <w:t>Mã Use Case</w:t>
+            </w:r>
+          </w:p>
+        </w:tc>
+        <w:tc>
+          <w:tcPr>
+            <w:tcW w:w="7000" w:type="dxa"/>
+          </w:tcPr>
+          <w:p>
+            <w:r>
+              <w:rPr>
+                <w:sz w:val="20"/>
+                <w:szCs w:val="20"/>
+              </w:rPr>
+              <w:t>UC-03</w:t>
+            </w:r>
+          </w:p>
+        </w:tc>
+      </w:tr>
+      <w:tr>
+        <w:tc>
+          <w:tcPr>
+            <w:tcW w:w="2200" w:type="dxa"/>
+          </w:tcPr>
+          <w:p>
+            <w:r>
+              <w:rPr>
+                <w:b/>
+                <w:bCs/>
+                <w:sz w:val="20"/>
+                <w:szCs w:val="20"/>
+              </w:rPr>
+              <w:t>Tên Use Case</w:t>
+            </w:r>
+          </w:p>
+        </w:tc>
+        <w:tc>
+          <w:tcPr>
+            <w:tcW w:w="7000" w:type="dxa"/>
+          </w:tcPr>
+          <w:p>
+            <w:r>
+              <w:rPr>
+                <w:sz w:val="20"/>
+                <w:szCs w:val="20"/>
+              </w:rPr>
+              <w:t>Thực hiện Check-out</w:t>
+            </w:r>
+          </w:p>
+        </w:tc>
+      </w:tr>
+      <w:tr>
+        <w:tc>
+          <w:tcPr>
+            <w:tcW w:w="2200" w:type="dxa"/>
+          </w:tcPr>
+          <w:p>
+            <w:r>
+              <w:rPr>
+                <w:b/>
+                <w:bCs/>
+                <w:sz w:val="20"/>
+                <w:szCs w:val="20"/>
+              </w:rPr>
+              <w:t>Actor</w:t>
+            </w:r>
+          </w:p>
+        </w:tc>
+        <w:tc>
+          <w:tcPr>
+            <w:tcW w:w="7000" w:type="dxa"/>
+          </w:tcPr>
+          <w:p>
+            <w:r>
+              <w:rPr>
+                <w:sz w:val="20"/>
+                <w:szCs w:val="20"/>
+              </w:rPr>
+              <w:t>Nhân viên</w:t>
+            </w:r>
+          </w:p>
+        </w:tc>
+      </w:tr>
+      <w:tr>
+        <w:tc>
+          <w:tcPr>
+            <w:tcW w:w="2200" w:type="dxa"/>
+          </w:tcPr>
+          <w:p>
+            <w:r>
+              <w:rPr>
+                <w:b/>
+                <w:bCs/>
+                <w:sz w:val="20"/>
+                <w:szCs w:val="20"/>
+              </w:rPr>
+              <w:t>Mô tả</w:t>
+            </w:r>
+          </w:p>
+        </w:tc>
+        <w:tc>
+          <w:tcPr>
+            <w:tcW w:w="7000" w:type="dxa"/>
+          </w:tcPr>
+          <w:p>
+            <w:r>
+              <w:rPr>
+                <w:sz w:val="20"/>
+                <w:szCs w:val="20"/>
+              </w:rPr>
+              <w:t>Nhân viên thực hiện chấm công ra (check-out) khi kết thúc ca làm việc.</w:t>
+            </w:r>
+          </w:p>
+        </w:tc>
+      </w:tr>
+      <w:tr>
+        <w:tc>
+          <w:tcPr>
+            <w:tcW w:w="2200" w:type="dxa"/>
+          </w:tcPr>
+          <w:p>
+            <w:r>
+              <w:rPr>
+                <w:b/>
+                <w:bCs/>
+                <w:sz w:val="20"/>
+                <w:szCs w:val="20"/>
+              </w:rPr>
+              <w:t>Điều kiện tiên quyết</w:t>
+            </w:r>
+          </w:p>
+        </w:tc>
+        <w:tc>
+          <w:tcPr>
+            <w:tcW w:w="7000" w:type="dxa"/>
+          </w:tcPr>
+          <w:p>
+            <w:r>
+              <w:rPr>
+                <w:sz w:val="20"/>
+                <w:szCs w:val="20"/>
+              </w:rPr>
+              <w:t>Nhân viên đã check-in trước đó trong cùng ca. Thiết bị có GPS.</w:t>
+            </w:r>
+          </w:p>
+        </w:tc>
+      </w:tr>
+      <w:tr>
+        <w:tc>
+          <w:tcPr>
+            <w:tcW w:w="2200" w:type="dxa"/>
+          </w:tcPr>
+          <w:p>
+            <w:r>
+              <w:rPr>
+                <w:b/>
+                <w:bCs/>
+                <w:sz w:val="20"/>
+                <w:szCs w:val="20"/>
+              </w:rPr>
+              <w:t>Luồng chính</w:t>
+            </w:r>
+          </w:p>
+        </w:tc>
+        <w:tc>
+          <w:tcPr>
+            <w:tcW w:w="7000" w:type="dxa"/>
+          </w:tcPr>
+          <w:p>
+            <w:r>
+              <w:rPr>
+                <w:sz w:val="20"/>
+                <w:szCs w:val="20"/>
+              </w:rPr>
+              <w:t>1. Nhân viên nhấn nút Check-out. 2. App thu tọa độ GPS 3D. 3. Hệ thống kiểm tra tồn tại check-in tương ứng. 4. Chạy kiểm tra chống gian lận. 5. Đối chiếu geofence, tính is_early_leave. 6. Tạo AttendanceRecord (type=check_out, status=approved). 7. Ghi AuditLog.</w:t>
+            </w:r>
+          </w:p>
+        </w:tc>
+      </w:tr>
+      <w:tr>
+        <w:tc>
+          <w:tcPr>
+            <w:tcW w:w="2200" w:type="dxa"/>
+          </w:tcPr>
+          <w:p>
+            <w:r>
+              <w:rPr>
+                <w:b/>
+                <w:bCs/>
+                <w:sz w:val="20"/>
+                <w:szCs w:val="20"/>
+              </w:rPr>
+              <w:t>Luồng thay thế / ngoại lệ</w:t>
+            </w:r>
+          </w:p>
+        </w:tc>
+        <w:tc>
+          <w:tcPr>
+            <w:tcW w:w="7000" w:type="dxa"/>
+          </w:tcPr>
+          <w:p>
+            <w:r>
+              <w:rPr>
+                <w:sz w:val="20"/>
+                <w:szCs w:val="20"/>
+              </w:rPr>
+              <w:t>A1: Chưa có check-in → báo lỗi. A2: Về sớm hơn early_leave_min → is_early_leave=TRUE nhưng vẫn ghi nhận.</w:t>
+            </w:r>
+          </w:p>
+        </w:tc>
+      </w:tr>
+      <w:tr>
+        <w:tc>
+          <w:tcPr>
+            <w:tcW w:w="2200" w:type="dxa"/>
+          </w:tcPr>
+          <w:p>
+            <w:r>
+              <w:rPr>
+                <w:b/>
+                <w:bCs/>
+                <w:sz w:val="20"/>
+                <w:szCs w:val="20"/>
+              </w:rPr>
+              <w:t>Hậu điều kiện</w:t>
+            </w:r>
+          </w:p>
+        </w:tc>
+        <w:tc>
+          <w:tcPr>
+            <w:tcW w:w="7000" w:type="dxa"/>
+          </w:tcPr>
+          <w:p>
+            <w:r>
+              <w:rPr>
+                <w:sz w:val="20"/>
+                <w:szCs w:val="20"/>
+              </w:rPr>
+              <w:t>Bản ghi check-out được tạo. Tổng giờ làm có thể tính được.</w:t>
+            </w:r>
+          </w:p>
+        </w:tc>
+      </w:tr>
+    </w:tbl>
+    <w:p/>
+    <w:p>
+      <w:r>
+        <w:rPr>
+          <w:noProof/>
+        </w:rPr>
+        <w:lastRenderedPageBreak/>
+        <w:drawing>
+          <wp:inline distT="0" distB="0" distL="0" distR="0" wp14:anchorId="4FA81937" wp14:editId="1AF05115">
+            <wp:extent cx="5373370" cy="8229600"/>
+            <wp:effectExtent l="0" t="0" r="0" b="0"/>
+            <wp:docPr id="1295238941" name="Picture 13" descr="PlantUML diagram"/>
+            <wp:cNvGraphicFramePr>
+              <a:graphicFrameLocks xmlns:a="http://schemas.openxmlformats.org/drawingml/2006/main" noChangeAspect="1"/>
+            </wp:cNvGraphicFramePr>
+            <a:graphic xmlns:a="http://schemas.openxmlformats.org/drawingml/2006/main">
+              <a:graphicData uri="http://schemas.openxmlformats.org/drawingml/2006/picture">
+                <pic:pic xmlns:pic="http://schemas.openxmlformats.org/drawingml/2006/picture">
+                  <pic:nvPicPr>
+                    <pic:cNvPr id="0" name="Picture 32" descr="PlantUML diagram"/>
+                    <pic:cNvPicPr>
+                      <a:picLocks noChangeAspect="1" noChangeArrowheads="1"/>
+                    </pic:cNvPicPr>
+                  </pic:nvPicPr>
+                  <pic:blipFill>
+                    <a:blip r:embed="rId22">
+                      <a:extLst>
+                        <a:ext uri="{28A0092B-C50C-407E-A947-70E740481C1C}">
+                          <a14:useLocalDpi xmlns:a14="http://schemas.microsoft.com/office/drawing/2010/main" val="0"/>
+                        </a:ext>
+                      </a:extLst>
+                    </a:blip>
+                    <a:srcRect/>
+                    <a:stretch>
+                      <a:fillRect/>
+                    </a:stretch>
+                  </pic:blipFill>
+                  <pic:spPr bwMode="auto">
+                    <a:xfrm>
+                      <a:off x="0" y="0"/>
+                      <a:ext cx="5373370" cy="8229600"/>
+                    </a:xfrm>
+                    <a:prstGeom prst="rect">
+                      <a:avLst/>
+                    </a:prstGeom>
+                    <a:noFill/>
+                    <a:ln>
+                      <a:noFill/>
+                    </a:ln>
+                  </pic:spPr>
+                </pic:pic>
+              </a:graphicData>
+            </a:graphic>
+          </wp:inline>
+        </w:drawing>
+      </w:r>
+    </w:p>
+    <w:p>
+      <w:r>
+        <w:lastRenderedPageBreak/>
+        <w:t>UC-04 – Xem lịch sử chấm công cá nhân</w:t>
+      </w:r>
+    </w:p>
+    <w:p>
+      <w:r>
+        <w:rPr>
+          <w:noProof/>
+        </w:rPr>
+        <w:drawing>
+          <wp:inline distT="0" distB="0" distL="0" distR="0" wp14:anchorId="1C90B491" wp14:editId="35DBE2A4">
+            <wp:extent cx="5943600" cy="5342890"/>
+            <wp:effectExtent l="0" t="0" r="0" b="0"/>
+            <wp:docPr id="558362502" name="Picture 14" descr="PlantUML diagram"/>
+            <wp:cNvGraphicFramePr>
+              <a:graphicFrameLocks xmlns:a="http://schemas.openxmlformats.org/drawingml/2006/main" noChangeAspect="1"/>
+            </wp:cNvGraphicFramePr>
+            <a:graphic xmlns:a="http://schemas.openxmlformats.org/drawingml/2006/main">
+              <a:graphicData uri="http://schemas.openxmlformats.org/drawingml/2006/picture">
+                <pic:pic xmlns:pic="http://schemas.openxmlformats.org/drawingml/2006/picture">
+                  <pic:nvPicPr>
+                    <pic:cNvPr id="0" name="Picture 34" descr="PlantUML diagram"/>
+                    <pic:cNvPicPr>
+                      <a:picLocks noChangeAspect="1" noChangeArrowheads="1"/>
+                    </pic:cNvPicPr>
+                  </pic:nvPicPr>
+                  <pic:blipFill>
+                    <a:blip r:embed="rId23">
+                      <a:extLst>
+                        <a:ext uri="{28A0092B-C50C-407E-A947-70E740481C1C}">
+                          <a14:useLocalDpi xmlns:a14="http://schemas.microsoft.com/office/drawing/2010/main" val="0"/>
+                        </a:ext>
+                      </a:extLst>
+                    </a:blip>
+                    <a:srcRect/>
+                    <a:stretch>
+                      <a:fillRect/>
+                    </a:stretch>
+                  </pic:blipFill>
+                  <pic:spPr bwMode="auto">
+                    <a:xfrm>
+                      <a:off x="0" y="0"/>
+                      <a:ext cx="5943600" cy="5342890"/>
+                    </a:xfrm>
+                    <a:prstGeom prst="rect">
+                      <a:avLst/>
+                    </a:prstGeom>
+                    <a:noFill/>
+                    <a:ln>
+                      <a:noFill/>
+                    </a:ln>
+                  </pic:spPr>
+                </pic:pic>
+              </a:graphicData>
+            </a:graphic>
+          </wp:inline>
+        </w:drawing>
+      </w:r>
+    </w:p>
+    <w:tbl>
+      <w:tblPr>
+        <w:tblStyle w:val="TableGrid"/>
+        <w:tblW w:w="9200" w:type="dxa"/>
+        <w:tblLook w:val="0000" w:firstRow="0" w:lastRow="0" w:firstColumn="0" w:lastColumn="0" w:noHBand="0" w:noVBand="0"/>
+      </w:tblPr>
+      <w:tblGrid>
+        <w:gridCol w:w="2200"/>
+        <w:gridCol w:w="7000"/>
+      </w:tblGrid>
+      <w:tr>
+        <w:tc>
+          <w:tcPr>
+            <w:tcW w:w="9200" w:type="dxa"/>
+            <w:gridSpan w:val="2"/>
+          </w:tcPr>
+          <w:p>
+            <w:pPr>
+              <w:jc w:val="center"/>
+            </w:pPr>
+            <w:r>
+              <w:rPr>
+                <w:b/>
+                <w:bCs/>
+              </w:rPr>
+              <w:t>UC-04 – Xem lịch sử chấm công cá nhân</w:t>
+            </w:r>
+          </w:p>
+        </w:tc>
+      </w:tr>
+      <w:tr>
+        <w:tc>
+          <w:tcPr>
+            <w:tcW w:w="2200" w:type="dxa"/>
+          </w:tcPr>
+          <w:p>
+            <w:r>
+              <w:rPr>
+                <w:b/>
+                <w:bCs/>
+                <w:sz w:val="20"/>
+                <w:szCs w:val="20"/>
+              </w:rPr>
+              <w:t>Mã Use Case</w:t>
+            </w:r>
+          </w:p>
+        </w:tc>
+        <w:tc>
+          <w:tcPr>
+            <w:tcW w:w="7000" w:type="dxa"/>
+          </w:tcPr>
+          <w:p>
+            <w:r>
+              <w:rPr>
+                <w:sz w:val="20"/>
+                <w:szCs w:val="20"/>
+              </w:rPr>
+              <w:t>UC-04</w:t>
+            </w:r>
+          </w:p>
+        </w:tc>
+      </w:tr>
+      <w:tr>
+        <w:tc>
+          <w:tcPr>
+            <w:tcW w:w="2200" w:type="dxa"/>
+          </w:tcPr>
+          <w:p>
+            <w:r>
+              <w:rPr>
+                <w:b/>
+                <w:bCs/>
+                <w:sz w:val="20"/>
+                <w:szCs w:val="20"/>
+              </w:rPr>
+              <w:t>Tên Use Case</w:t>
+            </w:r>
+          </w:p>
+        </w:tc>
+        <w:tc>
+          <w:tcPr>
+            <w:tcW w:w="7000" w:type="dxa"/>
+          </w:tcPr>
+          <w:p>
+            <w:r>
+              <w:rPr>
+                <w:sz w:val="20"/>
+                <w:szCs w:val="20"/>
+              </w:rPr>
+              <w:t>Xem lịch sử chấm công cá nhân</w:t>
+            </w:r>
+          </w:p>
+        </w:tc>
+      </w:tr>
+      <w:tr>
+        <w:tc>
+          <w:tcPr>
+            <w:tcW w:w="2200" w:type="dxa"/>
+          </w:tcPr>
+          <w:p>
+            <w:r>
+              <w:rPr>
+                <w:b/>
+                <w:bCs/>
+                <w:sz w:val="20"/>
+                <w:szCs w:val="20"/>
+              </w:rPr>
+              <w:t>Actor</w:t>
+            </w:r>
+          </w:p>
+        </w:tc>
+        <w:tc>
+          <w:tcPr>
+            <w:tcW w:w="7000" w:type="dxa"/>
+          </w:tcPr>
+          <w:p>
+            <w:r>
+              <w:rPr>
+                <w:sz w:val="20"/>
+                <w:szCs w:val="20"/>
+              </w:rPr>
+              <w:t>Nhân viên</w:t>
+            </w:r>
+          </w:p>
+        </w:tc>
+      </w:tr>
+      <w:tr>
+        <w:tc>
+          <w:tcPr>
+            <w:tcW w:w="2200" w:type="dxa"/>
+          </w:tcPr>
+          <w:p>
+            <w:r>
+              <w:rPr>
+                <w:b/>
+                <w:bCs/>
+                <w:sz w:val="20"/>
+                <w:szCs w:val="20"/>
+              </w:rPr>
+              <w:t>Mô tả</w:t>
+            </w:r>
+          </w:p>
+        </w:tc>
+        <w:tc>
+          <w:tcPr>
+            <w:tcW w:w="7000" w:type="dxa"/>
+          </w:tcPr>
+          <w:p>
+            <w:r>
+              <w:rPr>
+                <w:sz w:val="20"/>
+                <w:szCs w:val="20"/>
+              </w:rPr>
+              <w:t>Nhân viên tra cứu lịch sử check-in/check-out của bản thân theo khoảng thời gian.</w:t>
+            </w:r>
+          </w:p>
+        </w:tc>
+      </w:tr>
+      <w:tr>
+        <w:tc>
+          <w:tcPr>
+            <w:tcW w:w="2200" w:type="dxa"/>
+          </w:tcPr>
+          <w:p>
+            <w:r>
+              <w:rPr>
+                <w:b/>
+                <w:bCs/>
+                <w:sz w:val="20"/>
+                <w:szCs w:val="20"/>
+              </w:rPr>
+              <w:t>Điều kiện tiên quyết</w:t>
+            </w:r>
+          </w:p>
+        </w:tc>
+        <w:tc>
+          <w:tcPr>
+            <w:tcW w:w="7000" w:type="dxa"/>
+          </w:tcPr>
+          <w:p>
+            <w:r>
+              <w:rPr>
+                <w:sz w:val="20"/>
+                <w:szCs w:val="20"/>
+              </w:rPr>
+              <w:t>Nhân viên đã đăng nhập.</w:t>
+            </w:r>
+          </w:p>
+        </w:tc>
+      </w:tr>
+      <w:tr>
+        <w:tc>
+          <w:tcPr>
+            <w:tcW w:w="2200" w:type="dxa"/>
+          </w:tcPr>
+          <w:p>
+            <w:r>
+              <w:rPr>
+                <w:b/>
+                <w:bCs/>
+                <w:sz w:val="20"/>
+                <w:szCs w:val="20"/>
+              </w:rPr>
+              <w:t>Luồng chính</w:t>
+            </w:r>
+          </w:p>
+        </w:tc>
+        <w:tc>
+          <w:tcPr>
+            <w:tcW w:w="7000" w:type="dxa"/>
+          </w:tcPr>
+          <w:p>
+            <w:r>
+              <w:rPr>
+                <w:sz w:val="20"/>
+                <w:szCs w:val="20"/>
+              </w:rPr>
+              <w:t>1. Nhân viên chọn khoảng thời gian (ngày/tuần/tháng). 2. Hệ thống truy vấn AttendanceRecord theo employee_id và khoảng thời gian. 3. Hiển thị danh sách: ngày, giờ vào/ra, trạng thái, tầng làm việc. 4. Hiển thị tổng giờ làm trong kỳ.</w:t>
+            </w:r>
+          </w:p>
+        </w:tc>
+      </w:tr>
+      <w:tr>
+        <w:tc>
+          <w:tcPr>
+            <w:tcW w:w="2200" w:type="dxa"/>
+          </w:tcPr>
+          <w:p>
+            <w:r>
+              <w:rPr>
+                <w:b/>
+                <w:bCs/>
+                <w:sz w:val="20"/>
+                <w:szCs w:val="20"/>
+              </w:rPr>
+              <w:lastRenderedPageBreak/>
+              <w:t>Luồng thay thế / ngoại lệ</w:t>
+            </w:r>
+          </w:p>
+        </w:tc>
+        <w:tc>
+          <w:tcPr>
+            <w:tcW w:w="7000" w:type="dxa"/>
+          </w:tcPr>
+          <w:p>
+            <w:r>
+              <w:rPr>
+                <w:sz w:val="20"/>
+                <w:szCs w:val="20"/>
+              </w:rPr>
+              <w:t>A1: Không có dữ liệu → hiển thị thông báo trống.</w:t>
+            </w:r>
+          </w:p>
+        </w:tc>
+      </w:tr>
+      <w:tr>
+        <w:tc>
+          <w:tcPr>
+            <w:tcW w:w="2200" w:type="dxa"/>
+          </w:tcPr>
+          <w:p>
+            <w:r>
+              <w:rPr>
+                <w:b/>
+                <w:bCs/>
+                <w:sz w:val="20"/>
+                <w:szCs w:val="20"/>
+              </w:rPr>
+              <w:t>Hậu điều kiện</w:t>
+            </w:r>
+          </w:p>
+        </w:tc>
+        <w:tc>
+          <w:tcPr>
+            <w:tcW w:w="7000" w:type="dxa"/>
+          </w:tcPr>
+          <w:p>
+            <w:r>
+              <w:rPr>
+                <w:sz w:val="20"/>
+                <w:szCs w:val="20"/>
+              </w:rPr>
+              <w:t>Lịch sử chấm công được hiển thị chính xác.</w:t>
+            </w:r>
+          </w:p>
+        </w:tc>
+      </w:tr>
+    </w:tbl>
+    <w:p/>
+    <w:p>
+      <w:r>
+        <w:t>UC-05 – Nhận thông báo trạng thái chấm công</w:t>
+      </w:r>
+    </w:p>
+    <w:p>
+      <w:r>
+        <w:rPr>
+          <w:noProof/>
+        </w:rPr>
+        <w:drawing>
+          <wp:inline distT="0" distB="0" distL="0" distR="0" wp14:anchorId="492D5DB2" wp14:editId="521D521B">
+            <wp:extent cx="6619376" cy="5467350"/>
+            <wp:effectExtent l="0" t="0" r="0" b="0"/>
+            <wp:docPr id="347194297" name="Picture 15" descr="PlantUML diagram"/>
+            <wp:cNvGraphicFramePr>
+              <a:graphicFrameLocks xmlns:a="http://schemas.openxmlformats.org/drawingml/2006/main" noChangeAspect="1"/>
+            </wp:cNvGraphicFramePr>
+            <a:graphic xmlns:a="http://schemas.openxmlformats.org/drawingml/2006/main">
+              <a:graphicData uri="http://schemas.openxmlformats.org/drawingml/2006/picture">
+                <pic:pic xmlns:pic="http://schemas.openxmlformats.org/drawingml/2006/picture">
+                  <pic:nvPicPr>
+                    <pic:cNvPr id="0" name="Picture 36" descr="PlantUML diagram"/>
+                    <pic:cNvPicPr>
+                      <a:picLocks noChangeAspect="1" noChangeArrowheads="1"/>
+                    </pic:cNvPicPr>
+                  </pic:nvPicPr>
+                  <pic:blipFill>
+                    <a:blip r:embed="rId24">
+                      <a:extLst>
+                        <a:ext uri="{28A0092B-C50C-407E-A947-70E740481C1C}">
+                          <a14:useLocalDpi xmlns:a14="http://schemas.microsoft.com/office/drawing/2010/main" val="0"/>
+                        </a:ext>
+                      </a:extLst>
+                    </a:blip>
+                    <a:srcRect/>
+                    <a:stretch>
+                      <a:fillRect/>
+                    </a:stretch>
+                  </pic:blipFill>
+                  <pic:spPr bwMode="auto">
+                    <a:xfrm>
+                      <a:off x="0" y="0"/>
+                      <a:ext cx="6623258" cy="5470556"/>
+                    </a:xfrm>
+                    <a:prstGeom prst="rect">
+                      <a:avLst/>
+                    </a:prstGeom>
+                    <a:noFill/>
+                    <a:ln>
+                      <a:noFill/>
+                    </a:ln>
+                  </pic:spPr>
+                </pic:pic>
+              </a:graphicData>
+            </a:graphic>
+          </wp:inline>
+        </w:drawing>
+      </w:r>
+    </w:p>
+    <w:tbl>
+      <w:tblPr>
+        <w:tblStyle w:val="TableGrid"/>
+        <w:tblW w:w="9200" w:type="dxa"/>
+        <w:tblLook w:val="0000" w:firstRow="0" w:lastRow="0" w:firstColumn="0" w:lastColumn="0" w:noHBand="0" w:noVBand="0"/>
+      </w:tblPr>
+      <w:tblGrid>
+        <w:gridCol w:w="2200"/>
+        <w:gridCol w:w="7000"/>
+      </w:tblGrid>
+      <w:tr>
+        <w:tc>
+          <w:tcPr>
+            <w:tcW w:w="9200" w:type="dxa"/>
+            <w:gridSpan w:val="2"/>
+          </w:tcPr>
+          <w:p>
+            <w:pPr>
+              <w:jc w:val="center"/>
+            </w:pPr>
+            <w:r>
+              <w:rPr>
+                <w:b/>
+                <w:bCs/>
+              </w:rPr>
+              <w:t>UC-05 – Nhận thông báo trạng thái chấm công</w:t>
+            </w:r>
+          </w:p>
+        </w:tc>
+      </w:tr>
+      <w:tr>
+        <w:tc>
+          <w:tcPr>
+            <w:tcW w:w="2200" w:type="dxa"/>
+          </w:tcPr>
+          <w:p>
+            <w:r>
+              <w:rPr>
+                <w:b/>
+                <w:bCs/>
+                <w:sz w:val="20"/>
+                <w:szCs w:val="20"/>
+              </w:rPr>
+              <w:t>Mã Use Case</w:t>
+            </w:r>
+          </w:p>
+        </w:tc>
+        <w:tc>
+          <w:tcPr>
+            <w:tcW w:w="7000" w:type="dxa"/>
+          </w:tcPr>
+          <w:p>
+            <w:r>
+              <w:rPr>
+                <w:sz w:val="20"/>
+                <w:szCs w:val="20"/>
+              </w:rPr>
+              <w:t>UC-05</w:t>
+            </w:r>
+          </w:p>
+        </w:tc>
+      </w:tr>
+      <w:tr>
+        <w:tc>
+          <w:tcPr>
+            <w:tcW w:w="2200" w:type="dxa"/>
+          </w:tcPr>
+          <w:p>
+            <w:r>
+              <w:rPr>
+                <w:b/>
+                <w:bCs/>
+                <w:sz w:val="20"/>
+                <w:szCs w:val="20"/>
+              </w:rPr>
+              <w:t>Tên Use Case</w:t>
+            </w:r>
+          </w:p>
+        </w:tc>
+        <w:tc>
+          <w:tcPr>
+            <w:tcW w:w="7000" w:type="dxa"/>
+          </w:tcPr>
+          <w:p>
+            <w:r>
+              <w:rPr>
+                <w:sz w:val="20"/>
+                <w:szCs w:val="20"/>
+              </w:rPr>
+              <w:t>Nhận thông báo trạng thái chấm công</w:t>
+            </w:r>
+          </w:p>
+        </w:tc>
+      </w:tr>
+      <w:tr>
+        <w:tc>
+          <w:tcPr>
+            <w:tcW w:w="2200" w:type="dxa"/>
+          </w:tcPr>
+          <w:p>
+            <w:r>
+              <w:rPr>
+                <w:b/>
+                <w:bCs/>
+                <w:sz w:val="20"/>
+                <w:szCs w:val="20"/>
+              </w:rPr>
+              <w:t>Actor</w:t>
+            </w:r>
+          </w:p>
+        </w:tc>
+        <w:tc>
+          <w:tcPr>
+            <w:tcW w:w="7000" w:type="dxa"/>
+          </w:tcPr>
+          <w:p>
+            <w:r>
+              <w:rPr>
+                <w:sz w:val="20"/>
+                <w:szCs w:val="20"/>
+              </w:rPr>
+              <w:t>Nhân viên</w:t>
+            </w:r>
+          </w:p>
+        </w:tc>
+      </w:tr>
+      <w:tr>
+        <w:tc>
+          <w:tcPr>
+            <w:tcW w:w="2200" w:type="dxa"/>
+          </w:tcPr>
+          <w:p>
+            <w:r>
+              <w:rPr>
+                <w:b/>
+                <w:bCs/>
+                <w:sz w:val="20"/>
+                <w:szCs w:val="20"/>
+              </w:rPr>
+              <w:lastRenderedPageBreak/>
+              <w:t>Mô tả</w:t>
+            </w:r>
+          </w:p>
+        </w:tc>
+        <w:tc>
+          <w:tcPr>
+            <w:tcW w:w="7000" w:type="dxa"/>
+          </w:tcPr>
+          <w:p>
+            <w:r>
+              <w:rPr>
+                <w:sz w:val="20"/>
+                <w:szCs w:val="20"/>
+              </w:rPr>
+              <w:t>Sau khi check-in/check-out, nhân viên nhận thông báo tức thời về kết quả xác minh.</w:t>
+            </w:r>
+          </w:p>
+        </w:tc>
+      </w:tr>
+      <w:tr>
+        <w:tc>
+          <w:tcPr>
+            <w:tcW w:w="2200" w:type="dxa"/>
+          </w:tcPr>
+          <w:p>
+            <w:r>
+              <w:rPr>
+                <w:b/>
+                <w:bCs/>
+                <w:sz w:val="20"/>
+                <w:szCs w:val="20"/>
+              </w:rPr>
+              <w:t>Điều kiện tiên quyết</w:t>
+            </w:r>
+          </w:p>
+        </w:tc>
+        <w:tc>
+          <w:tcPr>
+            <w:tcW w:w="7000" w:type="dxa"/>
+          </w:tcPr>
+          <w:p>
+            <w:r>
+              <w:rPr>
+                <w:sz w:val="20"/>
+                <w:szCs w:val="20"/>
+              </w:rPr>
+              <w:t>UC-02 hoặc UC-03 đã được thực hiện.</w:t>
+            </w:r>
+          </w:p>
+        </w:tc>
+      </w:tr>
+      <w:tr>
+        <w:tc>
+          <w:tcPr>
+            <w:tcW w:w="2200" w:type="dxa"/>
+          </w:tcPr>
+          <w:p>
+            <w:r>
+              <w:rPr>
+                <w:b/>
+                <w:bCs/>
+                <w:sz w:val="20"/>
+                <w:szCs w:val="20"/>
+              </w:rPr>
+              <w:t>Luồng chính</w:t>
+            </w:r>
+          </w:p>
+        </w:tc>
+        <w:tc>
+          <w:tcPr>
+            <w:tcW w:w="7000" w:type="dxa"/>
+          </w:tcPr>
+          <w:p>
+            <w:r>
+              <w:rPr>
+                <w:sz w:val="20"/>
+                <w:szCs w:val="20"/>
+              </w:rPr>
+              <w:t>1. Hệ thống xử lý yêu cầu chấm công. 2. Trả về thông báo: 'Chấm công thành công – Tầng 3, Tòa nhà A' hoặc lý do từ chối. 3. Hiển thị thời gian phản hồi (mục tiêu &lt; 5 giây).</w:t>
+            </w:r>
+          </w:p>
+        </w:tc>
+      </w:tr>
+      <w:tr>
+        <w:tc>
+          <w:tcPr>
+            <w:tcW w:w="2200" w:type="dxa"/>
+          </w:tcPr>
+          <w:p>
+            <w:r>
+              <w:rPr>
+                <w:b/>
+                <w:bCs/>
+                <w:sz w:val="20"/>
+                <w:szCs w:val="20"/>
+              </w:rPr>
+              <w:t>Luồng thay thế / ngoại lệ</w:t>
+            </w:r>
+          </w:p>
+        </w:tc>
+        <w:tc>
+          <w:tcPr>
+            <w:tcW w:w="7000" w:type="dxa"/>
+          </w:tcPr>
+          <w:p>
+            <w:r>
+              <w:rPr>
+                <w:sz w:val="20"/>
+                <w:szCs w:val="20"/>
+              </w:rPr>
+              <w:t>A1: Timeout kết nối → thông báo lỗi mạng, cho phép thử lại.</w:t>
+            </w:r>
+          </w:p>
+        </w:tc>
+      </w:tr>
+      <w:tr>
+        <w:tc>
+          <w:tcPr>
+            <w:tcW w:w="2200" w:type="dxa"/>
+          </w:tcPr>
+          <w:p>
+            <w:r>
+              <w:rPr>
+                <w:b/>
+                <w:bCs/>
+                <w:sz w:val="20"/>
+                <w:szCs w:val="20"/>
+              </w:rPr>
+              <w:t>Hậu điều kiện</w:t>
+            </w:r>
+          </w:p>
+        </w:tc>
+        <w:tc>
+          <w:tcPr>
+            <w:tcW w:w="7000" w:type="dxa"/>
+          </w:tcPr>
+          <w:p>
+            <w:r>
+              <w:rPr>
+                <w:sz w:val="20"/>
+                <w:szCs w:val="20"/>
+              </w:rPr>
+              <w:t>Nhân viên biết rõ kết quả chấm công.</w:t>
+            </w:r>
+          </w:p>
+        </w:tc>
+      </w:tr>
+    </w:tbl>
+    <w:p/>
+    <w:p>
+      <w:r>
+        <w:t>UC-06 – Quản lý Geofence 3D</w:t>
+      </w:r>
+    </w:p>
+    <w:tbl>
+      <w:tblPr>
+        <w:tblStyle w:val="TableGrid"/>
+        <w:tblW w:w="9200" w:type="dxa"/>
+        <w:tblLook w:val="0000" w:firstRow="0" w:lastRow="0" w:firstColumn="0" w:lastColumn="0" w:noHBand="0" w:noVBand="0"/>
+      </w:tblPr>
+      <w:tblGrid>
+        <w:gridCol w:w="2200"/>
+        <w:gridCol w:w="7000"/>
+      </w:tblGrid>
+      <w:tr>
+        <w:tc>
+          <w:tcPr>
+            <w:tcW w:w="9200" w:type="dxa"/>
+            <w:gridSpan w:val="2"/>
+          </w:tcPr>
+          <w:p>
+            <w:pPr>
+              <w:jc w:val="center"/>
+            </w:pPr>
+            <w:r>
+              <w:rPr>
+                <w:b/>
+                <w:bCs/>
+              </w:rPr>
+              <w:t>UC-06 – Quản lý Geofence 3D</w:t>
+            </w:r>
+          </w:p>
+        </w:tc>
+      </w:tr>
+      <w:tr>
+        <w:tc>
+          <w:tcPr>
+            <w:tcW w:w="2200" w:type="dxa"/>
+          </w:tcPr>
+          <w:p>
+            <w:r>
+              <w:rPr>
+                <w:b/>
+                <w:bCs/>
+                <w:sz w:val="20"/>
+                <w:szCs w:val="20"/>
+              </w:rPr>
+              <w:t>Mã Use Case</w:t>
+            </w:r>
+          </w:p>
+        </w:tc>
+        <w:tc>
+          <w:tcPr>
+            <w:tcW w:w="7000" w:type="dxa"/>
+          </w:tcPr>
+          <w:p>
+            <w:r>
+              <w:rPr>
+                <w:sz w:val="20"/>
+                <w:szCs w:val="20"/>
+              </w:rPr>
+              <w:t>UC-06</w:t>
+            </w:r>
+          </w:p>
+        </w:tc>
+      </w:tr>
+      <w:tr>
+        <w:tc>
+          <w:tcPr>
+            <w:tcW w:w="2200" w:type="dxa"/>
+          </w:tcPr>
+          <w:p>
+            <w:r>
+              <w:rPr>
+                <w:b/>
+                <w:bCs/>
+                <w:sz w:val="20"/>
+                <w:szCs w:val="20"/>
+              </w:rPr>
+              <w:t>Tên Use Case</w:t>
+            </w:r>
+          </w:p>
+        </w:tc>
+        <w:tc>
+          <w:tcPr>
+            <w:tcW w:w="7000" w:type="dxa"/>
+          </w:tcPr>
+          <w:p>
+            <w:r>
+              <w:rPr>
+                <w:sz w:val="20"/>
+                <w:szCs w:val="20"/>
+              </w:rPr>
+              <w:t>Quản lý Geofence 3D</w:t>
+            </w:r>
+          </w:p>
+        </w:tc>
+      </w:tr>
+      <w:tr>
+        <w:tc>
+          <w:tcPr>
+            <w:tcW w:w="2200" w:type="dxa"/>
+          </w:tcPr>
+          <w:p>
+            <w:r>
+              <w:rPr>
+                <w:b/>
+                <w:bCs/>
+                <w:sz w:val="20"/>
+                <w:szCs w:val="20"/>
+              </w:rPr>
+              <w:t>Actor</w:t>
+            </w:r>
+          </w:p>
+        </w:tc>
+        <w:tc>
+          <w:tcPr>
+            <w:tcW w:w="7000" w:type="dxa"/>
+          </w:tcPr>
+          <w:p>
+            <w:r>
+              <w:rPr>
+                <w:sz w:val="20"/>
+                <w:szCs w:val="20"/>
+              </w:rPr>
+              <w:t>HR / Admin</w:t>
+            </w:r>
+          </w:p>
+        </w:tc>
+      </w:tr>
+      <w:tr>
+        <w:tc>
+          <w:tcPr>
+            <w:tcW w:w="2200" w:type="dxa"/>
+          </w:tcPr>
+          <w:p>
+            <w:r>
+              <w:rPr>
+                <w:b/>
+                <w:bCs/>
+                <w:sz w:val="20"/>
+                <w:szCs w:val="20"/>
+              </w:rPr>
+              <w:t>Mô tả</w:t>
+            </w:r>
+          </w:p>
+        </w:tc>
+        <w:tc>
+          <w:tcPr>
+            <w:tcW w:w="7000" w:type="dxa"/>
+          </w:tcPr>
+          <w:p>
+            <w:r>
+              <w:rPr>
+                <w:sz w:val="20"/>
+                <w:szCs w:val="20"/>
+              </w:rPr>
+              <w:t>Admin thiết lập, chỉnh sửa và xóa các vùng geofence 3D (lat/lng/altitude) gắn với từng tầng tòa nhà trên bản đồ ArcGIS Scene View.</w:t>
+            </w:r>
+          </w:p>
+        </w:tc>
+      </w:tr>
+      <w:tr>
+        <w:tc>
+          <w:tcPr>
+            <w:tcW w:w="2200" w:type="dxa"/>
+          </w:tcPr>
+          <w:p>
+            <w:r>
+              <w:rPr>
+                <w:b/>
+                <w:bCs/>
+                <w:sz w:val="20"/>
+                <w:szCs w:val="20"/>
+              </w:rPr>
+              <w:t>Điều kiện tiên quyết</w:t>
+            </w:r>
+          </w:p>
+        </w:tc>
+        <w:tc>
+          <w:tcPr>
+            <w:tcW w:w="7000" w:type="dxa"/>
+          </w:tcPr>
+          <w:p>
+            <w:r>
+              <w:rPr>
+                <w:sz w:val="20"/>
+                <w:szCs w:val="20"/>
+              </w:rPr>
+              <w:t>Admin đã đăng nhập. Tòa nhà và tầng đã được khởi tạo.</w:t>
+            </w:r>
+          </w:p>
+        </w:tc>
+      </w:tr>
+      <w:tr>
+        <w:tc>
+          <w:tcPr>
+            <w:tcW w:w="2200" w:type="dxa"/>
+          </w:tcPr>
+          <w:p>
+            <w:r>
+              <w:rPr>
+                <w:b/>
+                <w:bCs/>
+                <w:sz w:val="20"/>
+                <w:szCs w:val="20"/>
+              </w:rPr>
+              <w:t>Luồng chính</w:t>
+            </w:r>
+          </w:p>
+        </w:tc>
+        <w:tc>
+          <w:tcPr>
+            <w:tcW w:w="7000" w:type="dxa"/>
+          </w:tcPr>
+          <w:p>
+            <w:r>
+              <w:rPr>
+                <w:sz w:val="20"/>
+                <w:szCs w:val="20"/>
+              </w:rPr>
+              <w:t>1. Admin chọn Building → Floor trên bản đồ ArcGIS 3D. 2. Vẽ hoặc nhập tọa độ center_lat, center_lng, radius_meters. 3. Nhập altitude_min, altitude_max tương ứng với tầng. 4. Lưu Geofence, hệ thống ghi created_by = account_id của admin. 5. Ghi AuditLog hành động GEOFENCE_CREATE.</w:t>
+            </w:r>
+          </w:p>
+        </w:tc>
+      </w:tr>
+      <w:tr>
+        <w:tc>
+          <w:tcPr>
+            <w:tcW w:w="2200" w:type="dxa"/>
+          </w:tcPr>
+          <w:p>
+            <w:r>
+              <w:rPr>
+                <w:b/>
+                <w:bCs/>
+                <w:sz w:val="20"/>
+                <w:szCs w:val="20"/>
+              </w:rPr>
+              <w:t>Luồng thay thế / ngoại lệ</w:t>
+            </w:r>
+          </w:p>
+        </w:tc>
+        <w:tc>
+          <w:tcPr>
+            <w:tcW w:w="7000" w:type="dxa"/>
+          </w:tcPr>
+          <w:p>
+            <w:r>
+              <w:rPr>
+                <w:sz w:val="20"/>
+                <w:szCs w:val="20"/>
+              </w:rPr>
+              <w:t>A1: Geofence trùng lặp với vùng hiện có → cảnh báo xung đột. A2: Admin xóa geofence → is_active=FALSE, ghi AuditLog.</w:t>
+            </w:r>
+          </w:p>
+        </w:tc>
+      </w:tr>
+      <w:tr>
+        <w:tc>
+          <w:tcPr>
+            <w:tcW w:w="2200" w:type="dxa"/>
+          </w:tcPr>
+          <w:p>
+            <w:r>
+              <w:rPr>
+                <w:b/>
+                <w:bCs/>
+                <w:sz w:val="20"/>
+                <w:szCs w:val="20"/>
+              </w:rPr>
+              <w:t>Hậu điều kiện</w:t>
+            </w:r>
+          </w:p>
+        </w:tc>
+        <w:tc>
+          <w:tcPr>
+            <w:tcW w:w="7000" w:type="dxa"/>
+          </w:tcPr>
+          <w:p>
+            <w:r>
+              <w:rPr>
+                <w:sz w:val="20"/>
+                <w:szCs w:val="20"/>
+              </w:rPr>
+              <w:t>Geofence mới được lưu, hiển thị trên bản đồ 3D và sẵn sàng dùng cho check-in.</w:t>
+            </w:r>
+          </w:p>
+        </w:tc>
+      </w:tr>
+    </w:tbl>
+    <w:p/>
+    <w:p>
+      <w:r>
+        <w:rPr>
+          <w:noProof/>
+        </w:rPr>
+        <w:lastRenderedPageBreak/>
+        <w:drawing>
+          <wp:inline distT="0" distB="0" distL="0" distR="0" wp14:anchorId="3AF7EE9F" wp14:editId="26F74CFA">
+            <wp:extent cx="5943600" cy="6320155"/>
+            <wp:effectExtent l="0" t="0" r="0" b="4445"/>
+            <wp:docPr id="1525986625" name="Picture 16" descr="PlantUML diagram"/>
+            <wp:cNvGraphicFramePr>
+              <a:graphicFrameLocks xmlns:a="http://schemas.openxmlformats.org/drawingml/2006/main" noChangeAspect="1"/>
+            </wp:cNvGraphicFramePr>
+            <a:graphic xmlns:a="http://schemas.openxmlformats.org/drawingml/2006/main">
+              <a:graphicData uri="http://schemas.openxmlformats.org/drawingml/2006/picture">
+                <pic:pic xmlns:pic="http://schemas.openxmlformats.org/drawingml/2006/picture">
+                  <pic:nvPicPr>
+                    <pic:cNvPr id="0" name="Picture 38" descr="PlantUML diagram"/>
+                    <pic:cNvPicPr>
+                      <a:picLocks noChangeAspect="1" noChangeArrowheads="1"/>
+                    </pic:cNvPicPr>
+                  </pic:nvPicPr>
+                  <pic:blipFill>
+                    <a:blip r:embed="rId25">
+                      <a:extLst>
+                        <a:ext uri="{28A0092B-C50C-407E-A947-70E740481C1C}">
+                          <a14:useLocalDpi xmlns:a14="http://schemas.microsoft.com/office/drawing/2010/main" val="0"/>
+                        </a:ext>
+                      </a:extLst>
+                    </a:blip>
+                    <a:srcRect/>
+                    <a:stretch>
+                      <a:fillRect/>
+                    </a:stretch>
+                  </pic:blipFill>
+                  <pic:spPr bwMode="auto">
+                    <a:xfrm>
+                      <a:off x="0" y="0"/>
+                      <a:ext cx="5943600" cy="6320155"/>
+                    </a:xfrm>
+                    <a:prstGeom prst="rect">
+                      <a:avLst/>
+                    </a:prstGeom>
+                    <a:noFill/>
+                    <a:ln>
+                      <a:noFill/>
+                    </a:ln>
+                  </pic:spPr>
+                </pic:pic>
+              </a:graphicData>
+            </a:graphic>
+          </wp:inline>
+        </w:drawing>
+      </w:r>
+    </w:p>
+    <w:p>
+      <w:r>
+        <w:t>UC-07 – Xem bản đồ GIS 3D real-time</w:t>
+      </w:r>
+    </w:p>
+    <w:p>
+      <w:r>
+        <w:rPr>
+          <w:noProof/>
+        </w:rPr>
+        <w:lastRenderedPageBreak/>
+        <w:drawing>
+          <wp:inline distT="0" distB="0" distL="0" distR="0" wp14:anchorId="2B2F513C" wp14:editId="32C7E4F3">
+            <wp:extent cx="5943600" cy="5617210"/>
+            <wp:effectExtent l="0" t="0" r="0" b="2540"/>
+            <wp:docPr id="1349862749" name="Picture 17" descr="PlantUML diagram"/>
+            <wp:cNvGraphicFramePr>
+              <a:graphicFrameLocks xmlns:a="http://schemas.openxmlformats.org/drawingml/2006/main" noChangeAspect="1"/>
+            </wp:cNvGraphicFramePr>
+            <a:graphic xmlns:a="http://schemas.openxmlformats.org/drawingml/2006/main">
+              <a:graphicData uri="http://schemas.openxmlformats.org/drawingml/2006/picture">
+                <pic:pic xmlns:pic="http://schemas.openxmlformats.org/drawingml/2006/picture">
+                  <pic:nvPicPr>
+                    <pic:cNvPr id="0" name="Picture 40" descr="PlantUML diagram"/>
+                    <pic:cNvPicPr>
+                      <a:picLocks noChangeAspect="1" noChangeArrowheads="1"/>
+                    </pic:cNvPicPr>
+                  </pic:nvPicPr>
+                  <pic:blipFill>
+                    <a:blip r:embed="rId26">
+                      <a:extLst>
+                        <a:ext uri="{28A0092B-C50C-407E-A947-70E740481C1C}">
+                          <a14:useLocalDpi xmlns:a14="http://schemas.microsoft.com/office/drawing/2010/main" val="0"/>
+                        </a:ext>
+                      </a:extLst>
+                    </a:blip>
+                    <a:srcRect/>
+                    <a:stretch>
+                      <a:fillRect/>
+                    </a:stretch>
+                  </pic:blipFill>
+                  <pic:spPr bwMode="auto">
+                    <a:xfrm>
+                      <a:off x="0" y="0"/>
+                      <a:ext cx="5943600" cy="5617210"/>
+                    </a:xfrm>
+                    <a:prstGeom prst="rect">
+                      <a:avLst/>
+                    </a:prstGeom>
+                    <a:noFill/>
+                    <a:ln>
+                      <a:noFill/>
+                    </a:ln>
+                  </pic:spPr>
+                </pic:pic>
+              </a:graphicData>
+            </a:graphic>
+          </wp:inline>
+        </w:drawing>
+      </w:r>
+    </w:p>
+    <w:tbl>
+      <w:tblPr>
+        <w:tblStyle w:val="TableGrid"/>
+        <w:tblW w:w="9200" w:type="dxa"/>
+        <w:tblLook w:val="0000" w:firstRow="0" w:lastRow="0" w:firstColumn="0" w:lastColumn="0" w:noHBand="0" w:noVBand="0"/>
+      </w:tblPr>
+      <w:tblGrid>
+        <w:gridCol w:w="2200"/>
+        <w:gridCol w:w="7000"/>
+      </w:tblGrid>
+      <w:tr>
+        <w:tc>
+          <w:tcPr>
+            <w:tcW w:w="9200" w:type="dxa"/>
+            <w:gridSpan w:val="2"/>
+          </w:tcPr>
+          <w:p>
+            <w:pPr>
+              <w:jc w:val="center"/>
+            </w:pPr>
+            <w:r>
+              <w:rPr>
+                <w:b/>
+                <w:bCs/>
+              </w:rPr>
+              <w:t>UC-07 – Xem bản đồ GIS 3D real-time</w:t>
+            </w:r>
+          </w:p>
+        </w:tc>
+      </w:tr>
+      <w:tr>
+        <w:tc>
+          <w:tcPr>
+            <w:tcW w:w="2200" w:type="dxa"/>
+          </w:tcPr>
+          <w:p>
+            <w:r>
+              <w:rPr>
+                <w:b/>
+                <w:bCs/>
+                <w:sz w:val="20"/>
+                <w:szCs w:val="20"/>
+              </w:rPr>
+              <w:t>Mã Use Case</w:t>
+            </w:r>
+          </w:p>
+        </w:tc>
+        <w:tc>
+          <w:tcPr>
+            <w:tcW w:w="7000" w:type="dxa"/>
+          </w:tcPr>
+          <w:p>
+            <w:r>
+              <w:rPr>
+                <w:sz w:val="20"/>
+                <w:szCs w:val="20"/>
+              </w:rPr>
+              <w:t>UC-07</w:t>
+            </w:r>
+          </w:p>
+        </w:tc>
+      </w:tr>
+      <w:tr>
+        <w:tc>
+          <w:tcPr>
+            <w:tcW w:w="2200" w:type="dxa"/>
+          </w:tcPr>
+          <w:p>
+            <w:r>
+              <w:rPr>
+                <w:b/>
+                <w:bCs/>
+                <w:sz w:val="20"/>
+                <w:szCs w:val="20"/>
+              </w:rPr>
+              <w:t>Tên Use Case</w:t>
+            </w:r>
+          </w:p>
+        </w:tc>
+        <w:tc>
+          <w:tcPr>
+            <w:tcW w:w="7000" w:type="dxa"/>
+          </w:tcPr>
+          <w:p>
+            <w:r>
+              <w:rPr>
+                <w:sz w:val="20"/>
+                <w:szCs w:val="20"/>
+              </w:rPr>
+              <w:t>Xem bản đồ GIS 3D real-time</w:t>
+            </w:r>
+          </w:p>
+        </w:tc>
+      </w:tr>
+      <w:tr>
+        <w:tc>
+          <w:tcPr>
+            <w:tcW w:w="2200" w:type="dxa"/>
+          </w:tcPr>
+          <w:p>
+            <w:r>
+              <w:rPr>
+                <w:b/>
+                <w:bCs/>
+                <w:sz w:val="20"/>
+                <w:szCs w:val="20"/>
+              </w:rPr>
+              <w:t>Actor</w:t>
+            </w:r>
+          </w:p>
+        </w:tc>
+        <w:tc>
+          <w:tcPr>
+            <w:tcW w:w="7000" w:type="dxa"/>
+          </w:tcPr>
+          <w:p>
+            <w:r>
+              <w:rPr>
+                <w:sz w:val="20"/>
+                <w:szCs w:val="20"/>
+              </w:rPr>
+              <w:t>HR / Admin</w:t>
+            </w:r>
+          </w:p>
+        </w:tc>
+      </w:tr>
+      <w:tr>
+        <w:tc>
+          <w:tcPr>
+            <w:tcW w:w="2200" w:type="dxa"/>
+          </w:tcPr>
+          <w:p>
+            <w:r>
+              <w:rPr>
+                <w:b/>
+                <w:bCs/>
+                <w:sz w:val="20"/>
+                <w:szCs w:val="20"/>
+              </w:rPr>
+              <w:t>Mô tả</w:t>
+            </w:r>
+          </w:p>
+        </w:tc>
+        <w:tc>
+          <w:tcPr>
+            <w:tcW w:w="7000" w:type="dxa"/>
+          </w:tcPr>
+          <w:p>
+            <w:r>
+              <w:rPr>
+                <w:sz w:val="20"/>
+                <w:szCs w:val="20"/>
+              </w:rPr>
+              <w:t>Admin xem bản đồ 3D hiển thị vị trí toàn bộ nhân viên đang làm việc, phân tầng theo tòa nhà, cập nhật theo thời gian thực.</w:t>
+            </w:r>
+          </w:p>
+        </w:tc>
+      </w:tr>
+      <w:tr>
+        <w:tc>
+          <w:tcPr>
+            <w:tcW w:w="2200" w:type="dxa"/>
+          </w:tcPr>
+          <w:p>
+            <w:r>
+              <w:rPr>
+                <w:b/>
+                <w:bCs/>
+                <w:sz w:val="20"/>
+                <w:szCs w:val="20"/>
+              </w:rPr>
+              <w:t>Điều kiện tiên quyết</w:t>
+            </w:r>
+          </w:p>
+        </w:tc>
+        <w:tc>
+          <w:tcPr>
+            <w:tcW w:w="7000" w:type="dxa"/>
+          </w:tcPr>
+          <w:p>
+            <w:r>
+              <w:rPr>
+                <w:sz w:val="20"/>
+                <w:szCs w:val="20"/>
+              </w:rPr>
+              <w:t>Admin đã đăng nhập. Ít nhất một nhân viên đã check-in.</w:t>
+            </w:r>
+          </w:p>
+        </w:tc>
+      </w:tr>
+      <w:tr>
+        <w:tc>
+          <w:tcPr>
+            <w:tcW w:w="2200" w:type="dxa"/>
+          </w:tcPr>
+          <w:p>
+            <w:r>
+              <w:rPr>
+                <w:b/>
+                <w:bCs/>
+                <w:sz w:val="20"/>
+                <w:szCs w:val="20"/>
+              </w:rPr>
+              <w:t>Luồng chính</w:t>
+            </w:r>
+          </w:p>
+        </w:tc>
+        <w:tc>
+          <w:tcPr>
+            <w:tcW w:w="7000" w:type="dxa"/>
+          </w:tcPr>
+          <w:p>
+            <w:r>
+              <w:rPr>
+                <w:sz w:val="20"/>
+                <w:szCs w:val="20"/>
+              </w:rPr>
+              <w:t xml:space="preserve">1. Admin mở Dashboard → chọn tab Bản đồ 3D. 2. ArcGIS Scene View load mô hình tòa nhà (arcgis_layer_id). 3. Hiển thị điểm marker cho từng nhân viên đang làm việc </w:t>
+            </w:r>
+            <w:r>
+              <w:rPr>
+                <w:sz w:val="20"/>
+                <w:szCs w:val="20"/>
+              </w:rPr>
+              <w:lastRenderedPageBreak/>
+              <w:t>theo tọa độ GPS 3D gần nhất. 4. Màu marker phân biệt theo trạng thái (online/checked-out). 5. Admin có thể lọc theo tòa nhà, tầng, phòng ban.</w:t>
+            </w:r>
+          </w:p>
+        </w:tc>
+      </w:tr>
+      <w:tr>
+        <w:tc>
+          <w:tcPr>
+            <w:tcW w:w="2200" w:type="dxa"/>
+          </w:tcPr>
+          <w:p>
+            <w:r>
+              <w:rPr>
+                <w:b/>
+                <w:bCs/>
+                <w:sz w:val="20"/>
+                <w:szCs w:val="20"/>
+              </w:rPr>
+              <w:lastRenderedPageBreak/>
+              <w:t>Luồng thay thế / ngoại lệ</w:t>
+            </w:r>
+          </w:p>
+        </w:tc>
+        <w:tc>
+          <w:tcPr>
+            <w:tcW w:w="7000" w:type="dxa"/>
+          </w:tcPr>
+          <w:p>
+            <w:r>
+              <w:rPr>
+                <w:sz w:val="20"/>
+                <w:szCs w:val="20"/>
+              </w:rPr>
+              <w:t>A1: Không có nhân viên nào check-in → bản đồ trống với thông báo phù hợp.</w:t>
+            </w:r>
+          </w:p>
+        </w:tc>
+      </w:tr>
+      <w:tr>
+        <w:tc>
+          <w:tcPr>
+            <w:tcW w:w="2200" w:type="dxa"/>
+          </w:tcPr>
+          <w:p>
+            <w:r>
+              <w:rPr>
+                <w:b/>
+                <w:bCs/>
+                <w:sz w:val="20"/>
+                <w:szCs w:val="20"/>
+              </w:rPr>
+              <w:t>Hậu điều kiện</w:t>
+            </w:r>
+          </w:p>
+        </w:tc>
+        <w:tc>
+          <w:tcPr>
+            <w:tcW w:w="7000" w:type="dxa"/>
+          </w:tcPr>
+          <w:p>
+            <w:r>
+              <w:rPr>
+                <w:sz w:val="20"/>
+                <w:szCs w:val="20"/>
+              </w:rPr>
+              <w:t>Admin thấy toàn cảnh phân bố nhân viên trên bản đồ 3D.</w:t>
+            </w:r>
+          </w:p>
+        </w:tc>
+      </w:tr>
+    </w:tbl>
+    <w:p/>
+    <w:p>
+      <w:r>
+        <w:t>UC-08 – Quản lý ca làm việc (Shift)</w:t>
+      </w:r>
+    </w:p>
+    <w:tbl>
+      <w:tblPr>
+        <w:tblStyle w:val="TableGrid"/>
+        <w:tblW w:w="9200" w:type="dxa"/>
+        <w:tblLook w:val="0000" w:firstRow="0" w:lastRow="0" w:firstColumn="0" w:lastColumn="0" w:noHBand="0" w:noVBand="0"/>
+      </w:tblPr>
+      <w:tblGrid>
+        <w:gridCol w:w="2200"/>
+        <w:gridCol w:w="7000"/>
+      </w:tblGrid>
+      <w:tr>
+        <w:tc>
+          <w:tcPr>
+            <w:tcW w:w="9200" w:type="dxa"/>
+            <w:gridSpan w:val="2"/>
+          </w:tcPr>
+          <w:p>
+            <w:pPr>
+              <w:jc w:val="center"/>
+            </w:pPr>
+            <w:r>
+              <w:rPr>
+                <w:b/>
+                <w:bCs/>
+              </w:rPr>
+              <w:t>UC-08 – Quản lý ca làm việc (Shift)</w:t>
+            </w:r>
+          </w:p>
+        </w:tc>
+      </w:tr>
+      <w:tr>
+        <w:tc>
+          <w:tcPr>
+            <w:tcW w:w="2200" w:type="dxa"/>
+          </w:tcPr>
+          <w:p>
+            <w:r>
+              <w:rPr>
+                <w:b/>
+                <w:bCs/>
+                <w:sz w:val="20"/>
+                <w:szCs w:val="20"/>
+              </w:rPr>
+              <w:t>Mã Use Case</w:t>
+            </w:r>
+          </w:p>
+        </w:tc>
+        <w:tc>
+          <w:tcPr>
+            <w:tcW w:w="7000" w:type="dxa"/>
+          </w:tcPr>
+          <w:p>
+            <w:r>
+              <w:rPr>
+                <w:sz w:val="20"/>
+                <w:szCs w:val="20"/>
+              </w:rPr>
+              <w:t>UC-08</w:t>
+            </w:r>
+          </w:p>
+        </w:tc>
+      </w:tr>
+      <w:tr>
+        <w:tc>
+          <w:tcPr>
+            <w:tcW w:w="2200" w:type="dxa"/>
+          </w:tcPr>
+          <w:p>
+            <w:r>
+              <w:rPr>
+                <w:b/>
+                <w:bCs/>
+                <w:sz w:val="20"/>
+                <w:szCs w:val="20"/>
+              </w:rPr>
+              <w:t>Tên Use Case</w:t>
+            </w:r>
+          </w:p>
+        </w:tc>
+        <w:tc>
+          <w:tcPr>
+            <w:tcW w:w="7000" w:type="dxa"/>
+          </w:tcPr>
+          <w:p>
+            <w:r>
+              <w:rPr>
+                <w:sz w:val="20"/>
+                <w:szCs w:val="20"/>
+              </w:rPr>
+              <w:t>Quản lý ca làm việc (Shift)</w:t>
+            </w:r>
+          </w:p>
+        </w:tc>
+      </w:tr>
+      <w:tr>
+        <w:tc>
+          <w:tcPr>
+            <w:tcW w:w="2200" w:type="dxa"/>
+          </w:tcPr>
+          <w:p>
+            <w:r>
+              <w:rPr>
+                <w:b/>
+                <w:bCs/>
+                <w:sz w:val="20"/>
+                <w:szCs w:val="20"/>
+              </w:rPr>
+              <w:t>Actor</w:t>
+            </w:r>
+          </w:p>
+        </w:tc>
+        <w:tc>
+          <w:tcPr>
+            <w:tcW w:w="7000" w:type="dxa"/>
+          </w:tcPr>
+          <w:p>
+            <w:r>
+              <w:rPr>
+                <w:sz w:val="20"/>
+                <w:szCs w:val="20"/>
+              </w:rPr>
+              <w:t>HR / Admin</w:t>
+            </w:r>
+          </w:p>
+        </w:tc>
+      </w:tr>
+      <w:tr>
+        <w:tc>
+          <w:tcPr>
+            <w:tcW w:w="2200" w:type="dxa"/>
+          </w:tcPr>
+          <w:p>
+            <w:r>
+              <w:rPr>
+                <w:b/>
+                <w:bCs/>
+                <w:sz w:val="20"/>
+                <w:szCs w:val="20"/>
+              </w:rPr>
+              <w:t>Mô tả</w:t>
+            </w:r>
+          </w:p>
+        </w:tc>
+        <w:tc>
+          <w:tcPr>
+            <w:tcW w:w="7000" w:type="dxa"/>
+          </w:tcPr>
+          <w:p>
+            <w:r>
+              <w:rPr>
+                <w:sz w:val="20"/>
+                <w:szCs w:val="20"/>
+              </w:rPr>
+              <w:t>HR cấu hình ca làm việc: giờ vào/ra, mức chịu trễ, và liên kết ca với phòng ban hoặc nhân viên.</w:t>
+            </w:r>
+          </w:p>
+        </w:tc>
+      </w:tr>
+      <w:tr>
+        <w:tc>
+          <w:tcPr>
+            <w:tcW w:w="2200" w:type="dxa"/>
+          </w:tcPr>
+          <w:p>
+            <w:r>
+              <w:rPr>
+                <w:b/>
+                <w:bCs/>
+                <w:sz w:val="20"/>
+                <w:szCs w:val="20"/>
+              </w:rPr>
+              <w:t>Điều kiện tiên quyết</w:t>
+            </w:r>
+          </w:p>
+        </w:tc>
+        <w:tc>
+          <w:tcPr>
+            <w:tcW w:w="7000" w:type="dxa"/>
+          </w:tcPr>
+          <w:p>
+            <w:r>
+              <w:rPr>
+                <w:sz w:val="20"/>
+                <w:szCs w:val="20"/>
+              </w:rPr>
+              <w:t>HR đã đăng nhập.</w:t>
+            </w:r>
+          </w:p>
+        </w:tc>
+      </w:tr>
+      <w:tr>
+        <w:tc>
+          <w:tcPr>
+            <w:tcW w:w="2200" w:type="dxa"/>
+          </w:tcPr>
+          <w:p>
+            <w:r>
+              <w:rPr>
+                <w:b/>
+                <w:bCs/>
+                <w:sz w:val="20"/>
+                <w:szCs w:val="20"/>
+              </w:rPr>
+              <w:t>Luồng chính</w:t>
+            </w:r>
+          </w:p>
+        </w:tc>
+        <w:tc>
+          <w:tcPr>
+            <w:tcW w:w="7000" w:type="dxa"/>
+          </w:tcPr>
+          <w:p>
+            <w:r>
+              <w:rPr>
+                <w:sz w:val="20"/>
+                <w:szCs w:val="20"/>
+              </w:rPr>
+              <w:t>1. HR vào menu Quản lý Ca. 2. Tạo mới Shift: nhập name, start_time, end_time, late_tolerance_min, early_leave_min. 3. Gán ca cho phòng ban hoặc nhóm nhân viên. 4. Lưu và ghi AuditLog.</w:t>
+            </w:r>
+          </w:p>
+        </w:tc>
+      </w:tr>
+      <w:tr>
+        <w:tc>
+          <w:tcPr>
+            <w:tcW w:w="2200" w:type="dxa"/>
+          </w:tcPr>
+          <w:p>
+            <w:r>
+              <w:rPr>
+                <w:b/>
+                <w:bCs/>
+                <w:sz w:val="20"/>
+                <w:szCs w:val="20"/>
+              </w:rPr>
+              <w:t>Luồng thay thế / ngoại lệ</w:t>
+            </w:r>
+          </w:p>
+        </w:tc>
+        <w:tc>
+          <w:tcPr>
+            <w:tcW w:w="7000" w:type="dxa"/>
+          </w:tcPr>
+          <w:p>
+            <w:r>
+              <w:rPr>
+                <w:sz w:val="20"/>
+                <w:szCs w:val="20"/>
+              </w:rPr>
+              <w:t>A1: Thời gian ca xung đột → cảnh báo. A2: Chỉnh sửa ca đang áp dụng → cảnh báo ảnh hưởng.</w:t>
+            </w:r>
+          </w:p>
+        </w:tc>
+      </w:tr>
+      <w:tr>
+        <w:tc>
+          <w:tcPr>
+            <w:tcW w:w="2200" w:type="dxa"/>
+          </w:tcPr>
+          <w:p>
+            <w:r>
+              <w:rPr>
+                <w:b/>
+                <w:bCs/>
+                <w:sz w:val="20"/>
+                <w:szCs w:val="20"/>
+              </w:rPr>
+              <w:t>Hậu điều kiện</w:t>
+            </w:r>
+          </w:p>
+        </w:tc>
+        <w:tc>
+          <w:tcPr>
+            <w:tcW w:w="7000" w:type="dxa"/>
+          </w:tcPr>
+          <w:p>
+            <w:r>
+              <w:rPr>
+                <w:sz w:val="20"/>
+                <w:szCs w:val="20"/>
+              </w:rPr>
+              <w:t>Ca làm việc được lưu và áp dụng cho các lần check-in tiếp theo.</w:t>
+            </w:r>
+          </w:p>
+        </w:tc>
+      </w:tr>
+    </w:tbl>
+    <w:p/>
+    <w:p>
+      <w:r>
+        <w:rPr>
+          <w:noProof/>
+        </w:rPr>
+        <w:lastRenderedPageBreak/>
+        <w:drawing>
+          <wp:inline distT="0" distB="0" distL="0" distR="0" wp14:anchorId="33816120" wp14:editId="71EE4ACC">
+            <wp:extent cx="5730875" cy="8229600"/>
+            <wp:effectExtent l="0" t="0" r="3175" b="0"/>
+            <wp:docPr id="1877710757" name="Picture 18" descr="PlantUML diagram"/>
+            <wp:cNvGraphicFramePr>
+              <a:graphicFrameLocks xmlns:a="http://schemas.openxmlformats.org/drawingml/2006/main" noChangeAspect="1"/>
+            </wp:cNvGraphicFramePr>
+            <a:graphic xmlns:a="http://schemas.openxmlformats.org/drawingml/2006/main">
+              <a:graphicData uri="http://schemas.openxmlformats.org/drawingml/2006/picture">
+                <pic:pic xmlns:pic="http://schemas.openxmlformats.org/drawingml/2006/picture">
+                  <pic:nvPicPr>
+                    <pic:cNvPr id="0" name="Picture 42" descr="PlantUML diagram"/>
+                    <pic:cNvPicPr>
+                      <a:picLocks noChangeAspect="1" noChangeArrowheads="1"/>
+                    </pic:cNvPicPr>
+                  </pic:nvPicPr>
+                  <pic:blipFill>
+                    <a:blip r:embed="rId27">
+                      <a:extLst>
+                        <a:ext uri="{28A0092B-C50C-407E-A947-70E740481C1C}">
+                          <a14:useLocalDpi xmlns:a14="http://schemas.microsoft.com/office/drawing/2010/main" val="0"/>
+                        </a:ext>
+                      </a:extLst>
+                    </a:blip>
+                    <a:srcRect/>
+                    <a:stretch>
+                      <a:fillRect/>
+                    </a:stretch>
+                  </pic:blipFill>
+                  <pic:spPr bwMode="auto">
+                    <a:xfrm>
+                      <a:off x="0" y="0"/>
+                      <a:ext cx="5730875" cy="8229600"/>
+                    </a:xfrm>
+                    <a:prstGeom prst="rect">
+                      <a:avLst/>
+                    </a:prstGeom>
+                    <a:noFill/>
+                    <a:ln>
+                      <a:noFill/>
+                    </a:ln>
+                  </pic:spPr>
+                </pic:pic>
+              </a:graphicData>
+            </a:graphic>
+          </wp:inline>
+        </w:drawing>
+      </w:r>
+    </w:p>
+    <w:p>
+      <w:r>
+        <w:lastRenderedPageBreak/>
+        <w:t>UC-09 – Xem và xuất báo cáo chấm công</w:t>
+      </w:r>
+    </w:p>
+    <w:p>
+      <w:r>
+        <w:rPr>
+          <w:noProof/>
+        </w:rPr>
+        <w:drawing>
+          <wp:inline distT="0" distB="0" distL="0" distR="0" wp14:anchorId="2FA7D77F" wp14:editId="35E7B337">
+            <wp:extent cx="5943600" cy="6358890"/>
+            <wp:effectExtent l="0" t="0" r="0" b="3810"/>
+            <wp:docPr id="885808827" name="Picture 19" descr="PlantUML diagram"/>
+            <wp:cNvGraphicFramePr>
+              <a:graphicFrameLocks xmlns:a="http://schemas.openxmlformats.org/drawingml/2006/main" noChangeAspect="1"/>
+            </wp:cNvGraphicFramePr>
+            <a:graphic xmlns:a="http://schemas.openxmlformats.org/drawingml/2006/main">
+              <a:graphicData uri="http://schemas.openxmlformats.org/drawingml/2006/picture">
+                <pic:pic xmlns:pic="http://schemas.openxmlformats.org/drawingml/2006/picture">
+                  <pic:nvPicPr>
+                    <pic:cNvPr id="0" name="Picture 44" descr="PlantUML diagram"/>
+                    <pic:cNvPicPr>
+                      <a:picLocks noChangeAspect="1" noChangeArrowheads="1"/>
+                    </pic:cNvPicPr>
+                  </pic:nvPicPr>
+                  <pic:blipFill>
+                    <a:blip r:embed="rId28">
+                      <a:extLst>
+                        <a:ext uri="{28A0092B-C50C-407E-A947-70E740481C1C}">
+                          <a14:useLocalDpi xmlns:a14="http://schemas.microsoft.com/office/drawing/2010/main" val="0"/>
+                        </a:ext>
+                      </a:extLst>
+                    </a:blip>
+                    <a:srcRect/>
+                    <a:stretch>
+                      <a:fillRect/>
+                    </a:stretch>
+                  </pic:blipFill>
+                  <pic:spPr bwMode="auto">
+                    <a:xfrm>
+                      <a:off x="0" y="0"/>
+                      <a:ext cx="5943600" cy="6358890"/>
+                    </a:xfrm>
+                    <a:prstGeom prst="rect">
+                      <a:avLst/>
+                    </a:prstGeom>
+                    <a:noFill/>
+                    <a:ln>
+                      <a:noFill/>
+                    </a:ln>
+                  </pic:spPr>
+                </pic:pic>
+              </a:graphicData>
+            </a:graphic>
+          </wp:inline>
+        </w:drawing>
+      </w:r>
+    </w:p>
+    <w:tbl>
+      <w:tblPr>
+        <w:tblStyle w:val="TableGrid"/>
+        <w:tblW w:w="9200" w:type="dxa"/>
+        <w:tblLook w:val="0000" w:firstRow="0" w:lastRow="0" w:firstColumn="0" w:lastColumn="0" w:noHBand="0" w:noVBand="0"/>
+      </w:tblPr>
+      <w:tblGrid>
+        <w:gridCol w:w="2200"/>
+        <w:gridCol w:w="7000"/>
+      </w:tblGrid>
+      <w:tr>
+        <w:tc>
+          <w:tcPr>
+            <w:tcW w:w="9200" w:type="dxa"/>
+            <w:gridSpan w:val="2"/>
+          </w:tcPr>
+          <w:p>
+            <w:pPr>
+              <w:jc w:val="center"/>
+            </w:pPr>
+            <w:r>
+              <w:rPr>
+                <w:b/>
+                <w:bCs/>
+              </w:rPr>
+              <w:t>UC-09 – Xem và xuất báo cáo chấm công</w:t>
+            </w:r>
+          </w:p>
+        </w:tc>
+      </w:tr>
+      <w:tr>
+        <w:tc>
+          <w:tcPr>
+            <w:tcW w:w="2200" w:type="dxa"/>
+          </w:tcPr>
+          <w:p>
+            <w:r>
+              <w:rPr>
+                <w:b/>
+                <w:bCs/>
+                <w:sz w:val="20"/>
+                <w:szCs w:val="20"/>
+              </w:rPr>
+              <w:t>Mã Use Case</w:t>
+            </w:r>
+          </w:p>
+        </w:tc>
+        <w:tc>
+          <w:tcPr>
+            <w:tcW w:w="7000" w:type="dxa"/>
+          </w:tcPr>
+          <w:p>
+            <w:r>
+              <w:rPr>
+                <w:sz w:val="20"/>
+                <w:szCs w:val="20"/>
+              </w:rPr>
+              <w:t>UC-09</w:t>
+            </w:r>
+          </w:p>
+        </w:tc>
+      </w:tr>
+      <w:tr>
+        <w:tc>
+          <w:tcPr>
+            <w:tcW w:w="2200" w:type="dxa"/>
+          </w:tcPr>
+          <w:p>
+            <w:r>
+              <w:rPr>
+                <w:b/>
+                <w:bCs/>
+                <w:sz w:val="20"/>
+                <w:szCs w:val="20"/>
+              </w:rPr>
+              <w:t>Tên Use Case</w:t>
+            </w:r>
+          </w:p>
+        </w:tc>
+        <w:tc>
+          <w:tcPr>
+            <w:tcW w:w="7000" w:type="dxa"/>
+          </w:tcPr>
+          <w:p>
+            <w:r>
+              <w:rPr>
+                <w:sz w:val="20"/>
+                <w:szCs w:val="20"/>
+              </w:rPr>
+              <w:t>Xem và xuất báo cáo chấm công</w:t>
+            </w:r>
+          </w:p>
+        </w:tc>
+      </w:tr>
+      <w:tr>
+        <w:tc>
+          <w:tcPr>
+            <w:tcW w:w="2200" w:type="dxa"/>
+          </w:tcPr>
+          <w:p>
+            <w:r>
+              <w:rPr>
+                <w:b/>
+                <w:bCs/>
+                <w:sz w:val="20"/>
+                <w:szCs w:val="20"/>
+              </w:rPr>
+              <w:t>Actor</w:t>
+            </w:r>
+          </w:p>
+        </w:tc>
+        <w:tc>
+          <w:tcPr>
+            <w:tcW w:w="7000" w:type="dxa"/>
+          </w:tcPr>
+          <w:p>
+            <w:r>
+              <w:rPr>
+                <w:sz w:val="20"/>
+                <w:szCs w:val="20"/>
+              </w:rPr>
+              <w:t>HR / Admin / CEO</w:t>
+            </w:r>
+          </w:p>
+        </w:tc>
+      </w:tr>
+      <w:tr>
+        <w:tc>
+          <w:tcPr>
+            <w:tcW w:w="2200" w:type="dxa"/>
+          </w:tcPr>
+          <w:p>
+            <w:r>
+              <w:rPr>
+                <w:b/>
+                <w:bCs/>
+                <w:sz w:val="20"/>
+                <w:szCs w:val="20"/>
+              </w:rPr>
+              <w:lastRenderedPageBreak/>
+              <w:t>Mô tả</w:t>
+            </w:r>
+          </w:p>
+        </w:tc>
+        <w:tc>
+          <w:tcPr>
+            <w:tcW w:w="7000" w:type="dxa"/>
+          </w:tcPr>
+          <w:p>
+            <w:r>
+              <w:rPr>
+                <w:sz w:val="20"/>
+                <w:szCs w:val="20"/>
+              </w:rPr>
+              <w:t>HR/Admin xem báo cáo tổng hợp chấm công theo ngày, tuần, tháng và xuất file Excel hoặc PDF.</w:t>
+            </w:r>
+          </w:p>
+        </w:tc>
+      </w:tr>
+      <w:tr>
+        <w:tc>
+          <w:tcPr>
+            <w:tcW w:w="2200" w:type="dxa"/>
+          </w:tcPr>
+          <w:p>
+            <w:r>
+              <w:rPr>
+                <w:b/>
+                <w:bCs/>
+                <w:sz w:val="20"/>
+                <w:szCs w:val="20"/>
+              </w:rPr>
+              <w:t>Điều kiện tiên quyết</w:t>
+            </w:r>
+          </w:p>
+        </w:tc>
+        <w:tc>
+          <w:tcPr>
+            <w:tcW w:w="7000" w:type="dxa"/>
+          </w:tcPr>
+          <w:p>
+            <w:r>
+              <w:rPr>
+                <w:sz w:val="20"/>
+                <w:szCs w:val="20"/>
+              </w:rPr>
+              <w:t>Có dữ liệu AttendanceRecord trong hệ thống.</w:t>
+            </w:r>
+          </w:p>
+        </w:tc>
+      </w:tr>
+      <w:tr>
+        <w:tc>
+          <w:tcPr>
+            <w:tcW w:w="2200" w:type="dxa"/>
+          </w:tcPr>
+          <w:p>
+            <w:r>
+              <w:rPr>
+                <w:b/>
+                <w:bCs/>
+                <w:sz w:val="20"/>
+                <w:szCs w:val="20"/>
+              </w:rPr>
+              <w:t>Luồng chính</w:t>
+            </w:r>
+          </w:p>
+        </w:tc>
+        <w:tc>
+          <w:tcPr>
+            <w:tcW w:w="7000" w:type="dxa"/>
+          </w:tcPr>
+          <w:p>
+            <w:r>
+              <w:rPr>
+                <w:sz w:val="20"/>
+                <w:szCs w:val="20"/>
+              </w:rPr>
+              <w:t>1. HR chọn khoảng thời gian và bộ lọc (phòng ban, nhân viên). 2. Hệ thống tổng hợp: ngày công, giờ làm, số lần trễ/về sớm/vắng. 3. Hiển thị bảng báo cáo trên Dashboard. 4. HR nhấn Xuất → chọn định dạng Excel hoặc PDF. 5. File được tạo và tải về.</w:t>
+            </w:r>
+          </w:p>
+        </w:tc>
+      </w:tr>
+      <w:tr>
+        <w:tc>
+          <w:tcPr>
+            <w:tcW w:w="2200" w:type="dxa"/>
+          </w:tcPr>
+          <w:p>
+            <w:r>
+              <w:rPr>
+                <w:b/>
+                <w:bCs/>
+                <w:sz w:val="20"/>
+                <w:szCs w:val="20"/>
+              </w:rPr>
+              <w:t>Luồng thay thế / ngoại lệ</w:t>
+            </w:r>
+          </w:p>
+        </w:tc>
+        <w:tc>
+          <w:tcPr>
+            <w:tcW w:w="7000" w:type="dxa"/>
+          </w:tcPr>
+          <w:p>
+            <w:r>
+              <w:rPr>
+                <w:sz w:val="20"/>
+                <w:szCs w:val="20"/>
+              </w:rPr>
+              <w:t>A1: Không có dữ liệu cho bộ lọc → hiển thị thông báo trống.</w:t>
+            </w:r>
+          </w:p>
+        </w:tc>
+      </w:tr>
+      <w:tr>
+        <w:tc>
+          <w:tcPr>
+            <w:tcW w:w="2200" w:type="dxa"/>
+          </w:tcPr>
+          <w:p>
+            <w:r>
+              <w:rPr>
+                <w:b/>
+                <w:bCs/>
+                <w:sz w:val="20"/>
+                <w:szCs w:val="20"/>
+              </w:rPr>
+              <w:t>Hậu điều kiện</w:t>
+            </w:r>
+          </w:p>
+        </w:tc>
+        <w:tc>
+          <w:tcPr>
+            <w:tcW w:w="7000" w:type="dxa"/>
+          </w:tcPr>
+          <w:p>
+            <w:r>
+              <w:rPr>
+                <w:sz w:val="20"/>
+                <w:szCs w:val="20"/>
+              </w:rPr>
+              <w:t>Báo cáo được tạo và có thể tải về.</w:t>
+            </w:r>
+          </w:p>
+        </w:tc>
+      </w:tr>
+    </w:tbl>
+    <w:p/>
+    <w:p>
+      <w:r>
+        <w:t>UC-10 – Quản lý ngoại lệ chấm công</w:t>
+      </w:r>
+    </w:p>
+    <w:tbl>
+      <w:tblPr>
+        <w:tblStyle w:val="TableGrid"/>
+        <w:tblW w:w="9200" w:type="dxa"/>
+        <w:tblLook w:val="0000" w:firstRow="0" w:lastRow="0" w:firstColumn="0" w:lastColumn="0" w:noHBand="0" w:noVBand="0"/>
+      </w:tblPr>
+      <w:tblGrid>
+        <w:gridCol w:w="2200"/>
+        <w:gridCol w:w="7000"/>
+      </w:tblGrid>
+      <w:tr>
+        <w:tc>
+          <w:tcPr>
+            <w:tcW w:w="9200" w:type="dxa"/>
+            <w:gridSpan w:val="2"/>
+          </w:tcPr>
+          <w:p>
+            <w:pPr>
+              <w:jc w:val="center"/>
+            </w:pPr>
+            <w:r>
+              <w:rPr>
+                <w:b/>
+                <w:bCs/>
+              </w:rPr>
+              <w:t>UC-10 – Quản lý ngoại lệ chấm công</w:t>
+            </w:r>
+          </w:p>
+        </w:tc>
+      </w:tr>
+      <w:tr>
+        <w:tc>
+          <w:tcPr>
+            <w:tcW w:w="2200" w:type="dxa"/>
+          </w:tcPr>
+          <w:p>
+            <w:r>
+              <w:rPr>
+                <w:b/>
+                <w:bCs/>
+                <w:sz w:val="20"/>
+                <w:szCs w:val="20"/>
+              </w:rPr>
+              <w:t>Mã Use Case</w:t>
+            </w:r>
+          </w:p>
+        </w:tc>
+        <w:tc>
+          <w:tcPr>
+            <w:tcW w:w="7000" w:type="dxa"/>
+          </w:tcPr>
+          <w:p>
+            <w:r>
+              <w:rPr>
+                <w:sz w:val="20"/>
+                <w:szCs w:val="20"/>
+              </w:rPr>
+              <w:t>UC-10</w:t>
+            </w:r>
+          </w:p>
+        </w:tc>
+      </w:tr>
+      <w:tr>
+        <w:tc>
+          <w:tcPr>
+            <w:tcW w:w="2200" w:type="dxa"/>
+          </w:tcPr>
+          <w:p>
+            <w:r>
+              <w:rPr>
+                <w:b/>
+                <w:bCs/>
+                <w:sz w:val="20"/>
+                <w:szCs w:val="20"/>
+              </w:rPr>
+              <w:t>Tên Use Case</w:t>
+            </w:r>
+          </w:p>
+        </w:tc>
+        <w:tc>
+          <w:tcPr>
+            <w:tcW w:w="7000" w:type="dxa"/>
+          </w:tcPr>
+          <w:p>
+            <w:r>
+              <w:rPr>
+                <w:sz w:val="20"/>
+                <w:szCs w:val="20"/>
+              </w:rPr>
+              <w:t>Quản lý ngoại lệ chấm công</w:t>
+            </w:r>
+          </w:p>
+        </w:tc>
+      </w:tr>
+      <w:tr>
+        <w:tc>
+          <w:tcPr>
+            <w:tcW w:w="2200" w:type="dxa"/>
+          </w:tcPr>
+          <w:p>
+            <w:r>
+              <w:rPr>
+                <w:b/>
+                <w:bCs/>
+                <w:sz w:val="20"/>
+                <w:szCs w:val="20"/>
+              </w:rPr>
+              <w:t>Actor</w:t>
+            </w:r>
+          </w:p>
+        </w:tc>
+        <w:tc>
+          <w:tcPr>
+            <w:tcW w:w="7000" w:type="dxa"/>
+          </w:tcPr>
+          <w:p>
+            <w:r>
+              <w:rPr>
+                <w:sz w:val="20"/>
+                <w:szCs w:val="20"/>
+              </w:rPr>
+              <w:t>HR / Admin</w:t>
+            </w:r>
+          </w:p>
+        </w:tc>
+      </w:tr>
+      <w:tr>
+        <w:tc>
+          <w:tcPr>
+            <w:tcW w:w="2200" w:type="dxa"/>
+          </w:tcPr>
+          <w:p>
+            <w:r>
+              <w:rPr>
+                <w:b/>
+                <w:bCs/>
+                <w:sz w:val="20"/>
+                <w:szCs w:val="20"/>
+              </w:rPr>
+              <w:t>Mô tả</w:t>
+            </w:r>
+          </w:p>
+        </w:tc>
+        <w:tc>
+          <w:tcPr>
+            <w:tcW w:w="7000" w:type="dxa"/>
+          </w:tcPr>
+          <w:p>
+            <w:r>
+              <w:rPr>
+                <w:sz w:val="20"/>
+                <w:szCs w:val="20"/>
+              </w:rPr>
+              <w:t>HR xem danh sách các trường hợp bất thường (bị từ chối, đi trễ, về sớm, vắng mặt) và xử lý thủ công khi cần.</w:t>
+            </w:r>
+          </w:p>
+        </w:tc>
+      </w:tr>
+      <w:tr>
+        <w:tc>
+          <w:tcPr>
+            <w:tcW w:w="2200" w:type="dxa"/>
+          </w:tcPr>
+          <w:p>
+            <w:r>
+              <w:rPr>
+                <w:b/>
+                <w:bCs/>
+                <w:sz w:val="20"/>
+                <w:szCs w:val="20"/>
+              </w:rPr>
+              <w:t>Điều kiện tiên quyết</w:t>
+            </w:r>
+          </w:p>
+        </w:tc>
+        <w:tc>
+          <w:tcPr>
+            <w:tcW w:w="7000" w:type="dxa"/>
+          </w:tcPr>
+          <w:p>
+            <w:r>
+              <w:rPr>
+                <w:sz w:val="20"/>
+                <w:szCs w:val="20"/>
+              </w:rPr>
+              <w:t>Có bản ghi chấm công với trạng thái rejected hoặc is_late/is_early_leave = TRUE.</w:t>
+            </w:r>
+          </w:p>
+        </w:tc>
+      </w:tr>
+      <w:tr>
+        <w:tc>
+          <w:tcPr>
+            <w:tcW w:w="2200" w:type="dxa"/>
+          </w:tcPr>
+          <w:p>
+            <w:r>
+              <w:rPr>
+                <w:b/>
+                <w:bCs/>
+                <w:sz w:val="20"/>
+                <w:szCs w:val="20"/>
+              </w:rPr>
+              <w:t>Luồng chính</w:t>
+            </w:r>
+          </w:p>
+        </w:tc>
+        <w:tc>
+          <w:tcPr>
+            <w:tcW w:w="7000" w:type="dxa"/>
+          </w:tcPr>
+          <w:p>
+            <w:r>
+              <w:rPr>
+                <w:sz w:val="20"/>
+                <w:szCs w:val="20"/>
+              </w:rPr>
+              <w:t>1. HR vào mục Ngoại lệ. 2. Xem danh sách bản ghi bất thường. 3. HR chọn bản ghi, xem chi tiết (lý do từ chối, tọa độ, FraudDetection). 4. HR có thể phê duyệt thủ công hoặc giữ nguyên. 5. Ghi AuditLog hành động MANUAL_APPROVE/REJECT.</w:t>
+            </w:r>
+          </w:p>
+        </w:tc>
+      </w:tr>
+      <w:tr>
+        <w:tc>
+          <w:tcPr>
+            <w:tcW w:w="2200" w:type="dxa"/>
+          </w:tcPr>
+          <w:p>
+            <w:r>
+              <w:rPr>
+                <w:b/>
+                <w:bCs/>
+                <w:sz w:val="20"/>
+                <w:szCs w:val="20"/>
+              </w:rPr>
+              <w:t>Luồng thay thế / ngoại lệ</w:t>
+            </w:r>
+          </w:p>
+        </w:tc>
+        <w:tc>
+          <w:tcPr>
+            <w:tcW w:w="7000" w:type="dxa"/>
+          </w:tcPr>
+          <w:p>
+            <w:r>
+              <w:rPr>
+                <w:sz w:val="20"/>
+                <w:szCs w:val="20"/>
+              </w:rPr>
+              <w:t>A1: Không có ngoại lệ → hiển thị danh sách trống.</w:t>
+            </w:r>
+          </w:p>
+        </w:tc>
+      </w:tr>
+      <w:tr>
+        <w:tc>
+          <w:tcPr>
+            <w:tcW w:w="2200" w:type="dxa"/>
+          </w:tcPr>
+          <w:p>
+            <w:r>
+              <w:rPr>
+                <w:b/>
+                <w:bCs/>
+                <w:sz w:val="20"/>
+                <w:szCs w:val="20"/>
+              </w:rPr>
+              <w:t>Hậu điều kiện</w:t>
+            </w:r>
+          </w:p>
+        </w:tc>
+        <w:tc>
+          <w:tcPr>
+            <w:tcW w:w="7000" w:type="dxa"/>
+          </w:tcPr>
+          <w:p>
+            <w:r>
+              <w:rPr>
+                <w:sz w:val="20"/>
+                <w:szCs w:val="20"/>
+              </w:rPr>
+              <w:t>Ngoại lệ được xử lý, trạng thái bản ghi được cập nhật.</w:t>
+            </w:r>
+          </w:p>
+        </w:tc>
+      </w:tr>
+    </w:tbl>
+    <w:p/>
+    <w:p>
+      <w:r>
+        <w:rPr>
+          <w:noProof/>
+        </w:rPr>
+        <w:lastRenderedPageBreak/>
+        <w:drawing>
+          <wp:inline distT="0" distB="0" distL="0" distR="0" wp14:anchorId="4674741F" wp14:editId="104A458E">
+            <wp:extent cx="5943600" cy="6569710"/>
+            <wp:effectExtent l="0" t="0" r="0" b="2540"/>
+            <wp:docPr id="202657549" name="Picture 20" descr="PlantUML diagram"/>
+            <wp:cNvGraphicFramePr>
+              <a:graphicFrameLocks xmlns:a="http://schemas.openxmlformats.org/drawingml/2006/main" noChangeAspect="1"/>
+            </wp:cNvGraphicFramePr>
+            <a:graphic xmlns:a="http://schemas.openxmlformats.org/drawingml/2006/main">
+              <a:graphicData uri="http://schemas.openxmlformats.org/drawingml/2006/picture">
+                <pic:pic xmlns:pic="http://schemas.openxmlformats.org/drawingml/2006/picture">
+                  <pic:nvPicPr>
+                    <pic:cNvPr id="0" name="Picture 46" descr="PlantUML diagram"/>
+                    <pic:cNvPicPr>
+                      <a:picLocks noChangeAspect="1" noChangeArrowheads="1"/>
+                    </pic:cNvPicPr>
+                  </pic:nvPicPr>
+                  <pic:blipFill>
+                    <a:blip r:embed="rId29">
+                      <a:extLst>
+                        <a:ext uri="{28A0092B-C50C-407E-A947-70E740481C1C}">
+                          <a14:useLocalDpi xmlns:a14="http://schemas.microsoft.com/office/drawing/2010/main" val="0"/>
+                        </a:ext>
+                      </a:extLst>
+                    </a:blip>
+                    <a:srcRect/>
+                    <a:stretch>
+                      <a:fillRect/>
+                    </a:stretch>
+                  </pic:blipFill>
+                  <pic:spPr bwMode="auto">
+                    <a:xfrm>
+                      <a:off x="0" y="0"/>
+                      <a:ext cx="5943600" cy="6569710"/>
+                    </a:xfrm>
+                    <a:prstGeom prst="rect">
+                      <a:avLst/>
+                    </a:prstGeom>
+                    <a:noFill/>
+                    <a:ln>
+                      <a:noFill/>
+                    </a:ln>
+                  </pic:spPr>
+                </pic:pic>
+              </a:graphicData>
+            </a:graphic>
+          </wp:inline>
+        </w:drawing>
+      </w:r>
+    </w:p>
+    <w:p>
+      <w:r>
+        <w:t>UC-11 – Phát hiện Mock Location / GPS Spoofing</w:t>
+      </w:r>
+    </w:p>
+    <w:p>
+      <w:r>
+        <w:rPr>
+          <w:noProof/>
+        </w:rPr>
+        <w:lastRenderedPageBreak/>
+        <w:drawing>
+          <wp:inline distT="0" distB="0" distL="0" distR="0" wp14:anchorId="635602E7" wp14:editId="0BD44D25">
+            <wp:extent cx="5708650" cy="8229600"/>
+            <wp:effectExtent l="0" t="0" r="6350" b="0"/>
+            <wp:docPr id="799475394" name="Picture 21" descr="PlantUML diagram"/>
+            <wp:cNvGraphicFramePr>
+              <a:graphicFrameLocks xmlns:a="http://schemas.openxmlformats.org/drawingml/2006/main" noChangeAspect="1"/>
+            </wp:cNvGraphicFramePr>
+            <a:graphic xmlns:a="http://schemas.openxmlformats.org/drawingml/2006/main">
+              <a:graphicData uri="http://schemas.openxmlformats.org/drawingml/2006/picture">
+                <pic:pic xmlns:pic="http://schemas.openxmlformats.org/drawingml/2006/picture">
+                  <pic:nvPicPr>
+                    <pic:cNvPr id="0" name="Picture 48" descr="PlantUML diagram"/>
+                    <pic:cNvPicPr>
+                      <a:picLocks noChangeAspect="1" noChangeArrowheads="1"/>
+                    </pic:cNvPicPr>
+                  </pic:nvPicPr>
+                  <pic:blipFill>
+                    <a:blip r:embed="rId30">
+                      <a:extLst>
+                        <a:ext uri="{28A0092B-C50C-407E-A947-70E740481C1C}">
+                          <a14:useLocalDpi xmlns:a14="http://schemas.microsoft.com/office/drawing/2010/main" val="0"/>
+                        </a:ext>
+                      </a:extLst>
+                    </a:blip>
+                    <a:srcRect/>
+                    <a:stretch>
+                      <a:fillRect/>
+                    </a:stretch>
+                  </pic:blipFill>
+                  <pic:spPr bwMode="auto">
+                    <a:xfrm>
+                      <a:off x="0" y="0"/>
+                      <a:ext cx="5708650" cy="8229600"/>
+                    </a:xfrm>
+                    <a:prstGeom prst="rect">
+                      <a:avLst/>
+                    </a:prstGeom>
+                    <a:noFill/>
+                    <a:ln>
+                      <a:noFill/>
+                    </a:ln>
+                  </pic:spPr>
+                </pic:pic>
+              </a:graphicData>
+            </a:graphic>
+          </wp:inline>
+        </w:drawing>
+      </w:r>
+    </w:p>
+    <w:tbl>
+      <w:tblPr>
+        <w:tblStyle w:val="TableGrid"/>
+        <w:tblW w:w="9200" w:type="dxa"/>
+        <w:tblLook w:val="0000" w:firstRow="0" w:lastRow="0" w:firstColumn="0" w:lastColumn="0" w:noHBand="0" w:noVBand="0"/>
+      </w:tblPr>
+      <w:tblGrid>
+        <w:gridCol w:w="2200"/>
+        <w:gridCol w:w="7000"/>
+      </w:tblGrid>
+      <w:tr>
+        <w:tc>
+          <w:tcPr>
+            <w:tcW w:w="9200" w:type="dxa"/>
+            <w:gridSpan w:val="2"/>
+          </w:tcPr>
+          <w:p>
+            <w:pPr>
+              <w:jc w:val="center"/>
+            </w:pPr>
+            <w:r>
+              <w:rPr>
+                <w:b/>
+                <w:bCs/>
+              </w:rPr>
+              <w:lastRenderedPageBreak/>
+              <w:t>UC-11 – Phát hiện Mock Location / GPS Spoofing</w:t>
+            </w:r>
+          </w:p>
+        </w:tc>
+      </w:tr>
+      <w:tr>
+        <w:tc>
+          <w:tcPr>
+            <w:tcW w:w="2200" w:type="dxa"/>
+          </w:tcPr>
+          <w:p>
+            <w:r>
+              <w:rPr>
+                <w:b/>
+                <w:bCs/>
+                <w:sz w:val="20"/>
+                <w:szCs w:val="20"/>
+              </w:rPr>
+              <w:t>Mã Use Case</w:t>
+            </w:r>
+          </w:p>
+        </w:tc>
+        <w:tc>
+          <w:tcPr>
+            <w:tcW w:w="7000" w:type="dxa"/>
+          </w:tcPr>
+          <w:p>
+            <w:r>
+              <w:rPr>
+                <w:sz w:val="20"/>
+                <w:szCs w:val="20"/>
+              </w:rPr>
+              <w:t>UC-11</w:t>
+            </w:r>
+          </w:p>
+        </w:tc>
+      </w:tr>
+      <w:tr>
+        <w:tc>
+          <w:tcPr>
+            <w:tcW w:w="2200" w:type="dxa"/>
+          </w:tcPr>
+          <w:p>
+            <w:r>
+              <w:rPr>
+                <w:b/>
+                <w:bCs/>
+                <w:sz w:val="20"/>
+                <w:szCs w:val="20"/>
+              </w:rPr>
+              <w:t>Tên Use Case</w:t>
+            </w:r>
+          </w:p>
+        </w:tc>
+        <w:tc>
+          <w:tcPr>
+            <w:tcW w:w="7000" w:type="dxa"/>
+          </w:tcPr>
+          <w:p>
+            <w:r>
+              <w:rPr>
+                <w:sz w:val="20"/>
+                <w:szCs w:val="20"/>
+              </w:rPr>
+              <w:t>Phát hiện Mock Location / GPS Spoofing</w:t>
+            </w:r>
+          </w:p>
+        </w:tc>
+      </w:tr>
+      <w:tr>
+        <w:tc>
+          <w:tcPr>
+            <w:tcW w:w="2200" w:type="dxa"/>
+          </w:tcPr>
+          <w:p>
+            <w:r>
+              <w:rPr>
+                <w:b/>
+                <w:bCs/>
+                <w:sz w:val="20"/>
+                <w:szCs w:val="20"/>
+              </w:rPr>
+              <w:t>Actor</w:t>
+            </w:r>
+          </w:p>
+        </w:tc>
+        <w:tc>
+          <w:tcPr>
+            <w:tcW w:w="7000" w:type="dxa"/>
+          </w:tcPr>
+          <w:p>
+            <w:r>
+              <w:rPr>
+                <w:sz w:val="20"/>
+                <w:szCs w:val="20"/>
+              </w:rPr>
+              <w:t>Hệ thống (tự động)</w:t>
+            </w:r>
+          </w:p>
+        </w:tc>
+      </w:tr>
+      <w:tr>
+        <w:tc>
+          <w:tcPr>
+            <w:tcW w:w="2200" w:type="dxa"/>
+          </w:tcPr>
+          <w:p>
+            <w:r>
+              <w:rPr>
+                <w:b/>
+                <w:bCs/>
+                <w:sz w:val="20"/>
+                <w:szCs w:val="20"/>
+              </w:rPr>
+              <w:t>Mô tả</w:t>
+            </w:r>
+          </w:p>
+        </w:tc>
+        <w:tc>
+          <w:tcPr>
+            <w:tcW w:w="7000" w:type="dxa"/>
+          </w:tcPr>
+          <w:p>
+            <w:r>
+              <w:rPr>
+                <w:sz w:val="20"/>
+                <w:szCs w:val="20"/>
+              </w:rPr>
+              <w:t>Hệ thống tự động kiểm tra tính xác thực của tín hiệu GPS tại mỗi lần chấm công, phát hiện mock location và GPS spoofing.</w:t>
+            </w:r>
+          </w:p>
+        </w:tc>
+      </w:tr>
+      <w:tr>
+        <w:tc>
+          <w:tcPr>
+            <w:tcW w:w="2200" w:type="dxa"/>
+          </w:tcPr>
+          <w:p>
+            <w:r>
+              <w:rPr>
+                <w:b/>
+                <w:bCs/>
+                <w:sz w:val="20"/>
+                <w:szCs w:val="20"/>
+              </w:rPr>
+              <w:t>Điều kiện tiên quyết</w:t>
+            </w:r>
+          </w:p>
+        </w:tc>
+        <w:tc>
+          <w:tcPr>
+            <w:tcW w:w="7000" w:type="dxa"/>
+          </w:tcPr>
+          <w:p>
+            <w:r>
+              <w:rPr>
+                <w:sz w:val="20"/>
+                <w:szCs w:val="20"/>
+              </w:rPr>
+              <w:t>Nhân viên gửi yêu cầu check-in/check-out với dữ liệu GPS.</w:t>
+            </w:r>
+          </w:p>
+        </w:tc>
+      </w:tr>
+      <w:tr>
+        <w:tc>
+          <w:tcPr>
+            <w:tcW w:w="2200" w:type="dxa"/>
+          </w:tcPr>
+          <w:p>
+            <w:r>
+              <w:rPr>
+                <w:b/>
+                <w:bCs/>
+                <w:sz w:val="20"/>
+                <w:szCs w:val="20"/>
+              </w:rPr>
+              <w:t>Luồng chính</w:t>
+            </w:r>
+          </w:p>
+        </w:tc>
+        <w:tc>
+          <w:tcPr>
+            <w:tcW w:w="7000" w:type="dxa"/>
+          </w:tcPr>
+          <w:p>
+            <w:r>
+              <w:rPr>
+                <w:sz w:val="20"/>
+                <w:szCs w:val="20"/>
+              </w:rPr>
+              <w:t>1. Hệ thống nhận yêu cầu chấm công. 2. Kiểm tra cờ mock location từ hệ điều hành thiết bị. 3. Phân tích tín hiệu GPS: kiểm tra độ nhảy vị trí, GPS accuracy bất thường. 4. Tính confidence_score tổng hợp. 5. Lưu kết quả vào FraudDetection. 6. Nếu phát hiện gian lận → set status=rejected, ghi lý do.</w:t>
+            </w:r>
+          </w:p>
+        </w:tc>
+      </w:tr>
+      <w:tr>
+        <w:tc>
+          <w:tcPr>
+            <w:tcW w:w="2200" w:type="dxa"/>
+          </w:tcPr>
+          <w:p>
+            <w:r>
+              <w:rPr>
+                <w:b/>
+                <w:bCs/>
+                <w:sz w:val="20"/>
+                <w:szCs w:val="20"/>
+              </w:rPr>
+              <w:t>Luồng thay thế / ngoại lệ</w:t>
+            </w:r>
+          </w:p>
+        </w:tc>
+        <w:tc>
+          <w:tcPr>
+            <w:tcW w:w="7000" w:type="dxa"/>
+          </w:tcPr>
+          <w:p>
+            <w:r>
+              <w:rPr>
+                <w:sz w:val="20"/>
+                <w:szCs w:val="20"/>
+              </w:rPr>
+              <w:t>A1: Confidence score trong vùng xám (40–70) → ghi nhận nghi ngờ nhưng không từ chối tự động, báo HR.</w:t>
+            </w:r>
+          </w:p>
+        </w:tc>
+      </w:tr>
+      <w:tr>
+        <w:tc>
+          <w:tcPr>
+            <w:tcW w:w="2200" w:type="dxa"/>
+          </w:tcPr>
+          <w:p>
+            <w:r>
+              <w:rPr>
+                <w:b/>
+                <w:bCs/>
+                <w:sz w:val="20"/>
+                <w:szCs w:val="20"/>
+              </w:rPr>
+              <w:t>Hậu điều kiện</w:t>
+            </w:r>
+          </w:p>
+        </w:tc>
+        <w:tc>
+          <w:tcPr>
+            <w:tcW w:w="7000" w:type="dxa"/>
+          </w:tcPr>
+          <w:p>
+            <w:r>
+              <w:rPr>
+                <w:sz w:val="20"/>
+                <w:szCs w:val="20"/>
+              </w:rPr>
+              <w:t>Kết quả FraudDetection được lưu, quyết định approve/reject được thực hiện.</w:t>
+            </w:r>
+          </w:p>
+        </w:tc>
+      </w:tr>
+    </w:tbl>
+    <w:p/>
+    <w:p>
+      <w:pPr>
+        <w:jc w:val="left"/>
+      </w:pPr>
+      <w:r>
+        <w:t xml:space="preserve">UC-12 – Phát hiện chấm công hộ </w:t>
+      </w:r>
+    </w:p>
+    <w:tbl>
+      <w:tblPr>
+        <w:tblStyle w:val="TableGrid"/>
+        <w:tblW w:w="9200" w:type="dxa"/>
+        <w:tblLook w:val="0000" w:firstRow="0" w:lastRow="0" w:firstColumn="0" w:lastColumn="0" w:noHBand="0" w:noVBand="0"/>
+      </w:tblPr>
+      <w:tblGrid>
+        <w:gridCol w:w="2200"/>
+        <w:gridCol w:w="7000"/>
+      </w:tblGrid>
+      <w:tr>
+        <w:tc>
+          <w:tcPr>
+            <w:tcW w:w="9200" w:type="dxa"/>
+            <w:gridSpan w:val="2"/>
+          </w:tcPr>
+          <w:p>
+            <w:pPr>
+              <w:jc w:val="center"/>
+            </w:pPr>
+            <w:r>
+              <w:rPr>
+                <w:b/>
+                <w:bCs/>
+              </w:rPr>
+              <w:t>UC-12 – Phát hiện chấm công hộ (Buddy Punching)</w:t>
+            </w:r>
+          </w:p>
+        </w:tc>
+      </w:tr>
+      <w:tr>
+        <w:tc>
+          <w:tcPr>
+            <w:tcW w:w="2200" w:type="dxa"/>
+          </w:tcPr>
+          <w:p>
+            <w:r>
+              <w:rPr>
+                <w:b/>
+                <w:bCs/>
+                <w:sz w:val="20"/>
+                <w:szCs w:val="20"/>
+              </w:rPr>
+              <w:t>Mã Use Case</w:t>
+            </w:r>
+          </w:p>
+        </w:tc>
+        <w:tc>
+          <w:tcPr>
+            <w:tcW w:w="7000" w:type="dxa"/>
+          </w:tcPr>
+          <w:p>
+            <w:r>
+              <w:rPr>
+                <w:sz w:val="20"/>
+                <w:szCs w:val="20"/>
+              </w:rPr>
+              <w:t>UC-12</w:t>
+            </w:r>
+          </w:p>
+        </w:tc>
+      </w:tr>
+      <w:tr>
+        <w:tc>
+          <w:tcPr>
+            <w:tcW w:w="2200" w:type="dxa"/>
+          </w:tcPr>
+          <w:p>
+            <w:r>
+              <w:rPr>
+                <w:b/>
+                <w:bCs/>
+                <w:sz w:val="20"/>
+                <w:szCs w:val="20"/>
+              </w:rPr>
+              <w:t>Tên Use Case</w:t>
+            </w:r>
+          </w:p>
+        </w:tc>
+        <w:tc>
+          <w:tcPr>
+            <w:tcW w:w="7000" w:type="dxa"/>
+          </w:tcPr>
+          <w:p>
+            <w:r>
+              <w:rPr>
+                <w:sz w:val="20"/>
+                <w:szCs w:val="20"/>
+              </w:rPr>
+              <w:t>Phát hiện chấm công hộ (Buddy Punching)</w:t>
+            </w:r>
+          </w:p>
+        </w:tc>
+      </w:tr>
+      <w:tr>
+        <w:tc>
+          <w:tcPr>
+            <w:tcW w:w="2200" w:type="dxa"/>
+          </w:tcPr>
+          <w:p>
+            <w:r>
+              <w:rPr>
+                <w:b/>
+                <w:bCs/>
+                <w:sz w:val="20"/>
+                <w:szCs w:val="20"/>
+              </w:rPr>
+              <w:t>Actor</w:t>
+            </w:r>
+          </w:p>
+        </w:tc>
+        <w:tc>
+          <w:tcPr>
+            <w:tcW w:w="7000" w:type="dxa"/>
+          </w:tcPr>
+          <w:p>
+            <w:r>
+              <w:rPr>
+                <w:sz w:val="20"/>
+                <w:szCs w:val="20"/>
+              </w:rPr>
+              <w:t>Hệ thống (tự động)</w:t>
+            </w:r>
+          </w:p>
+        </w:tc>
+      </w:tr>
+      <w:tr>
+        <w:tc>
+          <w:tcPr>
+            <w:tcW w:w="2200" w:type="dxa"/>
+          </w:tcPr>
+          <w:p>
+            <w:r>
+              <w:rPr>
+                <w:b/>
+                <w:bCs/>
+                <w:sz w:val="20"/>
+                <w:szCs w:val="20"/>
+              </w:rPr>
+              <w:t>Mô tả</w:t>
+            </w:r>
+          </w:p>
+        </w:tc>
+        <w:tc>
+          <w:tcPr>
+            <w:tcW w:w="7000" w:type="dxa"/>
+          </w:tcPr>
+          <w:p>
+            <w:r>
+              <w:rPr>
+                <w:sz w:val="20"/>
+                <w:szCs w:val="20"/>
+              </w:rPr>
+              <w:t>Hệ thống phát hiện tình huống một thiết bị được dùng để chấm công cho nhiều tài khoản hoặc vị trí bất thường so với lịch sử.</w:t>
+            </w:r>
+          </w:p>
+        </w:tc>
+      </w:tr>
+      <w:tr>
+        <w:tc>
+          <w:tcPr>
+            <w:tcW w:w="2200" w:type="dxa"/>
+          </w:tcPr>
+          <w:p>
+            <w:r>
+              <w:rPr>
+                <w:b/>
+                <w:bCs/>
+                <w:sz w:val="20"/>
+                <w:szCs w:val="20"/>
+              </w:rPr>
+              <w:t>Điều kiện tiên quyết</w:t>
+            </w:r>
+          </w:p>
+        </w:tc>
+        <w:tc>
+          <w:tcPr>
+            <w:tcW w:w="7000" w:type="dxa"/>
+          </w:tcPr>
+          <w:p>
+            <w:r>
+              <w:rPr>
+                <w:sz w:val="20"/>
+                <w:szCs w:val="20"/>
+              </w:rPr>
+              <w:t>Hệ thống có dữ liệu lịch sử AttendanceRecord và Device.</w:t>
+            </w:r>
+          </w:p>
+        </w:tc>
+      </w:tr>
+      <w:tr>
+        <w:tc>
+          <w:tcPr>
+            <w:tcW w:w="2200" w:type="dxa"/>
+          </w:tcPr>
+          <w:p>
+            <w:r>
+              <w:rPr>
+                <w:b/>
+                <w:bCs/>
+                <w:sz w:val="20"/>
+                <w:szCs w:val="20"/>
+              </w:rPr>
+              <w:t>Luồng chính</w:t>
+            </w:r>
+          </w:p>
+        </w:tc>
+        <w:tc>
+          <w:tcPr>
+            <w:tcW w:w="7000" w:type="dxa"/>
+          </w:tcPr>
+          <w:p>
+            <w:pPr>
+              <w:pStyle w:val="ListParagraph"/>
+              <w:numPr>
+                <w:ilvl w:val="2"/>
+                <w:numId w:val="12"/>
+              </w:numPr>
+              <w:ind w:left="525"/>
+              <w:rPr>
+                <w:sz w:val="20"/>
+                <w:szCs w:val="20"/>
+              </w:rPr>
+            </w:pPr>
+            <w:r>
+              <w:rPr>
+                <w:sz w:val="20"/>
+                <w:szCs w:val="20"/>
+              </w:rPr>
+              <w:t>Tại mỗi lần check-in, hệ thống kiểm tra device_fingerprint xem thiết bị có đang dùng cho account khác không. 2. Kiểm tra khoảng cách vị trí so với check-in trước đó trong thời gian ngắn. 3. Nếu phát hiện bất thường → buddy_punch_suspected=TRUE trong FraudDetection. 4. Ghi AuditLog cảnh báo.</w:t>
+            </w:r>
+          </w:p>
+          <w:p>
+            <w:pPr>
+              <w:pStyle w:val="ListParagraph"/>
+              <w:numPr>
+                <w:ilvl w:val="2"/>
+                <w:numId w:val="12"/>
+              </w:numPr>
+              <w:ind w:left="525"/>
+              <w:rPr>
+                <w:sz w:val="20"/>
+                <w:szCs w:val="20"/>
+              </w:rPr>
+            </w:pPr>
+            <w:r>
+              <w:rPr>
+                <w:sz w:val="20"/>
+                <w:szCs w:val="20"/>
+              </w:rPr>
+              <w:t>Kiểm tra tính xác thực của gương mặt người dùng có trùng với hệ thống đã lưu trữ không</w:t>
+            </w:r>
+          </w:p>
+        </w:tc>
+      </w:tr>
+      <w:tr>
+        <w:tc>
+          <w:tcPr>
+            <w:tcW w:w="2200" w:type="dxa"/>
+          </w:tcPr>
+          <w:p>
+            <w:r>
+              <w:rPr>
+                <w:b/>
+                <w:bCs/>
+                <w:sz w:val="20"/>
+                <w:szCs w:val="20"/>
+              </w:rPr>
+              <w:t>Luồng thay thế / ngoại lệ</w:t>
+            </w:r>
+          </w:p>
+        </w:tc>
+        <w:tc>
+          <w:tcPr>
+            <w:tcW w:w="7000" w:type="dxa"/>
+          </w:tcPr>
+          <w:p>
+            <w:r>
+              <w:rPr>
+                <w:sz w:val="20"/>
+                <w:szCs w:val="20"/>
+              </w:rPr>
+              <w:t>A1: Nhân viên đổi thiết bị hợp lệ → admin xác nhận thiết bị mới qua UC-13.</w:t>
+            </w:r>
+          </w:p>
+        </w:tc>
+      </w:tr>
+      <w:tr>
+        <w:tc>
+          <w:tcPr>
+            <w:tcW w:w="2200" w:type="dxa"/>
+          </w:tcPr>
+          <w:p>
+            <w:r>
+              <w:rPr>
+                <w:b/>
+                <w:bCs/>
+                <w:sz w:val="20"/>
+                <w:szCs w:val="20"/>
+              </w:rPr>
+              <w:t>Hậu điều kiện</w:t>
+            </w:r>
+          </w:p>
+        </w:tc>
+        <w:tc>
+          <w:tcPr>
+            <w:tcW w:w="7000" w:type="dxa"/>
+          </w:tcPr>
+          <w:p>
+            <w:r>
+              <w:rPr>
+                <w:sz w:val="20"/>
+                <w:szCs w:val="20"/>
+              </w:rPr>
+              <w:t>Nghi ngờ buddy punching được ghi nhận để HR xem xét.</w:t>
+            </w:r>
+          </w:p>
+        </w:tc>
+      </w:tr>
+    </w:tbl>
+    <w:p>
+      <w:pPr>
+        <w:jc w:val="left"/>
+      </w:pPr>
+    </w:p>
+    <w:p>
+      <w:pPr>
+        <w:jc w:val="left"/>
+      </w:pPr>
+      <w:r>
+        <w:rPr>
+          <w:noProof/>
+        </w:rPr>
+        <w:lastRenderedPageBreak/>
+        <w:drawing>
+          <wp:inline distT="0" distB="0" distL="0" distR="0" wp14:anchorId="5E5CEDDD" wp14:editId="13ECD763">
+            <wp:extent cx="5788660" cy="8229600"/>
+            <wp:effectExtent l="0" t="0" r="2540" b="0"/>
+            <wp:docPr id="1691037825" name="Picture 22" descr="PlantUML diagram"/>
+            <wp:cNvGraphicFramePr>
+              <a:graphicFrameLocks xmlns:a="http://schemas.openxmlformats.org/drawingml/2006/main" noChangeAspect="1"/>
+            </wp:cNvGraphicFramePr>
+            <a:graphic xmlns:a="http://schemas.openxmlformats.org/drawingml/2006/main">
+              <a:graphicData uri="http://schemas.openxmlformats.org/drawingml/2006/picture">
+                <pic:pic xmlns:pic="http://schemas.openxmlformats.org/drawingml/2006/picture">
+                  <pic:nvPicPr>
+                    <pic:cNvPr id="0" name="Picture 50" descr="PlantUML diagram"/>
+                    <pic:cNvPicPr>
+                      <a:picLocks noChangeAspect="1" noChangeArrowheads="1"/>
+                    </pic:cNvPicPr>
+                  </pic:nvPicPr>
+                  <pic:blipFill>
+                    <a:blip r:embed="rId31">
+                      <a:extLst>
+                        <a:ext uri="{28A0092B-C50C-407E-A947-70E740481C1C}">
+                          <a14:useLocalDpi xmlns:a14="http://schemas.microsoft.com/office/drawing/2010/main" val="0"/>
+                        </a:ext>
+                      </a:extLst>
+                    </a:blip>
+                    <a:srcRect/>
+                    <a:stretch>
+                      <a:fillRect/>
+                    </a:stretch>
+                  </pic:blipFill>
+                  <pic:spPr bwMode="auto">
+                    <a:xfrm>
+                      <a:off x="0" y="0"/>
+                      <a:ext cx="5788660" cy="8229600"/>
+                    </a:xfrm>
+                    <a:prstGeom prst="rect">
+                      <a:avLst/>
+                    </a:prstGeom>
+                    <a:noFill/>
+                    <a:ln>
+                      <a:noFill/>
+                    </a:ln>
+                  </pic:spPr>
+                </pic:pic>
+              </a:graphicData>
+            </a:graphic>
+          </wp:inline>
+        </w:drawing>
+      </w:r>
+    </w:p>
+    <w:p>
+      <w:pPr>
+        <w:jc w:val="left"/>
+      </w:pPr>
+      <w:r>
+        <w:lastRenderedPageBreak/>
+        <w:t xml:space="preserve">UC-13 – Quản lý thiết bị </w:t>
+      </w:r>
+    </w:p>
+    <w:p>
+      <w:pPr>
+        <w:jc w:val="left"/>
+      </w:pPr>
+      <w:r>
+        <w:rPr>
+          <w:noProof/>
+        </w:rPr>
+        <w:drawing>
+          <wp:inline distT="0" distB="0" distL="0" distR="0" wp14:anchorId="2B056F10" wp14:editId="18C09558">
+            <wp:extent cx="5943600" cy="6569710"/>
+            <wp:effectExtent l="0" t="0" r="0" b="2540"/>
+            <wp:docPr id="655864859" name="Picture 23" descr="PlantUML diagram"/>
+            <wp:cNvGraphicFramePr>
+              <a:graphicFrameLocks xmlns:a="http://schemas.openxmlformats.org/drawingml/2006/main" noChangeAspect="1"/>
+            </wp:cNvGraphicFramePr>
+            <a:graphic xmlns:a="http://schemas.openxmlformats.org/drawingml/2006/main">
+              <a:graphicData uri="http://schemas.openxmlformats.org/drawingml/2006/picture">
+                <pic:pic xmlns:pic="http://schemas.openxmlformats.org/drawingml/2006/picture">
+                  <pic:nvPicPr>
+                    <pic:cNvPr id="0" name="Picture 52" descr="PlantUML diagram"/>
+                    <pic:cNvPicPr>
+                      <a:picLocks noChangeAspect="1" noChangeArrowheads="1"/>
+                    </pic:cNvPicPr>
+                  </pic:nvPicPr>
+                  <pic:blipFill>
+                    <a:blip r:embed="rId32">
+                      <a:extLst>
+                        <a:ext uri="{28A0092B-C50C-407E-A947-70E740481C1C}">
+                          <a14:useLocalDpi xmlns:a14="http://schemas.microsoft.com/office/drawing/2010/main" val="0"/>
+                        </a:ext>
+                      </a:extLst>
+                    </a:blip>
+                    <a:srcRect/>
+                    <a:stretch>
+                      <a:fillRect/>
+                    </a:stretch>
+                  </pic:blipFill>
+                  <pic:spPr bwMode="auto">
+                    <a:xfrm>
+                      <a:off x="0" y="0"/>
+                      <a:ext cx="5943600" cy="6569710"/>
+                    </a:xfrm>
+                    <a:prstGeom prst="rect">
+                      <a:avLst/>
+                    </a:prstGeom>
+                    <a:noFill/>
+                    <a:ln>
+                      <a:noFill/>
+                    </a:ln>
+                  </pic:spPr>
+                </pic:pic>
+              </a:graphicData>
+            </a:graphic>
+          </wp:inline>
+        </w:drawing>
+      </w:r>
+    </w:p>
+    <w:tbl>
+      <w:tblPr>
+        <w:tblStyle w:val="TableGrid"/>
+        <w:tblW w:w="9200" w:type="dxa"/>
+        <w:tblLook w:val="0000" w:firstRow="0" w:lastRow="0" w:firstColumn="0" w:lastColumn="0" w:noHBand="0" w:noVBand="0"/>
+      </w:tblPr>
+      <w:tblGrid>
+        <w:gridCol w:w="2200"/>
+        <w:gridCol w:w="7000"/>
+      </w:tblGrid>
+      <w:tr>
+        <w:tc>
+          <w:tcPr>
+            <w:tcW w:w="9200" w:type="dxa"/>
+            <w:gridSpan w:val="2"/>
+          </w:tcPr>
+          <w:p>
+            <w:pPr>
+              <w:jc w:val="center"/>
+            </w:pPr>
+            <w:r>
+              <w:rPr>
+                <w:b/>
+                <w:bCs/>
+              </w:rPr>
+              <w:t>UC-13 – Quản lý thiết bị tin cậy</w:t>
+            </w:r>
+          </w:p>
+        </w:tc>
+      </w:tr>
+      <w:tr>
+        <w:tc>
+          <w:tcPr>
+            <w:tcW w:w="2200" w:type="dxa"/>
+          </w:tcPr>
+          <w:p>
+            <w:r>
+              <w:rPr>
+                <w:b/>
+                <w:bCs/>
+                <w:sz w:val="20"/>
+                <w:szCs w:val="20"/>
+              </w:rPr>
+              <w:t>Mã Use Case</w:t>
+            </w:r>
+          </w:p>
+        </w:tc>
+        <w:tc>
+          <w:tcPr>
+            <w:tcW w:w="7000" w:type="dxa"/>
+          </w:tcPr>
+          <w:p>
+            <w:r>
+              <w:rPr>
+                <w:sz w:val="20"/>
+                <w:szCs w:val="20"/>
+              </w:rPr>
+              <w:t>UC-13</w:t>
+            </w:r>
+          </w:p>
+        </w:tc>
+      </w:tr>
+      <w:tr>
+        <w:tc>
+          <w:tcPr>
+            <w:tcW w:w="2200" w:type="dxa"/>
+          </w:tcPr>
+          <w:p>
+            <w:r>
+              <w:rPr>
+                <w:b/>
+                <w:bCs/>
+                <w:sz w:val="20"/>
+                <w:szCs w:val="20"/>
+              </w:rPr>
+              <w:t>Tên Use Case</w:t>
+            </w:r>
+          </w:p>
+        </w:tc>
+        <w:tc>
+          <w:tcPr>
+            <w:tcW w:w="7000" w:type="dxa"/>
+          </w:tcPr>
+          <w:p>
+            <w:r>
+              <w:rPr>
+                <w:sz w:val="20"/>
+                <w:szCs w:val="20"/>
+              </w:rPr>
+              <w:t>Quản lý thiết bị tin cậy</w:t>
+            </w:r>
+          </w:p>
+        </w:tc>
+      </w:tr>
+      <w:tr>
+        <w:tc>
+          <w:tcPr>
+            <w:tcW w:w="2200" w:type="dxa"/>
+          </w:tcPr>
+          <w:p>
+            <w:r>
+              <w:rPr>
+                <w:b/>
+                <w:bCs/>
+                <w:sz w:val="20"/>
+                <w:szCs w:val="20"/>
+              </w:rPr>
+              <w:t>Actor</w:t>
+            </w:r>
+          </w:p>
+        </w:tc>
+        <w:tc>
+          <w:tcPr>
+            <w:tcW w:w="7000" w:type="dxa"/>
+          </w:tcPr>
+          <w:p>
+            <w:r>
+              <w:rPr>
+                <w:sz w:val="20"/>
+                <w:szCs w:val="20"/>
+              </w:rPr>
+              <w:t>Admin</w:t>
+            </w:r>
+          </w:p>
+        </w:tc>
+      </w:tr>
+      <w:tr>
+        <w:tc>
+          <w:tcPr>
+            <w:tcW w:w="2200" w:type="dxa"/>
+          </w:tcPr>
+          <w:p>
+            <w:r>
+              <w:rPr>
+                <w:b/>
+                <w:bCs/>
+                <w:sz w:val="20"/>
+                <w:szCs w:val="20"/>
+              </w:rPr>
+              <w:lastRenderedPageBreak/>
+              <w:t>Mô tả</w:t>
+            </w:r>
+          </w:p>
+        </w:tc>
+        <w:tc>
+          <w:tcPr>
+            <w:tcW w:w="7000" w:type="dxa"/>
+          </w:tcPr>
+          <w:p>
+            <w:r>
+              <w:rPr>
+                <w:sz w:val="20"/>
+                <w:szCs w:val="20"/>
+              </w:rPr>
+              <w:t>Admin quản lý danh sách thiết bị di động đã được xác thực (trusted) cho mỗi nhân viên.</w:t>
+            </w:r>
+          </w:p>
+        </w:tc>
+      </w:tr>
+      <w:tr>
+        <w:tc>
+          <w:tcPr>
+            <w:tcW w:w="2200" w:type="dxa"/>
+          </w:tcPr>
+          <w:p>
+            <w:r>
+              <w:rPr>
+                <w:b/>
+                <w:bCs/>
+                <w:sz w:val="20"/>
+                <w:szCs w:val="20"/>
+              </w:rPr>
+              <w:t>Điều kiện tiên quyết</w:t>
+            </w:r>
+          </w:p>
+        </w:tc>
+        <w:tc>
+          <w:tcPr>
+            <w:tcW w:w="7000" w:type="dxa"/>
+          </w:tcPr>
+          <w:p>
+            <w:r>
+              <w:rPr>
+                <w:sz w:val="20"/>
+                <w:szCs w:val="20"/>
+              </w:rPr>
+              <w:t>Admin đã đăng nhập. Thiết bị đã đăng ký vào hệ thống.</w:t>
+            </w:r>
+          </w:p>
+        </w:tc>
+      </w:tr>
+      <w:tr>
+        <w:tc>
+          <w:tcPr>
+            <w:tcW w:w="2200" w:type="dxa"/>
+          </w:tcPr>
+          <w:p>
+            <w:r>
+              <w:rPr>
+                <w:b/>
+                <w:bCs/>
+                <w:sz w:val="20"/>
+                <w:szCs w:val="20"/>
+              </w:rPr>
+              <w:t>Luồng chính</w:t>
+            </w:r>
+          </w:p>
+        </w:tc>
+        <w:tc>
+          <w:tcPr>
+            <w:tcW w:w="7000" w:type="dxa"/>
+          </w:tcPr>
+          <w:p>
+            <w:r>
+              <w:rPr>
+                <w:sz w:val="20"/>
+                <w:szCs w:val="20"/>
+              </w:rPr>
+              <w:t>1. Admin vào mục Quản lý Thiết bị. 2. Xem danh sách Device theo nhân viên. 3. Cập nhật is_trusted=TRUE cho thiết bị hợp lệ. 4. Ghi AuditLog hành động DEVICE_TRUST.</w:t>
+            </w:r>
+          </w:p>
+        </w:tc>
+      </w:tr>
+      <w:tr>
+        <w:tc>
+          <w:tcPr>
+            <w:tcW w:w="2200" w:type="dxa"/>
+          </w:tcPr>
+          <w:p>
+            <w:r>
+              <w:rPr>
+                <w:b/>
+                <w:bCs/>
+                <w:sz w:val="20"/>
+                <w:szCs w:val="20"/>
+              </w:rPr>
+              <w:t>Luồng thay thế / ngoại lệ</w:t>
+            </w:r>
+          </w:p>
+        </w:tc>
+        <w:tc>
+          <w:tcPr>
+            <w:tcW w:w="7000" w:type="dxa"/>
+          </w:tcPr>
+          <w:p>
+            <w:r>
+              <w:rPr>
+                <w:sz w:val="20"/>
+                <w:szCs w:val="20"/>
+              </w:rPr>
+              <w:t>A1: Thu hồi trust → is_trusted=FALSE, các check-in tiếp theo từ thiết bị này sẽ kích hoạt unknown_device=TRUE.</w:t>
+            </w:r>
+          </w:p>
+        </w:tc>
+      </w:tr>
+      <w:tr>
+        <w:tc>
+          <w:tcPr>
+            <w:tcW w:w="2200" w:type="dxa"/>
+          </w:tcPr>
+          <w:p>
+            <w:r>
+              <w:rPr>
+                <w:b/>
+                <w:bCs/>
+                <w:sz w:val="20"/>
+                <w:szCs w:val="20"/>
+              </w:rPr>
+              <w:t>Hậu điều kiện</w:t>
+            </w:r>
+          </w:p>
+        </w:tc>
+        <w:tc>
+          <w:tcPr>
+            <w:tcW w:w="7000" w:type="dxa"/>
+          </w:tcPr>
+          <w:p>
+            <w:r>
+              <w:rPr>
+                <w:sz w:val="20"/>
+                <w:szCs w:val="20"/>
+              </w:rPr>
+              <w:t>Trạng thái is_trusted của thiết bị được cập nhật.</w:t>
+            </w:r>
+          </w:p>
+        </w:tc>
+      </w:tr>
+    </w:tbl>
+    <w:p>
+      <w:pPr>
+        <w:jc w:val="left"/>
+      </w:pPr>
+    </w:p>
+    <w:p>
+      <w:pPr>
+        <w:jc w:val="left"/>
+      </w:pPr>
+      <w:r>
+        <w:t>UC-14 – Tra cứu Audit Log</w:t>
+      </w:r>
+    </w:p>
+    <w:tbl>
+      <w:tblPr>
+        <w:tblStyle w:val="TableGrid"/>
+        <w:tblW w:w="9200" w:type="dxa"/>
+        <w:tblLook w:val="0000" w:firstRow="0" w:lastRow="0" w:firstColumn="0" w:lastColumn="0" w:noHBand="0" w:noVBand="0"/>
+      </w:tblPr>
+      <w:tblGrid>
+        <w:gridCol w:w="2200"/>
+        <w:gridCol w:w="7000"/>
+      </w:tblGrid>
+      <w:tr>
+        <w:tc>
+          <w:tcPr>
+            <w:tcW w:w="9200" w:type="dxa"/>
+            <w:gridSpan w:val="2"/>
+          </w:tcPr>
+          <w:p>
+            <w:pPr>
+              <w:jc w:val="center"/>
+            </w:pPr>
+            <w:r>
+              <w:rPr>
+                <w:b/>
+                <w:bCs/>
+              </w:rPr>
+              <w:t>UC-14 – Tra cứu Audit Log</w:t>
+            </w:r>
+          </w:p>
+        </w:tc>
+      </w:tr>
+      <w:tr>
+        <w:tc>
+          <w:tcPr>
+            <w:tcW w:w="2200" w:type="dxa"/>
+          </w:tcPr>
+          <w:p>
+            <w:r>
+              <w:rPr>
+                <w:b/>
+                <w:bCs/>
+                <w:sz w:val="20"/>
+                <w:szCs w:val="20"/>
+              </w:rPr>
+              <w:t>Mã Use Case</w:t>
+            </w:r>
+          </w:p>
+        </w:tc>
+        <w:tc>
+          <w:tcPr>
+            <w:tcW w:w="7000" w:type="dxa"/>
+          </w:tcPr>
+          <w:p>
+            <w:r>
+              <w:rPr>
+                <w:sz w:val="20"/>
+                <w:szCs w:val="20"/>
+              </w:rPr>
+              <w:t>UC-14</w:t>
+            </w:r>
+          </w:p>
+        </w:tc>
+      </w:tr>
+      <w:tr>
+        <w:tc>
+          <w:tcPr>
+            <w:tcW w:w="2200" w:type="dxa"/>
+          </w:tcPr>
+          <w:p>
+            <w:r>
+              <w:rPr>
+                <w:b/>
+                <w:bCs/>
+                <w:sz w:val="20"/>
+                <w:szCs w:val="20"/>
+              </w:rPr>
+              <w:t>Tên Use Case</w:t>
+            </w:r>
+          </w:p>
+        </w:tc>
+        <w:tc>
+          <w:tcPr>
+            <w:tcW w:w="7000" w:type="dxa"/>
+          </w:tcPr>
+          <w:p>
+            <w:r>
+              <w:rPr>
+                <w:sz w:val="20"/>
+                <w:szCs w:val="20"/>
+              </w:rPr>
+              <w:t>Tra cứu Audit Log</w:t>
+            </w:r>
+          </w:p>
+        </w:tc>
+      </w:tr>
+      <w:tr>
+        <w:tc>
+          <w:tcPr>
+            <w:tcW w:w="2200" w:type="dxa"/>
+          </w:tcPr>
+          <w:p>
+            <w:r>
+              <w:rPr>
+                <w:b/>
+                <w:bCs/>
+                <w:sz w:val="20"/>
+                <w:szCs w:val="20"/>
+              </w:rPr>
+              <w:t>Actor</w:t>
+            </w:r>
+          </w:p>
+        </w:tc>
+        <w:tc>
+          <w:tcPr>
+            <w:tcW w:w="7000" w:type="dxa"/>
+          </w:tcPr>
+          <w:p>
+            <w:r>
+              <w:rPr>
+                <w:sz w:val="20"/>
+                <w:szCs w:val="20"/>
+              </w:rPr>
+              <w:t>Admin</w:t>
+            </w:r>
+          </w:p>
+        </w:tc>
+      </w:tr>
+      <w:tr>
+        <w:tc>
+          <w:tcPr>
+            <w:tcW w:w="2200" w:type="dxa"/>
+          </w:tcPr>
+          <w:p>
+            <w:r>
+              <w:rPr>
+                <w:b/>
+                <w:bCs/>
+                <w:sz w:val="20"/>
+                <w:szCs w:val="20"/>
+              </w:rPr>
+              <w:t>Mô tả</w:t>
+            </w:r>
+          </w:p>
+        </w:tc>
+        <w:tc>
+          <w:tcPr>
+            <w:tcW w:w="7000" w:type="dxa"/>
+          </w:tcPr>
+          <w:p>
+            <w:r>
+              <w:rPr>
+                <w:sz w:val="20"/>
+                <w:szCs w:val="20"/>
+              </w:rPr>
+              <w:t>Admin tra cứu nhật ký bất biến toàn bộ sự kiện hệ thống, phục vụ kiểm tra và truy vết.</w:t>
+            </w:r>
+          </w:p>
+        </w:tc>
+      </w:tr>
+      <w:tr>
+        <w:tc>
+          <w:tcPr>
+            <w:tcW w:w="2200" w:type="dxa"/>
+          </w:tcPr>
+          <w:p>
+            <w:r>
+              <w:rPr>
+                <w:b/>
+                <w:bCs/>
+                <w:sz w:val="20"/>
+                <w:szCs w:val="20"/>
+              </w:rPr>
+              <w:t>Điều kiện tiên quyết</w:t>
+            </w:r>
+          </w:p>
+        </w:tc>
+        <w:tc>
+          <w:tcPr>
+            <w:tcW w:w="7000" w:type="dxa"/>
+          </w:tcPr>
+          <w:p>
+            <w:r>
+              <w:rPr>
+                <w:sz w:val="20"/>
+                <w:szCs w:val="20"/>
+              </w:rPr>
+              <w:t>Admin đã đăng nhập. Có bản ghi AuditLog trong hệ thống.</w:t>
+            </w:r>
+          </w:p>
+        </w:tc>
+      </w:tr>
+      <w:tr>
+        <w:tc>
+          <w:tcPr>
+            <w:tcW w:w="2200" w:type="dxa"/>
+          </w:tcPr>
+          <w:p>
+            <w:r>
+              <w:rPr>
+                <w:b/>
+                <w:bCs/>
+                <w:sz w:val="20"/>
+                <w:szCs w:val="20"/>
+              </w:rPr>
+              <w:t>Luồng chính</w:t>
+            </w:r>
+          </w:p>
+        </w:tc>
+        <w:tc>
+          <w:tcPr>
+            <w:tcW w:w="7000" w:type="dxa"/>
+          </w:tcPr>
+          <w:p>
+            <w:r>
+              <w:rPr>
+                <w:sz w:val="20"/>
+                <w:szCs w:val="20"/>
+              </w:rPr>
+              <w:t>1. Admin vào mục Audit Log. 2. Lọc theo actor, action_type, khoảng thời gian. 3. Xem chi tiết từng log: actor, action, target, payload, ip_address, thời gian. 4. Log chỉ được đọc, không thể chỉnh sửa hoặc xóa.</w:t>
+            </w:r>
+          </w:p>
+        </w:tc>
+      </w:tr>
+      <w:tr>
+        <w:tc>
+          <w:tcPr>
+            <w:tcW w:w="2200" w:type="dxa"/>
+          </w:tcPr>
+          <w:p>
+            <w:r>
+              <w:rPr>
+                <w:b/>
+                <w:bCs/>
+                <w:sz w:val="20"/>
+                <w:szCs w:val="20"/>
+              </w:rPr>
+              <w:t>Luồng thay thế / ngoại lệ</w:t>
+            </w:r>
+          </w:p>
+        </w:tc>
+        <w:tc>
+          <w:tcPr>
+            <w:tcW w:w="7000" w:type="dxa"/>
+          </w:tcPr>
+          <w:p>
+            <w:r>
+              <w:rPr>
+                <w:sz w:val="20"/>
+                <w:szCs w:val="20"/>
+              </w:rPr>
+              <w:t>A1: Không tìm thấy log phù hợp → thông báo không có kết quả.</w:t>
+            </w:r>
+          </w:p>
+        </w:tc>
+      </w:tr>
+      <w:tr>
+        <w:tc>
+          <w:tcPr>
+            <w:tcW w:w="2200" w:type="dxa"/>
+          </w:tcPr>
+          <w:p>
+            <w:r>
+              <w:rPr>
+                <w:b/>
+                <w:bCs/>
+                <w:sz w:val="20"/>
+                <w:szCs w:val="20"/>
+              </w:rPr>
+              <w:t>Hậu điều kiện</w:t>
+            </w:r>
+          </w:p>
+        </w:tc>
+        <w:tc>
+          <w:tcPr>
+            <w:tcW w:w="7000" w:type="dxa"/>
+          </w:tcPr>
+          <w:p>
+            <w:r>
+              <w:rPr>
+                <w:sz w:val="20"/>
+                <w:szCs w:val="20"/>
+              </w:rPr>
+              <w:t>Admin xem được nhật ký sự kiện chi tiết.</w:t>
+            </w:r>
+          </w:p>
+        </w:tc>
+      </w:tr>
+    </w:tbl>
+    <w:p>
+      <w:pPr>
+        <w:jc w:val="left"/>
+      </w:pPr>
+    </w:p>
+    <w:p>
+      <w:pPr>
+        <w:jc w:val="left"/>
+      </w:pPr>
+      <w:r>
+        <w:rPr>
+          <w:noProof/>
+        </w:rPr>
+        <w:lastRenderedPageBreak/>
+        <w:drawing>
+          <wp:inline distT="0" distB="0" distL="0" distR="0" wp14:anchorId="5FE9535D" wp14:editId="619D22E3">
+            <wp:extent cx="5943600" cy="5899785"/>
+            <wp:effectExtent l="0" t="0" r="0" b="5715"/>
+            <wp:docPr id="192819405" name="Picture 24" descr="PlantUML diagram"/>
+            <wp:cNvGraphicFramePr>
+              <a:graphicFrameLocks xmlns:a="http://schemas.openxmlformats.org/drawingml/2006/main" noChangeAspect="1"/>
+            </wp:cNvGraphicFramePr>
+            <a:graphic xmlns:a="http://schemas.openxmlformats.org/drawingml/2006/main">
+              <a:graphicData uri="http://schemas.openxmlformats.org/drawingml/2006/picture">
+                <pic:pic xmlns:pic="http://schemas.openxmlformats.org/drawingml/2006/picture">
+                  <pic:nvPicPr>
+                    <pic:cNvPr id="0" name="Picture 54" descr="PlantUML diagram"/>
+                    <pic:cNvPicPr>
+                      <a:picLocks noChangeAspect="1" noChangeArrowheads="1"/>
+                    </pic:cNvPicPr>
+                  </pic:nvPicPr>
+                  <pic:blipFill>
+                    <a:blip r:embed="rId33">
+                      <a:extLst>
+                        <a:ext uri="{28A0092B-C50C-407E-A947-70E740481C1C}">
+                          <a14:useLocalDpi xmlns:a14="http://schemas.microsoft.com/office/drawing/2010/main" val="0"/>
+                        </a:ext>
+                      </a:extLst>
+                    </a:blip>
+                    <a:srcRect/>
+                    <a:stretch>
+                      <a:fillRect/>
+                    </a:stretch>
+                  </pic:blipFill>
+                  <pic:spPr bwMode="auto">
+                    <a:xfrm>
+                      <a:off x="0" y="0"/>
+                      <a:ext cx="5943600" cy="5899785"/>
+                    </a:xfrm>
+                    <a:prstGeom prst="rect">
+                      <a:avLst/>
+                    </a:prstGeom>
+                    <a:noFill/>
+                    <a:ln>
+                      <a:noFill/>
+                    </a:ln>
+                  </pic:spPr>
+                </pic:pic>
+              </a:graphicData>
+            </a:graphic>
+          </wp:inline>
+        </w:drawing>
+      </w:r>
+    </w:p>
+    <w:p>
+      <w:pPr>
+        <w:jc w:val="left"/>
+      </w:pPr>
+    </w:p>
+    <w:p>
+      <w:pPr>
+        <w:jc w:val="left"/>
+      </w:pPr>
+      <w:r>
+        <w:t>UC-15 – Quản lý nhân viên &amp; phòng ban</w:t>
+      </w:r>
+    </w:p>
+    <w:p>
+      <w:pPr>
+        <w:jc w:val="left"/>
+      </w:pPr>
+      <w:r>
+        <w:rPr>
+          <w:noProof/>
+        </w:rPr>
+        <w:lastRenderedPageBreak/>
+        <w:drawing>
+          <wp:inline distT="0" distB="0" distL="0" distR="0" wp14:anchorId="3D977348" wp14:editId="4EF5486A">
+            <wp:extent cx="5943600" cy="8040370"/>
+            <wp:effectExtent l="0" t="0" r="0" b="0"/>
+            <wp:docPr id="1720670719" name="Picture 25" descr="PlantUML diagram"/>
+            <wp:cNvGraphicFramePr>
+              <a:graphicFrameLocks xmlns:a="http://schemas.openxmlformats.org/drawingml/2006/main" noChangeAspect="1"/>
+            </wp:cNvGraphicFramePr>
+            <a:graphic xmlns:a="http://schemas.openxmlformats.org/drawingml/2006/main">
+              <a:graphicData uri="http://schemas.openxmlformats.org/drawingml/2006/picture">
+                <pic:pic xmlns:pic="http://schemas.openxmlformats.org/drawingml/2006/picture">
+                  <pic:nvPicPr>
+                    <pic:cNvPr id="0" name="Picture 56" descr="PlantUML diagram"/>
+                    <pic:cNvPicPr>
+                      <a:picLocks noChangeAspect="1" noChangeArrowheads="1"/>
+                    </pic:cNvPicPr>
+                  </pic:nvPicPr>
+                  <pic:blipFill>
+                    <a:blip r:embed="rId34">
+                      <a:extLst>
+                        <a:ext uri="{28A0092B-C50C-407E-A947-70E740481C1C}">
+                          <a14:useLocalDpi xmlns:a14="http://schemas.microsoft.com/office/drawing/2010/main" val="0"/>
+                        </a:ext>
+                      </a:extLst>
+                    </a:blip>
+                    <a:srcRect/>
+                    <a:stretch>
+                      <a:fillRect/>
+                    </a:stretch>
+                  </pic:blipFill>
+                  <pic:spPr bwMode="auto">
+                    <a:xfrm>
+                      <a:off x="0" y="0"/>
+                      <a:ext cx="5943600" cy="8040370"/>
+                    </a:xfrm>
+                    <a:prstGeom prst="rect">
+                      <a:avLst/>
+                    </a:prstGeom>
+                    <a:noFill/>
+                    <a:ln>
+                      <a:noFill/>
+                    </a:ln>
+                  </pic:spPr>
+                </pic:pic>
+              </a:graphicData>
+            </a:graphic>
+          </wp:inline>
+        </w:drawing>
+      </w:r>
+    </w:p>
+    <w:tbl>
+      <w:tblPr>
+        <w:tblStyle w:val="TableGrid"/>
+        <w:tblW w:w="9200" w:type="dxa"/>
+        <w:tblLook w:val="0000" w:firstRow="0" w:lastRow="0" w:firstColumn="0" w:lastColumn="0" w:noHBand="0" w:noVBand="0"/>
+      </w:tblPr>
+      <w:tblGrid>
+        <w:gridCol w:w="2200"/>
+        <w:gridCol w:w="7000"/>
+      </w:tblGrid>
+      <w:tr>
+        <w:tc>
+          <w:tcPr>
+            <w:tcW w:w="9200" w:type="dxa"/>
+            <w:gridSpan w:val="2"/>
+          </w:tcPr>
+          <w:p>
+            <w:pPr>
+              <w:jc w:val="center"/>
+            </w:pPr>
+            <w:r>
+              <w:rPr>
+                <w:b/>
+                <w:bCs/>
+              </w:rPr>
+              <w:lastRenderedPageBreak/>
+              <w:t>UC-15 – Quản lý nhân viên &amp; phòng ban</w:t>
+            </w:r>
+          </w:p>
+        </w:tc>
+      </w:tr>
+      <w:tr>
+        <w:tc>
+          <w:tcPr>
+            <w:tcW w:w="2200" w:type="dxa"/>
+          </w:tcPr>
+          <w:p>
+            <w:r>
+              <w:rPr>
+                <w:b/>
+                <w:bCs/>
+                <w:sz w:val="20"/>
+                <w:szCs w:val="20"/>
+              </w:rPr>
+              <w:t>Mã Use Case</w:t>
+            </w:r>
+          </w:p>
+        </w:tc>
+        <w:tc>
+          <w:tcPr>
+            <w:tcW w:w="7000" w:type="dxa"/>
+          </w:tcPr>
+          <w:p>
+            <w:r>
+              <w:rPr>
+                <w:sz w:val="20"/>
+                <w:szCs w:val="20"/>
+              </w:rPr>
+              <w:t>UC-15</w:t>
+            </w:r>
+          </w:p>
+        </w:tc>
+      </w:tr>
+      <w:tr>
+        <w:tc>
+          <w:tcPr>
+            <w:tcW w:w="2200" w:type="dxa"/>
+          </w:tcPr>
+          <w:p>
+            <w:r>
+              <w:rPr>
+                <w:b/>
+                <w:bCs/>
+                <w:sz w:val="20"/>
+                <w:szCs w:val="20"/>
+              </w:rPr>
+              <w:t>Tên Use Case</w:t>
+            </w:r>
+          </w:p>
+        </w:tc>
+        <w:tc>
+          <w:tcPr>
+            <w:tcW w:w="7000" w:type="dxa"/>
+          </w:tcPr>
+          <w:p>
+            <w:r>
+              <w:rPr>
+                <w:sz w:val="20"/>
+                <w:szCs w:val="20"/>
+              </w:rPr>
+              <w:t>Quản lý nhân viên &amp; phòng ban</w:t>
+            </w:r>
+          </w:p>
+        </w:tc>
+      </w:tr>
+      <w:tr>
+        <w:tc>
+          <w:tcPr>
+            <w:tcW w:w="2200" w:type="dxa"/>
+          </w:tcPr>
+          <w:p>
+            <w:r>
+              <w:rPr>
+                <w:b/>
+                <w:bCs/>
+                <w:sz w:val="20"/>
+                <w:szCs w:val="20"/>
+              </w:rPr>
+              <w:t>Actor</w:t>
+            </w:r>
+          </w:p>
+        </w:tc>
+        <w:tc>
+          <w:tcPr>
+            <w:tcW w:w="7000" w:type="dxa"/>
+          </w:tcPr>
+          <w:p>
+            <w:r>
+              <w:rPr>
+                <w:sz w:val="20"/>
+                <w:szCs w:val="20"/>
+              </w:rPr>
+              <w:t>Admin / HR</w:t>
+            </w:r>
+          </w:p>
+        </w:tc>
+      </w:tr>
+      <w:tr>
+        <w:tc>
+          <w:tcPr>
+            <w:tcW w:w="2200" w:type="dxa"/>
+          </w:tcPr>
+          <w:p>
+            <w:r>
+              <w:rPr>
+                <w:b/>
+                <w:bCs/>
+                <w:sz w:val="20"/>
+                <w:szCs w:val="20"/>
+              </w:rPr>
+              <w:t>Mô tả</w:t>
+            </w:r>
+          </w:p>
+        </w:tc>
+        <w:tc>
+          <w:tcPr>
+            <w:tcW w:w="7000" w:type="dxa"/>
+          </w:tcPr>
+          <w:p>
+            <w:r>
+              <w:rPr>
+                <w:sz w:val="20"/>
+                <w:szCs w:val="20"/>
+              </w:rPr>
+              <w:t>Admin/HR tạo, cập nhật, vô hiệu hóa tài khoản nhân viên và cấu trúc phòng ban.</w:t>
+            </w:r>
+          </w:p>
+        </w:tc>
+      </w:tr>
+      <w:tr>
+        <w:tc>
+          <w:tcPr>
+            <w:tcW w:w="2200" w:type="dxa"/>
+          </w:tcPr>
+          <w:p>
+            <w:r>
+              <w:rPr>
+                <w:b/>
+                <w:bCs/>
+                <w:sz w:val="20"/>
+                <w:szCs w:val="20"/>
+              </w:rPr>
+              <w:t>Điều kiện tiên quyết</w:t>
+            </w:r>
+          </w:p>
+        </w:tc>
+        <w:tc>
+          <w:tcPr>
+            <w:tcW w:w="7000" w:type="dxa"/>
+          </w:tcPr>
+          <w:p>
+            <w:r>
+              <w:rPr>
+                <w:sz w:val="20"/>
+                <w:szCs w:val="20"/>
+              </w:rPr>
+              <w:t>Admin/HR đã đăng nhập.</w:t>
+            </w:r>
+          </w:p>
+        </w:tc>
+      </w:tr>
+      <w:tr>
+        <w:tc>
+          <w:tcPr>
+            <w:tcW w:w="2200" w:type="dxa"/>
+          </w:tcPr>
+          <w:p>
+            <w:r>
+              <w:rPr>
+                <w:b/>
+                <w:bCs/>
+                <w:sz w:val="20"/>
+                <w:szCs w:val="20"/>
+              </w:rPr>
+              <w:t>Luồng chính</w:t>
+            </w:r>
+          </w:p>
+        </w:tc>
+        <w:tc>
+          <w:tcPr>
+            <w:tcW w:w="7000" w:type="dxa"/>
+          </w:tcPr>
+          <w:p>
+            <w:r>
+              <w:rPr>
+                <w:sz w:val="20"/>
+                <w:szCs w:val="20"/>
+              </w:rPr>
+              <w:t>1. Admin tạo Employee: nhập họ tên, phòng ban, chức vụ, email. 2. Tạo Account liên kết với Employee, gán role. 3. Cập nhật thông tin khi cần. 4. Vô hiệu hóa: set status=inactive và is_active=FALSE. 5. Ghi AuditLog.</w:t>
+            </w:r>
+          </w:p>
+        </w:tc>
+      </w:tr>
+      <w:tr>
+        <w:tc>
+          <w:tcPr>
+            <w:tcW w:w="2200" w:type="dxa"/>
+          </w:tcPr>
+          <w:p>
+            <w:r>
+              <w:rPr>
+                <w:b/>
+                <w:bCs/>
+                <w:sz w:val="20"/>
+                <w:szCs w:val="20"/>
+              </w:rPr>
+              <w:t>Luồng thay thế / ngoại lệ</w:t>
+            </w:r>
+          </w:p>
+        </w:tc>
+        <w:tc>
+          <w:tcPr>
+            <w:tcW w:w="7000" w:type="dxa"/>
+          </w:tcPr>
+          <w:p>
+            <w:r>
+              <w:rPr>
+                <w:sz w:val="20"/>
+                <w:szCs w:val="20"/>
+              </w:rPr>
+              <w:t>A1: Email trùng → báo lỗi UNIQUE constraint.</w:t>
+            </w:r>
+          </w:p>
+        </w:tc>
+      </w:tr>
+      <w:tr>
+        <w:tc>
+          <w:tcPr>
+            <w:tcW w:w="2200" w:type="dxa"/>
+          </w:tcPr>
+          <w:p>
+            <w:r>
+              <w:rPr>
+                <w:b/>
+                <w:bCs/>
+                <w:sz w:val="20"/>
+                <w:szCs w:val="20"/>
+              </w:rPr>
+              <w:t>Hậu điều kiện</w:t>
+            </w:r>
+          </w:p>
+        </w:tc>
+        <w:tc>
+          <w:tcPr>
+            <w:tcW w:w="7000" w:type="dxa"/>
+          </w:tcPr>
+          <w:p>
+            <w:r>
+              <w:rPr>
+                <w:sz w:val="20"/>
+                <w:szCs w:val="20"/>
+              </w:rPr>
+              <w:t>Employee và Account được tạo/cập nhật thành công.</w:t>
+            </w:r>
+          </w:p>
+        </w:tc>
+      </w:tr>
+    </w:tbl>
+    <w:p>
+      <w:pPr>
+        <w:jc w:val="left"/>
+      </w:pPr>
+    </w:p>
+    <w:p>
+      <w:pPr>
+        <w:jc w:val="left"/>
+      </w:pPr>
+      <w:r>
+        <w:t>UC-16 – Xem Dashboard tổng quan (CEO/HR)</w:t>
+      </w:r>
+    </w:p>
+    <w:tbl>
+      <w:tblPr>
+        <w:tblStyle w:val="TableGrid"/>
+        <w:tblW w:w="9200" w:type="dxa"/>
+        <w:tblLook w:val="0000" w:firstRow="0" w:lastRow="0" w:firstColumn="0" w:lastColumn="0" w:noHBand="0" w:noVBand="0"/>
+      </w:tblPr>
+      <w:tblGrid>
+        <w:gridCol w:w="2200"/>
+        <w:gridCol w:w="7000"/>
+      </w:tblGrid>
+      <w:tr>
+        <w:tc>
+          <w:tcPr>
+            <w:tcW w:w="9200" w:type="dxa"/>
+            <w:gridSpan w:val="2"/>
+          </w:tcPr>
+          <w:p>
+            <w:pPr>
+              <w:jc w:val="center"/>
+            </w:pPr>
+            <w:r>
+              <w:rPr>
+                <w:b/>
+                <w:bCs/>
+              </w:rPr>
+              <w:t>UC-16 – Xem Dashboard tổng quan (CEO/HR)</w:t>
+            </w:r>
+          </w:p>
+        </w:tc>
+      </w:tr>
+      <w:tr>
+        <w:tc>
+          <w:tcPr>
+            <w:tcW w:w="2200" w:type="dxa"/>
+          </w:tcPr>
+          <w:p>
+            <w:r>
+              <w:rPr>
+                <w:b/>
+                <w:bCs/>
+                <w:sz w:val="20"/>
+                <w:szCs w:val="20"/>
+              </w:rPr>
+              <w:t>Mã Use Case</w:t>
+            </w:r>
+          </w:p>
+        </w:tc>
+        <w:tc>
+          <w:tcPr>
+            <w:tcW w:w="7000" w:type="dxa"/>
+          </w:tcPr>
+          <w:p>
+            <w:r>
+              <w:rPr>
+                <w:sz w:val="20"/>
+                <w:szCs w:val="20"/>
+              </w:rPr>
+              <w:t>UC-16</w:t>
+            </w:r>
+          </w:p>
+        </w:tc>
+      </w:tr>
+      <w:tr>
+        <w:tc>
+          <w:tcPr>
+            <w:tcW w:w="2200" w:type="dxa"/>
+          </w:tcPr>
+          <w:p>
+            <w:r>
+              <w:rPr>
+                <w:b/>
+                <w:bCs/>
+                <w:sz w:val="20"/>
+                <w:szCs w:val="20"/>
+              </w:rPr>
+              <w:t>Tên Use Case</w:t>
+            </w:r>
+          </w:p>
+        </w:tc>
+        <w:tc>
+          <w:tcPr>
+            <w:tcW w:w="7000" w:type="dxa"/>
+          </w:tcPr>
+          <w:p>
+            <w:r>
+              <w:rPr>
+                <w:sz w:val="20"/>
+                <w:szCs w:val="20"/>
+              </w:rPr>
+              <w:t>Xem Dashboard tổng quan (CEO/HR)</w:t>
+            </w:r>
+          </w:p>
+        </w:tc>
+      </w:tr>
+      <w:tr>
+        <w:tc>
+          <w:tcPr>
+            <w:tcW w:w="2200" w:type="dxa"/>
+          </w:tcPr>
+          <w:p>
+            <w:r>
+              <w:rPr>
+                <w:b/>
+                <w:bCs/>
+                <w:sz w:val="20"/>
+                <w:szCs w:val="20"/>
+              </w:rPr>
+              <w:t>Actor</w:t>
+            </w:r>
+          </w:p>
+        </w:tc>
+        <w:tc>
+          <w:tcPr>
+            <w:tcW w:w="7000" w:type="dxa"/>
+          </w:tcPr>
+          <w:p>
+            <w:r>
+              <w:rPr>
+                <w:sz w:val="20"/>
+                <w:szCs w:val="20"/>
+              </w:rPr>
+              <w:t>CEO / HR / Admin</w:t>
+            </w:r>
+          </w:p>
+        </w:tc>
+      </w:tr>
+      <w:tr>
+        <w:tc>
+          <w:tcPr>
+            <w:tcW w:w="2200" w:type="dxa"/>
+          </w:tcPr>
+          <w:p>
+            <w:r>
+              <w:rPr>
+                <w:b/>
+                <w:bCs/>
+                <w:sz w:val="20"/>
+                <w:szCs w:val="20"/>
+              </w:rPr>
+              <w:t>Mô tả</w:t>
+            </w:r>
+          </w:p>
+        </w:tc>
+        <w:tc>
+          <w:tcPr>
+            <w:tcW w:w="7000" w:type="dxa"/>
+          </w:tcPr>
+          <w:p>
+            <w:r>
+              <w:rPr>
+                <w:sz w:val="20"/>
+                <w:szCs w:val="20"/>
+              </w:rPr>
+              <w:t>Người dùng quản lý xem màn hình tổng quan với các KPI chấm công: tổng nhân viên, số check-in hôm nay, tỷ lệ đúng giờ, số cảnh báo gian lận.</w:t>
+            </w:r>
+          </w:p>
+        </w:tc>
+      </w:tr>
+      <w:tr>
+        <w:tc>
+          <w:tcPr>
+            <w:tcW w:w="2200" w:type="dxa"/>
+          </w:tcPr>
+          <w:p>
+            <w:r>
+              <w:rPr>
+                <w:b/>
+                <w:bCs/>
+                <w:sz w:val="20"/>
+                <w:szCs w:val="20"/>
+              </w:rPr>
+              <w:t>Điều kiện tiên quyết</w:t>
+            </w:r>
+          </w:p>
+        </w:tc>
+        <w:tc>
+          <w:tcPr>
+            <w:tcW w:w="7000" w:type="dxa"/>
+          </w:tcPr>
+          <w:p>
+            <w:r>
+              <w:rPr>
+                <w:sz w:val="20"/>
+                <w:szCs w:val="20"/>
+              </w:rPr>
+              <w:t>Đã có dữ liệu chấm công trong ngày.</w:t>
+            </w:r>
+          </w:p>
+        </w:tc>
+      </w:tr>
+      <w:tr>
+        <w:tc>
+          <w:tcPr>
+            <w:tcW w:w="2200" w:type="dxa"/>
+          </w:tcPr>
+          <w:p>
+            <w:r>
+              <w:rPr>
+                <w:b/>
+                <w:bCs/>
+                <w:sz w:val="20"/>
+                <w:szCs w:val="20"/>
+              </w:rPr>
+              <w:t>Luồng chính</w:t>
+            </w:r>
+          </w:p>
+        </w:tc>
+        <w:tc>
+          <w:tcPr>
+            <w:tcW w:w="7000" w:type="dxa"/>
+          </w:tcPr>
+          <w:p>
+            <w:r>
+              <w:rPr>
+                <w:sz w:val="20"/>
+                <w:szCs w:val="20"/>
+              </w:rPr>
+              <w:t>1. Sau đăng nhập, Dashboard tổng quan được hiển thị. 2. Hiển thị: tổng nhân viên, số check-in hôm nay, tỷ lệ đúng giờ (%). 3. Hiển thị số cảnh báo gian lận trong ngày. 4. Hiển thị bản đồ mini với vị trí nhân viên hiện tại. 5. Dữ liệu tự động refresh theo chu kỳ.</w:t>
+            </w:r>
+          </w:p>
+        </w:tc>
+      </w:tr>
+      <w:tr>
+        <w:tc>
+          <w:tcPr>
+            <w:tcW w:w="2200" w:type="dxa"/>
+          </w:tcPr>
+          <w:p>
+            <w:r>
+              <w:rPr>
+                <w:b/>
+                <w:bCs/>
+                <w:sz w:val="20"/>
+                <w:szCs w:val="20"/>
+              </w:rPr>
+              <w:t>Luồng thay thế / ngoại lệ</w:t>
+            </w:r>
+          </w:p>
+        </w:tc>
+        <w:tc>
+          <w:tcPr>
+            <w:tcW w:w="7000" w:type="dxa"/>
+          </w:tcPr>
+          <w:p>
+            <w:r>
+              <w:rPr>
+                <w:sz w:val="20"/>
+                <w:szCs w:val="20"/>
+              </w:rPr>
+              <w:t>A1: Chưa có dữ liệu ngày hiện tại → hiển thị 0 với thông báo phù hợp.</w:t>
+            </w:r>
+          </w:p>
+        </w:tc>
+      </w:tr>
+      <w:tr>
+        <w:tc>
+          <w:tcPr>
+            <w:tcW w:w="2200" w:type="dxa"/>
+          </w:tcPr>
+          <w:p>
+            <w:r>
+              <w:rPr>
+                <w:b/>
+                <w:bCs/>
+                <w:sz w:val="20"/>
+                <w:szCs w:val="20"/>
+              </w:rPr>
+              <w:t>Hậu điều kiện</w:t>
+            </w:r>
+          </w:p>
+        </w:tc>
+        <w:tc>
+          <w:tcPr>
+            <w:tcW w:w="7000" w:type="dxa"/>
+          </w:tcPr>
+          <w:p>
+            <w:r>
+              <w:rPr>
+                <w:sz w:val="20"/>
+                <w:szCs w:val="20"/>
+              </w:rPr>
+              <w:t>Người dùng quản lý nắm bắt được tình hình chấm công toàn công ty.</w:t>
+            </w:r>
+          </w:p>
+        </w:tc>
+      </w:tr>
+    </w:tbl>
+    <w:p>
+      <w:pPr>
+        <w:jc w:val="left"/>
+      </w:pPr>
+    </w:p>
+    <w:p>
+      <w:pPr>
+        <w:jc w:val="left"/>
+      </w:pPr>
+      <w:r>
+        <w:rPr>
+          <w:noProof/>
+        </w:rPr>
+        <w:lastRenderedPageBreak/>
+        <w:drawing>
+          <wp:inline distT="0" distB="0" distL="0" distR="0" wp14:anchorId="007078F7" wp14:editId="09AED7EB">
+            <wp:extent cx="5943600" cy="6986270"/>
+            <wp:effectExtent l="0" t="0" r="0" b="5080"/>
+            <wp:docPr id="799845477" name="Picture 26" descr="PlantUML diagram"/>
+            <wp:cNvGraphicFramePr>
+              <a:graphicFrameLocks xmlns:a="http://schemas.openxmlformats.org/drawingml/2006/main" noChangeAspect="1"/>
+            </wp:cNvGraphicFramePr>
+            <a:graphic xmlns:a="http://schemas.openxmlformats.org/drawingml/2006/main">
+              <a:graphicData uri="http://schemas.openxmlformats.org/drawingml/2006/picture">
+                <pic:pic xmlns:pic="http://schemas.openxmlformats.org/drawingml/2006/picture">
+                  <pic:nvPicPr>
+                    <pic:cNvPr id="0" name="Picture 58" descr="PlantUML diagram"/>
+                    <pic:cNvPicPr>
+                      <a:picLocks noChangeAspect="1" noChangeArrowheads="1"/>
+                    </pic:cNvPicPr>
+                  </pic:nvPicPr>
+                  <pic:blipFill>
+                    <a:blip r:embed="rId35">
+                      <a:extLst>
+                        <a:ext uri="{28A0092B-C50C-407E-A947-70E740481C1C}">
+                          <a14:useLocalDpi xmlns:a14="http://schemas.microsoft.com/office/drawing/2010/main" val="0"/>
+                        </a:ext>
+                      </a:extLst>
+                    </a:blip>
+                    <a:srcRect/>
+                    <a:stretch>
+                      <a:fillRect/>
+                    </a:stretch>
+                  </pic:blipFill>
+                  <pic:spPr bwMode="auto">
+                    <a:xfrm>
+                      <a:off x="0" y="0"/>
+                      <a:ext cx="5943600" cy="6986270"/>
+                    </a:xfrm>
+                    <a:prstGeom prst="rect">
+                      <a:avLst/>
+                    </a:prstGeom>
+                    <a:noFill/>
+                    <a:ln>
+                      <a:noFill/>
+                    </a:ln>
+                  </pic:spPr>
+                </pic:pic>
+              </a:graphicData>
+            </a:graphic>
+          </wp:inline>
+        </w:drawing>
+      </w:r>
+    </w:p>
+    <w:p>
+      <w:pPr>
+        <w:jc w:val="left"/>
+      </w:pPr>
+    </w:p>
+    <w:p>
+      <w:pPr>
+        <w:jc w:val="left"/>
+      </w:pPr>
+      <w:r>
+        <w:t>UC-17 – Quản lý tòa nhà và tầng</w:t>
+      </w:r>
+    </w:p>
+    <w:p>
+      <w:pPr>
+        <w:jc w:val="left"/>
+      </w:pPr>
+      <w:r>
+        <w:rPr>
+          <w:noProof/>
+        </w:rPr>
+        <w:lastRenderedPageBreak/>
+        <w:drawing>
+          <wp:inline distT="0" distB="0" distL="0" distR="0" wp14:anchorId="09F73AC8" wp14:editId="6685DFF5">
+            <wp:extent cx="5943600" cy="7473950"/>
+            <wp:effectExtent l="0" t="0" r="0" b="0"/>
+            <wp:docPr id="872203859" name="Picture 27" descr="PlantUML diagram"/>
+            <wp:cNvGraphicFramePr>
+              <a:graphicFrameLocks xmlns:a="http://schemas.openxmlformats.org/drawingml/2006/main" noChangeAspect="1"/>
+            </wp:cNvGraphicFramePr>
+            <a:graphic xmlns:a="http://schemas.openxmlformats.org/drawingml/2006/main">
+              <a:graphicData uri="http://schemas.openxmlformats.org/drawingml/2006/picture">
+                <pic:pic xmlns:pic="http://schemas.openxmlformats.org/drawingml/2006/picture">
+                  <pic:nvPicPr>
+                    <pic:cNvPr id="0" name="Picture 60" descr="PlantUML diagram"/>
+                    <pic:cNvPicPr>
+                      <a:picLocks noChangeAspect="1" noChangeArrowheads="1"/>
+                    </pic:cNvPicPr>
+                  </pic:nvPicPr>
+                  <pic:blipFill>
+                    <a:blip r:embed="rId36">
+                      <a:extLst>
+                        <a:ext uri="{28A0092B-C50C-407E-A947-70E740481C1C}">
+                          <a14:useLocalDpi xmlns:a14="http://schemas.microsoft.com/office/drawing/2010/main" val="0"/>
+                        </a:ext>
+                      </a:extLst>
+                    </a:blip>
+                    <a:srcRect/>
+                    <a:stretch>
+                      <a:fillRect/>
+                    </a:stretch>
+                  </pic:blipFill>
+                  <pic:spPr bwMode="auto">
+                    <a:xfrm>
+                      <a:off x="0" y="0"/>
+                      <a:ext cx="5943600" cy="7473950"/>
+                    </a:xfrm>
+                    <a:prstGeom prst="rect">
+                      <a:avLst/>
+                    </a:prstGeom>
+                    <a:noFill/>
+                    <a:ln>
+                      <a:noFill/>
+                    </a:ln>
+                  </pic:spPr>
+                </pic:pic>
+              </a:graphicData>
+            </a:graphic>
+          </wp:inline>
+        </w:drawing>
+      </w:r>
+    </w:p>
+    <w:p>
+      <w:pPr>
+        <w:jc w:val="left"/>
+      </w:pPr>
+    </w:p>
+    <w:tbl>
+      <w:tblPr>
+        <w:tblStyle w:val="TableGrid"/>
+        <w:tblW w:w="9200" w:type="dxa"/>
+        <w:tblLook w:val="0000" w:firstRow="0" w:lastRow="0" w:firstColumn="0" w:lastColumn="0" w:noHBand="0" w:noVBand="0"/>
+      </w:tblPr>
+      <w:tblGrid>
+        <w:gridCol w:w="2200"/>
+        <w:gridCol w:w="7000"/>
+      </w:tblGrid>
+      <w:tr>
+        <w:tc>
+          <w:tcPr>
+            <w:tcW w:w="9200" w:type="dxa"/>
+            <w:gridSpan w:val="2"/>
+          </w:tcPr>
+          <w:p>
+            <w:pPr>
+              <w:jc w:val="center"/>
+            </w:pPr>
+            <w:r>
+              <w:rPr>
+                <w:b/>
+                <w:bCs/>
+              </w:rPr>
+              <w:lastRenderedPageBreak/>
+              <w:t>UC-17 – Quản lý tòa nhà và tầng</w:t>
+            </w:r>
+          </w:p>
+        </w:tc>
+      </w:tr>
+      <w:tr>
+        <w:tc>
+          <w:tcPr>
+            <w:tcW w:w="2200" w:type="dxa"/>
+          </w:tcPr>
+          <w:p>
+            <w:r>
+              <w:rPr>
+                <w:b/>
+                <w:bCs/>
+                <w:sz w:val="20"/>
+                <w:szCs w:val="20"/>
+              </w:rPr>
+              <w:t>Mã Use Case</w:t>
+            </w:r>
+          </w:p>
+        </w:tc>
+        <w:tc>
+          <w:tcPr>
+            <w:tcW w:w="7000" w:type="dxa"/>
+          </w:tcPr>
+          <w:p>
+            <w:r>
+              <w:rPr>
+                <w:sz w:val="20"/>
+                <w:szCs w:val="20"/>
+              </w:rPr>
+              <w:t>UC-17</w:t>
+            </w:r>
+          </w:p>
+        </w:tc>
+      </w:tr>
+      <w:tr>
+        <w:tc>
+          <w:tcPr>
+            <w:tcW w:w="2200" w:type="dxa"/>
+          </w:tcPr>
+          <w:p>
+            <w:r>
+              <w:rPr>
+                <w:b/>
+                <w:bCs/>
+                <w:sz w:val="20"/>
+                <w:szCs w:val="20"/>
+              </w:rPr>
+              <w:t>Tên Use Case</w:t>
+            </w:r>
+          </w:p>
+        </w:tc>
+        <w:tc>
+          <w:tcPr>
+            <w:tcW w:w="7000" w:type="dxa"/>
+          </w:tcPr>
+          <w:p>
+            <w:r>
+              <w:rPr>
+                <w:sz w:val="20"/>
+                <w:szCs w:val="20"/>
+              </w:rPr>
+              <w:t>Quản lý tòa nhà và tầng</w:t>
+            </w:r>
+          </w:p>
+        </w:tc>
+      </w:tr>
+      <w:tr>
+        <w:tc>
+          <w:tcPr>
+            <w:tcW w:w="2200" w:type="dxa"/>
+          </w:tcPr>
+          <w:p>
+            <w:r>
+              <w:rPr>
+                <w:b/>
+                <w:bCs/>
+                <w:sz w:val="20"/>
+                <w:szCs w:val="20"/>
+              </w:rPr>
+              <w:t>Actor</w:t>
+            </w:r>
+          </w:p>
+        </w:tc>
+        <w:tc>
+          <w:tcPr>
+            <w:tcW w:w="7000" w:type="dxa"/>
+          </w:tcPr>
+          <w:p>
+            <w:r>
+              <w:rPr>
+                <w:sz w:val="20"/>
+                <w:szCs w:val="20"/>
+              </w:rPr>
+              <w:t>Admin</w:t>
+            </w:r>
+          </w:p>
+        </w:tc>
+      </w:tr>
+      <w:tr>
+        <w:tc>
+          <w:tcPr>
+            <w:tcW w:w="2200" w:type="dxa"/>
+          </w:tcPr>
+          <w:p>
+            <w:r>
+              <w:rPr>
+                <w:b/>
+                <w:bCs/>
+                <w:sz w:val="20"/>
+                <w:szCs w:val="20"/>
+              </w:rPr>
+              <w:t>Mô tả</w:t>
+            </w:r>
+          </w:p>
+        </w:tc>
+        <w:tc>
+          <w:tcPr>
+            <w:tcW w:w="7000" w:type="dxa"/>
+          </w:tcPr>
+          <w:p>
+            <w:r>
+              <w:rPr>
+                <w:sz w:val="20"/>
+                <w:szCs w:val="20"/>
+              </w:rPr>
+              <w:t>Admin thiết lập thông tin tòa nhà (Building) và các tầng (Floor) kèm theo ngưỡng altitude, làm cơ sở cho cấu hình Geofence 3D.</w:t>
+            </w:r>
+          </w:p>
+        </w:tc>
+      </w:tr>
+      <w:tr>
+        <w:tc>
+          <w:tcPr>
+            <w:tcW w:w="2200" w:type="dxa"/>
+          </w:tcPr>
+          <w:p>
+            <w:r>
+              <w:rPr>
+                <w:b/>
+                <w:bCs/>
+                <w:sz w:val="20"/>
+                <w:szCs w:val="20"/>
+              </w:rPr>
+              <w:t>Điều kiện tiên quyết</w:t>
+            </w:r>
+          </w:p>
+        </w:tc>
+        <w:tc>
+          <w:tcPr>
+            <w:tcW w:w="7000" w:type="dxa"/>
+          </w:tcPr>
+          <w:p>
+            <w:r>
+              <w:rPr>
+                <w:sz w:val="20"/>
+                <w:szCs w:val="20"/>
+              </w:rPr>
+              <w:t>Admin đã đăng nhập.</w:t>
+            </w:r>
+          </w:p>
+        </w:tc>
+      </w:tr>
+      <w:tr>
+        <w:tc>
+          <w:tcPr>
+            <w:tcW w:w="2200" w:type="dxa"/>
+          </w:tcPr>
+          <w:p>
+            <w:r>
+              <w:rPr>
+                <w:b/>
+                <w:bCs/>
+                <w:sz w:val="20"/>
+                <w:szCs w:val="20"/>
+              </w:rPr>
+              <w:t>Luồng chính</w:t>
+            </w:r>
+          </w:p>
+        </w:tc>
+        <w:tc>
+          <w:tcPr>
+            <w:tcW w:w="7000" w:type="dxa"/>
+          </w:tcPr>
+          <w:p>
+            <w:r>
+              <w:rPr>
+                <w:sz w:val="20"/>
+                <w:szCs w:val="20"/>
+              </w:rPr>
+              <w:t>1. Admin tạo Building: nhập tên, địa chỉ, center_lat/lng, total_floors, arcgis_layer_id. 2. Tạo các Floor: floor_number, altitude_min, altitude_max. 3. Hệ thống lưu và hiển thị Building trên bản đồ ArcGIS. 4. Ghi AuditLog.</w:t>
+            </w:r>
+          </w:p>
+        </w:tc>
+      </w:tr>
+      <w:tr>
+        <w:tc>
+          <w:tcPr>
+            <w:tcW w:w="2200" w:type="dxa"/>
+          </w:tcPr>
+          <w:p>
+            <w:r>
+              <w:rPr>
+                <w:b/>
+                <w:bCs/>
+                <w:sz w:val="20"/>
+                <w:szCs w:val="20"/>
+              </w:rPr>
+              <w:t>Luồng thay thế / ngoại lệ</w:t>
+            </w:r>
+          </w:p>
+        </w:tc>
+        <w:tc>
+          <w:tcPr>
+            <w:tcW w:w="7000" w:type="dxa"/>
+          </w:tcPr>
+          <w:p>
+            <w:r>
+              <w:rPr>
+                <w:sz w:val="20"/>
+                <w:szCs w:val="20"/>
+              </w:rPr>
+              <w:t>A1: arcgis_layer_id không hợp lệ → cảnh báo lỗi tích hợp ArcGIS.</w:t>
+            </w:r>
+          </w:p>
+        </w:tc>
+      </w:tr>
+      <w:tr>
+        <w:tc>
+          <w:tcPr>
+            <w:tcW w:w="2200" w:type="dxa"/>
+          </w:tcPr>
+          <w:p>
+            <w:r>
+              <w:rPr>
+                <w:b/>
+                <w:bCs/>
+                <w:sz w:val="20"/>
+                <w:szCs w:val="20"/>
+              </w:rPr>
+              <w:t>Hậu điều kiện</w:t>
+            </w:r>
+          </w:p>
+        </w:tc>
+        <w:tc>
+          <w:tcPr>
+            <w:tcW w:w="7000" w:type="dxa"/>
+          </w:tcPr>
+          <w:p>
+            <w:r>
+              <w:rPr>
+                <w:sz w:val="20"/>
+                <w:szCs w:val="20"/>
+              </w:rPr>
+              <w:t>Tòa nhà và các tầng sẵn sàng để cấu hình Geofence.</w:t>
+            </w:r>
+          </w:p>
+        </w:tc>
+      </w:tr>
+    </w:tbl>
+    <w:p>
+      <w:pPr>
+        <w:jc w:val="left"/>
+      </w:pPr>
+    </w:p>
+    <w:p>
+      <w:pPr>
+        <w:jc w:val="center"/>
+      </w:pPr>
+    </w:p>
+    <w:p>
+      <w:pPr>
+        <w:jc w:val="center"/>
+      </w:pPr>
+    </w:p>
+    <w:p>
+      <w:pPr>
+        <w:jc w:val="center"/>
+      </w:pPr>
+    </w:p>
+    <w:p>
+      <w:pPr>
+        <w:ind w:left="-284"/>
+        <w:jc w:val="left"/>
+      </w:pPr>
+    </w:p>
     <w:sectPr>
-      <w:footerReference w:type="default" r:id="rId11"/>
+      <w:footerReference w:type="default" r:id="rId37"/>
       <w:pgSz w:w="12240" w:h="15840"/>
       <w:pgMar w:top="1440" w:right="1440" w:bottom="1440" w:left="1440" w:header="720" w:footer="720" w:gutter="0"/>
       <w:pgNumType w:start="1"/>
@@ -15154,7 +23696,7 @@
   <w:abstractNum w:abstractNumId="9" w15:restartNumberingAfterBreak="0">
     <w:nsid w:val="35664666"/>
     <w:multiLevelType w:val="multilevel"/>
-    <w:tmpl w:val="AC5E3F78"/>
+    <w:tmpl w:val="7E16A05E"/>
     <w:lvl w:ilvl="0">
       <w:start w:val="1"/>
       <w:numFmt w:val="bullet"/>
@@ -15182,20 +23724,16 @@
         <w:rFonts w:hint="default"/>
       </w:rPr>
     </w:lvl>
-    <w:lvl w:ilvl="2" w:tentative="1">
+    <w:lvl w:ilvl="2">
       <w:start w:val="1"/>
-      <w:numFmt w:val="bullet"/>
-      <w:lvlText w:val=""/>
+      <w:numFmt w:val="decimal"/>
+      <w:lvlText w:val="%3."/>
       <w:lvlJc w:val="left"/>
       <w:pPr>
-        <w:tabs>
-          <w:tab w:val="num" w:pos="2160"/>
-        </w:tabs>
         <w:ind w:left="2160" w:hanging="360"/>
       </w:pPr>
       <w:rPr>
-        <w:rFonts w:ascii="Wingdings" w:hAnsi="Wingdings" w:hint="default"/>
-        <w:sz w:val="20"/>
+        <w:rFonts w:hint="default"/>
       </w:rPr>
     </w:lvl>
     <w:lvl w:ilvl="3" w:tentative="1">
@@ -16525,6 +25063,7 @@
   <w:style w:type="character" w:default="1" w:styleId="DefaultParagraphFont">
     <w:name w:val="Default Paragraph Font"/>
     <w:uiPriority w:val="1"/>
+    <w:semiHidden/>
     <w:unhideWhenUsed/>
   </w:style>
   <w:style w:type="table" w:default="1" w:styleId="TableNormal">
@@ -16901,6 +25440,86 @@
       <w:color w:val="365F91" w:themeColor="accent1" w:themeShade="BF"/>
     </w:rPr>
   </w:style>
+  <w:style w:type="table" w:styleId="PlainTable2">
+    <w:name w:val="Plain Table 2"/>
+    <w:basedOn w:val="TableNormal"/>
+    <w:uiPriority w:val="42"/>
+    <w:rsid w:val="00742A2D"/>
+    <w:pPr>
+      <w:spacing w:after="0" w:line="240" w:lineRule="auto"/>
+    </w:pPr>
+    <w:tblPr>
+      <w:tblStyleRowBandSize w:val="1"/>
+      <w:tblStyleColBandSize w:val="1"/>
+      <w:tblBorders>
+        <w:top w:val="single" w:sz="4" w:space="0" w:color="7F7F7F" w:themeColor="text1" w:themeTint="80"/>
+        <w:bottom w:val="single" w:sz="4" w:space="0" w:color="7F7F7F" w:themeColor="text1" w:themeTint="80"/>
+      </w:tblBorders>
+    </w:tblPr>
+    <w:tblStylePr w:type="firstRow">
+      <w:rPr>
+        <w:b/>
+        <w:bCs/>
+      </w:rPr>
+      <w:tblPr/>
+      <w:tcPr>
+        <w:tcBorders>
+          <w:bottom w:val="single" w:sz="4" w:space="0" w:color="7F7F7F" w:themeColor="text1" w:themeTint="80"/>
+        </w:tcBorders>
+      </w:tcPr>
+    </w:tblStylePr>
+    <w:tblStylePr w:type="lastRow">
+      <w:rPr>
+        <w:b/>
+        <w:bCs/>
+      </w:rPr>
+      <w:tblPr/>
+      <w:tcPr>
+        <w:tcBorders>
+          <w:top w:val="single" w:sz="4" w:space="0" w:color="7F7F7F" w:themeColor="text1" w:themeTint="80"/>
+        </w:tcBorders>
+      </w:tcPr>
+    </w:tblStylePr>
+    <w:tblStylePr w:type="firstCol">
+      <w:rPr>
+        <w:b/>
+        <w:bCs/>
+      </w:rPr>
+    </w:tblStylePr>
+    <w:tblStylePr w:type="lastCol">
+      <w:rPr>
+        <w:b/>
+        <w:bCs/>
+      </w:rPr>
+    </w:tblStylePr>
+    <w:tblStylePr w:type="band1Vert">
+      <w:tblPr/>
+      <w:tcPr>
+        <w:tcBorders>
+          <w:left w:val="single" w:sz="4" w:space="0" w:color="7F7F7F" w:themeColor="text1" w:themeTint="80"/>
+          <w:right w:val="single" w:sz="4" w:space="0" w:color="7F7F7F" w:themeColor="text1" w:themeTint="80"/>
+        </w:tcBorders>
+      </w:tcPr>
+    </w:tblStylePr>
+    <w:tblStylePr w:type="band2Vert">
+      <w:tblPr/>
+      <w:tcPr>
+        <w:tcBorders>
+          <w:left w:val="single" w:sz="4" w:space="0" w:color="7F7F7F" w:themeColor="text1" w:themeTint="80"/>
+          <w:right w:val="single" w:sz="4" w:space="0" w:color="7F7F7F" w:themeColor="text1" w:themeTint="80"/>
+        </w:tcBorders>
+      </w:tcPr>
+    </w:tblStylePr>
+    <w:tblStylePr w:type="band1Horz">
+      <w:tblPr/>
+      <w:tcPr>
+        <w:tcBorders>
+          <w:top w:val="single" w:sz="4" w:space="0" w:color="7F7F7F" w:themeColor="text1" w:themeTint="80"/>
+          <w:bottom w:val="single" w:sz="4" w:space="0" w:color="7F7F7F" w:themeColor="text1" w:themeTint="80"/>
+        </w:tcBorders>
+      </w:tcPr>
+    </w:tblStylePr>
+  </w:style>
 </w:styles>
 </file>
 
@@ -17190,28 +25809,28 @@
 </file>
 
 <file path=customXml/item1.xml><?xml version="1.0" encoding="utf-8"?>
+<b:Sources xmlns:b="http://schemas.openxmlformats.org/officeDocument/2006/bibliography" xmlns="http://schemas.openxmlformats.org/officeDocument/2006/bibliography" SelectedStyle="\IEEE2006OfficeOnline.xsl" StyleName="IEEE" Version="2006"/>
+</file>
+
+<file path=customXml/item2.xml><?xml version="1.0" encoding="utf-8"?>
 <go:gDocsCustomXmlDataStorage xmlns:go="http://customooxmlschemas.google.com/" xmlns:r="http://schemas.openxmlformats.org/officeDocument/2006/relationships">
   <go:docsCustomData xmlns:go="http://customooxmlschemas.google.com/" roundtripDataSignature="AMtx7mgDsJMDzpcbb5IelzhQorpvYoe7qw==">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</go:docsCustomData>
 </go:gDocsCustomXmlDataStorage>
 </file>
 
-<file path=customXml/item2.xml><?xml version="1.0" encoding="utf-8"?>
-<b:Sources xmlns:b="http://schemas.openxmlformats.org/officeDocument/2006/bibliography" xmlns="http://schemas.openxmlformats.org/officeDocument/2006/bibliography" SelectedStyle="\IEEE2006OfficeOnline.xsl" StyleName="IEEE" Version="2006"/>
+<file path=customXml/itemProps1.xml><?xml version="1.0" encoding="utf-8"?>
+<ds:datastoreItem xmlns:ds="http://schemas.openxmlformats.org/officeDocument/2006/customXml" ds:itemID="{9D4917EC-5107-48A8-9167-B389A08A79F8}">
+  <ds:schemaRefs>
+    <ds:schemaRef ds:uri="http://schemas.openxmlformats.org/officeDocument/2006/bibliography"/>
+  </ds:schemaRefs>
+</ds:datastoreItem>
 </file>
 
-<file path=customXml/itemProps1.xml><?xml version="1.0" encoding="utf-8"?>
+<file path=customXml/itemProps2.xml><?xml version="1.0" encoding="utf-8"?>
 <ds:datastoreItem xmlns:ds="http://schemas.openxmlformats.org/officeDocument/2006/customXml" ds:itemID="{11111111-1234-1234-1234-123412341234}">
   <ds:schemaRefs>
     <ds:schemaRef ds:uri="http://customooxmlschemas.google.com/"/>
     <ds:schemaRef ds:uri="http://schemas.openxmlformats.org/officeDocument/2006/relationships"/>
   </ds:schemaRefs>
 </ds:datastoreItem>
-</file>
-
-<file path=customXml/itemProps2.xml><?xml version="1.0" encoding="utf-8"?>
-<ds:datastoreItem xmlns:ds="http://schemas.openxmlformats.org/officeDocument/2006/customXml" ds:itemID="{9D4917EC-5107-48A8-9167-B389A08A79F8}">
-  <ds:schemaRefs>
-    <ds:schemaRef ds:uri="http://schemas.openxmlformats.org/officeDocument/2006/bibliography"/>
-  </ds:schemaRefs>
-</ds:datastoreItem>
 </file>